--- a/TS-Kramam/TS-4.3/TS 4.3 Sanskrit Krama Paatam Corrections.docx
+++ b/TS-Kramam/TS-4.3/TS 4.3 Sanskrit Krama Paatam Corrections.docx
@@ -1,6 +1,6 @@
 
 <file path=word/document.xml><?xml version="1.0" encoding="utf-8"?>
-<w:document xmlns:wpc="http://schemas.microsoft.com/office/word/2010/wordprocessingCanvas" xmlns:cx="http://schemas.microsoft.com/office/drawing/2014/chartex" xmlns:cx1="http://schemas.microsoft.com/office/drawing/2015/9/8/chartex" xmlns:cx2="http://schemas.microsoft.com/office/drawing/2015/10/21/chartex" xmlns:cx3="http://schemas.microsoft.com/office/drawing/2016/5/9/chartex" xmlns:cx4="http://schemas.microsoft.com/office/drawing/2016/5/10/chartex" xmlns:cx5="http://schemas.microsoft.com/office/drawing/2016/5/11/chartex" xmlns:cx6="http://schemas.microsoft.com/office/drawing/2016/5/12/chartex" xmlns:cx7="http://schemas.microsoft.com/office/drawing/2016/5/13/chartex" xmlns:cx8="http://schemas.microsoft.com/office/drawing/2016/5/14/chartex" xmlns:mc="http://schemas.openxmlformats.org/markup-compatibility/2006" xmlns:aink="http://schemas.microsoft.com/office/drawing/2016/ink" xmlns:am3d="http://schemas.microsoft.com/office/drawing/2017/model3d" xmlns:o="urn:schemas-microsoft-com:office:office" xmlns:oel="http://schemas.microsoft.com/office/2019/extlst" xmlns:r="http://schemas.openxmlformats.org/officeDocument/2006/relationships" xmlns:m="http://schemas.openxmlformats.org/officeDocument/2006/math" xmlns:v="urn:schemas-microsoft-com:vml" xmlns:wp14="http://schemas.microsoft.com/office/word/2010/wordprocessingDrawing" xmlns:wp="http://schemas.openxmlformats.org/drawingml/2006/wordprocessingDrawing" xmlns:w10="urn:schemas-microsoft-com:office:word" xmlns:w="http://schemas.openxmlformats.org/wordprocessingml/2006/main" xmlns:w14="http://schemas.microsoft.com/office/word/2010/wordml" xmlns:w15="http://schemas.microsoft.com/office/word/2012/wordml" xmlns:w16cei="http://schemas.microsoft.com/office/word/2026/wordml/cei" xmlns:w16cex="http://schemas.microsoft.com/office/word/2018/wordml/cex" xmlns:w16cid="http://schemas.microsoft.com/office/word/2016/wordml/cid" xmlns:w16="http://schemas.microsoft.com/office/word/2018/wordml" xmlns:w16du="http://schemas.microsoft.com/office/word/2023/wordml/word16du" xmlns:w16sdtdh="http://schemas.microsoft.com/office/word/2020/wordml/sdtdatahash" xmlns:w16sdtfl="http://schemas.microsoft.com/office/word/2024/wordml/sdtformatlock" xmlns:w16se="http://schemas.microsoft.com/office/word/2015/wordml/symex" xmlns:wpg="http://schemas.microsoft.com/office/word/2010/wordprocessingGroup" xmlns:wpi="http://schemas.microsoft.com/office/word/2010/wordprocessingInk" xmlns:wne="http://schemas.microsoft.com/office/word/2006/wordml" xmlns:wps="http://schemas.microsoft.com/office/word/2010/wordprocessingShape" mc:Ignorable="w14 w15 w16se w16cid w16 w16cex w16sdtdh w16sdtfl w16du wp14">
+<w:document xmlns:wpc="http://schemas.microsoft.com/office/word/2010/wordprocessingCanvas" xmlns:cx="http://schemas.microsoft.com/office/drawing/2014/chartex" xmlns:cx1="http://schemas.microsoft.com/office/drawing/2015/9/8/chartex" xmlns:cx2="http://schemas.microsoft.com/office/drawing/2015/10/21/chartex" xmlns:cx3="http://schemas.microsoft.com/office/drawing/2016/5/9/chartex" xmlns:cx4="http://schemas.microsoft.com/office/drawing/2016/5/10/chartex" xmlns:cx5="http://schemas.microsoft.com/office/drawing/2016/5/11/chartex" xmlns:cx6="http://schemas.microsoft.com/office/drawing/2016/5/12/chartex" xmlns:cx7="http://schemas.microsoft.com/office/drawing/2016/5/13/chartex" xmlns:cx8="http://schemas.microsoft.com/office/drawing/2016/5/14/chartex" xmlns:mc="http://schemas.openxmlformats.org/markup-compatibility/2006" xmlns:aink="http://schemas.microsoft.com/office/drawing/2016/ink" xmlns:am3d="http://schemas.microsoft.com/office/drawing/2017/model3d" xmlns:o="urn:schemas-microsoft-com:office:office" xmlns:oel="http://schemas.microsoft.com/office/2019/extlst" xmlns:r="http://schemas.openxmlformats.org/officeDocument/2006/relationships" xmlns:m="http://schemas.openxmlformats.org/officeDocument/2006/math" xmlns:v="urn:schemas-microsoft-com:vml" xmlns:wp14="http://schemas.microsoft.com/office/word/2010/wordprocessingDrawing" xmlns:wp="http://schemas.openxmlformats.org/drawingml/2006/wordprocessingDrawing" xmlns:w10="urn:schemas-microsoft-com:office:word" xmlns:w="http://schemas.openxmlformats.org/wordprocessingml/2006/main" xmlns:w14="http://schemas.microsoft.com/office/word/2010/wordml" xmlns:w15="http://schemas.microsoft.com/office/word/2012/wordml" xmlns:w16cex="http://schemas.microsoft.com/office/word/2018/wordml/cex" xmlns:w16cid="http://schemas.microsoft.com/office/word/2016/wordml/cid" xmlns:w16="http://schemas.microsoft.com/office/word/2018/wordml" xmlns:w16du="http://schemas.microsoft.com/office/word/2023/wordml/word16du" xmlns:w16sdtdh="http://schemas.microsoft.com/office/word/2020/wordml/sdtdatahash" xmlns:w16sdtfl="http://schemas.microsoft.com/office/word/2024/wordml/sdtformatlock" xmlns:w16se="http://schemas.microsoft.com/office/word/2015/wordml/symex" xmlns:wpg="http://schemas.microsoft.com/office/word/2010/wordprocessingGroup" xmlns:wpi="http://schemas.microsoft.com/office/word/2010/wordprocessingInk" xmlns:wne="http://schemas.microsoft.com/office/word/2006/wordml" xmlns:wps="http://schemas.microsoft.com/office/word/2010/wordprocessingShape" mc:Ignorable="w14 w15 w16se w16cid w16 w16cex w16sdtdh w16sdtfl w16du wp14">
   <w:body>
     <w:p>
       <w:pPr>
@@ -81,18 +81,7 @@
           <w:szCs w:val="32"/>
           <w:u w:val="single"/>
         </w:rPr>
-        <w:t xml:space="preserve">Observed </w:t>
-      </w:r>
-      <w:proofErr w:type="gramStart"/>
-      <w:r>
-        <w:rPr>
-          <w:b/>
-          <w:bCs/>
-          <w:sz w:val="32"/>
-          <w:szCs w:val="32"/>
-          <w:u w:val="single"/>
-        </w:rPr>
-        <w:t xml:space="preserve">till </w:t>
+        <w:t xml:space="preserve">Observed till </w:t>
       </w:r>
       <w:r>
         <w:rPr>
@@ -105,7 +94,6 @@
         </w:rPr>
         <w:t>????</w:t>
       </w:r>
-      <w:proofErr w:type="gramEnd"/>
     </w:p>
     <w:p>
       <w:pPr>
@@ -640,6 +628,372 @@
                 <w:lang w:val="it-IT"/>
               </w:rPr>
               <w:t>qÉqÉç |</w:t>
+            </w:r>
+          </w:p>
+        </w:tc>
+      </w:tr>
+      <w:tr>
+        <w:trPr>
+          <w:trHeight w:val="1006"/>
+        </w:trPr>
+        <w:tc>
+          <w:tcPr>
+            <w:tcW w:w="3906" w:type="dxa"/>
+            <w:tcBorders>
+              <w:top w:val="single" w:sz="4" w:space="0" w:color="000000"/>
+              <w:left w:val="single" w:sz="4" w:space="0" w:color="000000"/>
+              <w:bottom w:val="single" w:sz="4" w:space="0" w:color="000000"/>
+              <w:right w:val="single" w:sz="4" w:space="0" w:color="000000"/>
+            </w:tcBorders>
+          </w:tcPr>
+          <w:p>
+            <w:pPr>
+              <w:widowControl w:val="0"/>
+              <w:tabs>
+                <w:tab w:val="left" w:pos="993"/>
+              </w:tabs>
+              <w:autoSpaceDE w:val="0"/>
+              <w:autoSpaceDN w:val="0"/>
+              <w:adjustRightInd w:val="0"/>
+              <w:spacing w:before="0" w:line="240" w:lineRule="auto"/>
+              <w:ind w:right="297"/>
+              <w:rPr>
+                <w:rFonts w:cs="Arial"/>
+                <w:b/>
+                <w:sz w:val="28"/>
+                <w:szCs w:val="32"/>
+              </w:rPr>
+            </w:pPr>
+            <w:r>
+              <w:rPr>
+                <w:rFonts w:cs="Arial"/>
+                <w:b/>
+                <w:sz w:val="28"/>
+                <w:szCs w:val="32"/>
+              </w:rPr>
+              <w:t>T.S.4.3.</w:t>
+            </w:r>
+            <w:r>
+              <w:rPr>
+                <w:rFonts w:cs="Arial"/>
+                <w:b/>
+                <w:sz w:val="28"/>
+                <w:szCs w:val="32"/>
+              </w:rPr>
+              <w:t>6</w:t>
+            </w:r>
+            <w:r>
+              <w:rPr>
+                <w:rFonts w:cs="Arial"/>
+                <w:b/>
+                <w:sz w:val="28"/>
+                <w:szCs w:val="32"/>
+              </w:rPr>
+              <w:t>.</w:t>
+            </w:r>
+            <w:r>
+              <w:rPr>
+                <w:rFonts w:cs="Arial"/>
+                <w:b/>
+                <w:sz w:val="28"/>
+                <w:szCs w:val="32"/>
+              </w:rPr>
+              <w:t>1</w:t>
+            </w:r>
+            <w:r>
+              <w:rPr>
+                <w:rFonts w:cs="Arial"/>
+                <w:b/>
+                <w:sz w:val="28"/>
+                <w:szCs w:val="32"/>
+              </w:rPr>
+              <w:t xml:space="preserve"> – Kramam</w:t>
+            </w:r>
+          </w:p>
+          <w:p>
+            <w:pPr>
+              <w:widowControl w:val="0"/>
+              <w:tabs>
+                <w:tab w:val="left" w:pos="993"/>
+              </w:tabs>
+              <w:autoSpaceDE w:val="0"/>
+              <w:autoSpaceDN w:val="0"/>
+              <w:adjustRightInd w:val="0"/>
+              <w:spacing w:before="0" w:line="240" w:lineRule="auto"/>
+              <w:ind w:right="297"/>
+              <w:rPr>
+                <w:rFonts w:cs="Arial"/>
+                <w:b/>
+                <w:sz w:val="28"/>
+                <w:szCs w:val="32"/>
+                <w:lang w:val="en-IN"/>
+              </w:rPr>
+            </w:pPr>
+            <w:r>
+              <w:rPr>
+                <w:rFonts w:cs="Arial"/>
+                <w:b/>
+                <w:sz w:val="28"/>
+                <w:szCs w:val="32"/>
+                <w:lang w:val="en-IN"/>
+              </w:rPr>
+              <w:t>Krama Vaakyam No.– 35</w:t>
+            </w:r>
+          </w:p>
+          <w:p>
+            <w:pPr>
+              <w:widowControl w:val="0"/>
+              <w:tabs>
+                <w:tab w:val="left" w:pos="993"/>
+              </w:tabs>
+              <w:autoSpaceDE w:val="0"/>
+              <w:autoSpaceDN w:val="0"/>
+              <w:adjustRightInd w:val="0"/>
+              <w:spacing w:before="0" w:line="240" w:lineRule="auto"/>
+              <w:ind w:right="297"/>
+              <w:rPr>
+                <w:rFonts w:cs="Arial"/>
+                <w:b/>
+                <w:sz w:val="28"/>
+                <w:szCs w:val="32"/>
+                <w:lang w:val="it-IT"/>
+              </w:rPr>
+            </w:pPr>
+            <w:r>
+              <w:rPr>
+                <w:rFonts w:cs="Arial"/>
+                <w:b/>
+                <w:sz w:val="28"/>
+                <w:szCs w:val="32"/>
+                <w:lang w:val="it-IT"/>
+              </w:rPr>
+              <w:t>Panchaati No</w:t>
+            </w:r>
+            <w:r>
+              <w:rPr>
+                <w:rFonts w:cs="Arial"/>
+                <w:b/>
+                <w:szCs w:val="32"/>
+                <w:lang w:val="it-IT"/>
+              </w:rPr>
+              <w:t xml:space="preserve">. - </w:t>
+            </w:r>
+            <w:r>
+              <w:rPr>
+                <w:rFonts w:cs="Arial"/>
+                <w:b/>
+                <w:sz w:val="28"/>
+                <w:szCs w:val="32"/>
+                <w:lang w:val="it-IT"/>
+              </w:rPr>
+              <w:t>11</w:t>
+            </w:r>
+          </w:p>
+        </w:tc>
+        <w:tc>
+          <w:tcPr>
+            <w:tcW w:w="5103" w:type="dxa"/>
+            <w:tcBorders>
+              <w:top w:val="single" w:sz="4" w:space="0" w:color="000000"/>
+              <w:left w:val="single" w:sz="4" w:space="0" w:color="000000"/>
+              <w:bottom w:val="single" w:sz="4" w:space="0" w:color="000000"/>
+              <w:right w:val="single" w:sz="4" w:space="0" w:color="000000"/>
+            </w:tcBorders>
+          </w:tcPr>
+          <w:p>
+            <w:pPr>
+              <w:widowControl w:val="0"/>
+              <w:autoSpaceDE w:val="0"/>
+              <w:autoSpaceDN w:val="0"/>
+              <w:adjustRightInd w:val="0"/>
+              <w:spacing w:before="0" w:line="240" w:lineRule="auto"/>
+              <w:rPr>
+                <w:rFonts w:ascii="BRH Malayalam Extra" w:hAnsi="BRH Malayalam Extra" w:cs="BRH Malayalam Extra"/>
+                <w:color w:val="000000"/>
+                <w:sz w:val="40"/>
+                <w:szCs w:val="40"/>
+                <w:lang w:val="it-IT"/>
+              </w:rPr>
+            </w:pPr>
+            <w:r>
+              <w:rPr>
+                <w:rFonts w:ascii="BRH Devanagari Extra" w:hAnsi="BRH Devanagari Extra" w:cs="BRH Devanagari Extra"/>
+                <w:color w:val="000000"/>
+                <w:sz w:val="40"/>
+                <w:szCs w:val="40"/>
+                <w:lang w:val="it-IT"/>
+              </w:rPr>
+              <w:t>A</w:t>
+            </w:r>
+            <w:r>
+              <w:rPr>
+                <w:rFonts w:ascii="BRH Malayalam Extra" w:hAnsi="BRH Malayalam Extra" w:cs="BRH Devanagari Extra"/>
+                <w:color w:val="000000"/>
+                <w:sz w:val="30"/>
+                <w:szCs w:val="40"/>
+                <w:lang w:val="it-IT"/>
+              </w:rPr>
+              <w:t>–</w:t>
+            </w:r>
+            <w:r>
+              <w:rPr>
+                <w:rFonts w:ascii="BRH Devanagari Extra" w:hAnsi="BRH Devanagari Extra" w:cs="BRH Devanagari Extra"/>
+                <w:color w:val="000000"/>
+                <w:sz w:val="40"/>
+                <w:szCs w:val="40"/>
+                <w:lang w:val="it-IT"/>
+              </w:rPr>
+              <w:t xml:space="preserve">liÉËUþ¤ÉÇ ÆrÉcNû | </w:t>
+            </w:r>
+            <w:r>
+              <w:rPr>
+                <w:rFonts w:ascii="BRH Devanagari Extra" w:hAnsi="BRH Devanagari Extra" w:cs="BRH Devanagari Extra"/>
+                <w:color w:val="000000"/>
+                <w:sz w:val="40"/>
+                <w:szCs w:val="40"/>
+                <w:highlight w:val="yellow"/>
+                <w:lang w:val="it-IT"/>
+              </w:rPr>
+              <w:t>rÉ</w:t>
+            </w:r>
+            <w:r>
+              <w:rPr>
+                <w:rFonts w:ascii="BRH Devanagari Extra" w:hAnsi="BRH Devanagari Extra" w:cs="BRH Devanagari Extra"/>
+                <w:color w:val="000000"/>
+                <w:sz w:val="40"/>
+                <w:szCs w:val="40"/>
+                <w:lang w:val="it-IT"/>
+              </w:rPr>
+              <w:t>cNûÉ</w:t>
+            </w:r>
+            <w:r>
+              <w:rPr>
+                <w:rFonts w:ascii="BRH Malayalam Extra" w:hAnsi="BRH Malayalam Extra" w:cs="BRH Devanagari Extra"/>
+                <w:color w:val="000000"/>
+                <w:sz w:val="30"/>
+                <w:szCs w:val="40"/>
+                <w:lang w:val="it-IT"/>
+              </w:rPr>
+              <w:t>–</w:t>
+            </w:r>
+            <w:r>
+              <w:rPr>
+                <w:rFonts w:ascii="BRH Devanagari Extra" w:hAnsi="BRH Devanagari Extra" w:cs="BRH Devanagari Extra"/>
+                <w:color w:val="000000"/>
+                <w:sz w:val="40"/>
+                <w:szCs w:val="40"/>
+                <w:lang w:val="it-IT"/>
+              </w:rPr>
+              <w:t>liÉËUþ¤ÉqÉç |</w:t>
+            </w:r>
+          </w:p>
+        </w:tc>
+        <w:tc>
+          <w:tcPr>
+            <w:tcW w:w="5386" w:type="dxa"/>
+            <w:tcBorders>
+              <w:top w:val="single" w:sz="4" w:space="0" w:color="000000"/>
+              <w:left w:val="single" w:sz="4" w:space="0" w:color="000000"/>
+              <w:bottom w:val="single" w:sz="4" w:space="0" w:color="000000"/>
+              <w:right w:val="single" w:sz="4" w:space="0" w:color="000000"/>
+            </w:tcBorders>
+          </w:tcPr>
+          <w:p>
+            <w:pPr>
+              <w:widowControl w:val="0"/>
+              <w:autoSpaceDE w:val="0"/>
+              <w:autoSpaceDN w:val="0"/>
+              <w:adjustRightInd w:val="0"/>
+              <w:spacing w:before="0" w:line="240" w:lineRule="auto"/>
+              <w:rPr>
+                <w:rFonts w:ascii="BRH Malayalam Extra" w:hAnsi="BRH Malayalam Extra" w:cs="BRH Malayalam Extra"/>
+                <w:color w:val="000000"/>
+                <w:sz w:val="40"/>
+                <w:szCs w:val="40"/>
+                <w:lang w:val="it-IT"/>
+              </w:rPr>
+            </w:pPr>
+            <w:r>
+              <w:rPr>
+                <w:rFonts w:ascii="BRH Devanagari Extra" w:hAnsi="BRH Devanagari Extra" w:cs="BRH Devanagari Extra"/>
+                <w:color w:val="000000"/>
+                <w:sz w:val="40"/>
+                <w:szCs w:val="40"/>
+                <w:lang w:val="it-IT"/>
+              </w:rPr>
+              <w:t>A</w:t>
+            </w:r>
+            <w:r>
+              <w:rPr>
+                <w:rFonts w:ascii="BRH Malayalam Extra" w:hAnsi="BRH Malayalam Extra" w:cs="BRH Devanagari Extra"/>
+                <w:color w:val="000000"/>
+                <w:sz w:val="30"/>
+                <w:szCs w:val="40"/>
+                <w:lang w:val="it-IT"/>
+              </w:rPr>
+              <w:t>–</w:t>
+            </w:r>
+            <w:r>
+              <w:rPr>
+                <w:rFonts w:ascii="BRH Devanagari Extra" w:hAnsi="BRH Devanagari Extra" w:cs="BRH Devanagari Extra"/>
+                <w:color w:val="000000"/>
+                <w:sz w:val="40"/>
+                <w:szCs w:val="40"/>
+                <w:lang w:val="it-IT"/>
+              </w:rPr>
+              <w:t xml:space="preserve">liÉËUþ¤ÉÇ ÆrÉcNû | </w:t>
+            </w:r>
+            <w:r>
+              <w:rPr>
+                <w:rFonts w:ascii="BRH Devanagari Extra" w:hAnsi="BRH Devanagari Extra" w:cs="BRH Devanagari Extra"/>
+                <w:color w:val="000000"/>
+                <w:sz w:val="40"/>
+                <w:szCs w:val="40"/>
+                <w:highlight w:val="green"/>
+                <w:lang w:val="it-IT"/>
+              </w:rPr>
+              <w:t>rÉ</w:t>
+            </w:r>
+            <w:r>
+              <w:rPr>
+                <w:rFonts w:ascii="BRH Malayalam Extra" w:hAnsi="BRH Malayalam Extra" w:cs="BRH Devanagari Extra"/>
+                <w:color w:val="000000"/>
+                <w:sz w:val="30"/>
+                <w:szCs w:val="40"/>
+                <w:highlight w:val="green"/>
+                <w:lang w:val="it-IT"/>
+              </w:rPr>
+              <w:t>–</w:t>
+            </w:r>
+            <w:r>
+              <w:rPr>
+                <w:rFonts w:ascii="BRH Devanagari Extra" w:hAnsi="BRH Devanagari Extra" w:cs="BRH Devanagari Extra"/>
+                <w:color w:val="000000"/>
+                <w:sz w:val="40"/>
+                <w:szCs w:val="40"/>
+                <w:lang w:val="it-IT"/>
+              </w:rPr>
+              <w:t>cNûÉ</w:t>
+            </w:r>
+            <w:r>
+              <w:rPr>
+                <w:rFonts w:ascii="BRH Malayalam Extra" w:hAnsi="BRH Malayalam Extra" w:cs="BRH Devanagari Extra"/>
+                <w:color w:val="000000"/>
+                <w:sz w:val="30"/>
+                <w:szCs w:val="40"/>
+                <w:lang w:val="it-IT"/>
+              </w:rPr>
+              <w:t>–</w:t>
+            </w:r>
+            <w:r>
+              <w:rPr>
+                <w:rFonts w:ascii="BRH Devanagari Extra" w:hAnsi="BRH Devanagari Extra" w:cs="BRH Devanagari Extra"/>
+                <w:color w:val="000000"/>
+                <w:sz w:val="40"/>
+                <w:szCs w:val="40"/>
+                <w:lang w:val="it-IT"/>
+              </w:rPr>
+              <w:t>liÉËUþ¤ÉqÉç |</w:t>
             </w:r>
           </w:p>
         </w:tc>
@@ -1669,7 +2023,6 @@
           <w:szCs w:val="32"/>
           <w:u w:val="single"/>
         </w:rPr>
-        <w:lastRenderedPageBreak/>
         <w:t xml:space="preserve">TS </w:t>
       </w:r>
       <w:r>
@@ -2048,7 +2401,6 @@
                 <w:szCs w:val="40"/>
               </w:rPr>
             </w:pPr>
-            <w:proofErr w:type="spellStart"/>
             <w:r>
               <w:rPr>
                 <w:rFonts w:ascii="BRH Devanagari Extra" w:hAnsi="BRH Devanagari Extra" w:cs="BRH Devanagari Extra"/>
@@ -2058,46 +2410,33 @@
               </w:rPr>
               <w:t>ÌuÉ</w:t>
             </w:r>
-            <w:proofErr w:type="spellEnd"/>
-            <w:r>
-              <w:rPr>
-                <w:rFonts w:ascii="BRH Malayalam Extra" w:hAnsi="BRH Malayalam Extra" w:cs="BRH Devanagari Extra"/>
-                <w:color w:val="000000"/>
-                <w:sz w:val="30"/>
-                <w:szCs w:val="40"/>
-              </w:rPr>
-              <w:t>–</w:t>
-            </w:r>
-            <w:r>
-              <w:rPr>
-                <w:rFonts w:ascii="BRH Devanagari Extra" w:hAnsi="BRH Devanagari Extra" w:cs="BRH Devanagari Extra"/>
-                <w:color w:val="000000"/>
-                <w:sz w:val="40"/>
-                <w:szCs w:val="40"/>
-              </w:rPr>
-              <w:t>µ</w:t>
-            </w:r>
-            <w:proofErr w:type="spellStart"/>
-            <w:r>
-              <w:rPr>
-                <w:rFonts w:ascii="BRH Devanagari Extra" w:hAnsi="BRH Devanagari Extra" w:cs="BRH Devanagari Extra"/>
-                <w:color w:val="000000"/>
-                <w:sz w:val="40"/>
-                <w:szCs w:val="40"/>
-              </w:rPr>
-              <w:t>ÉMü</w:t>
-            </w:r>
-            <w:proofErr w:type="spellEnd"/>
-            <w:r>
-              <w:rPr>
-                <w:rFonts w:ascii="BRH Malayalam Extra" w:hAnsi="BRH Malayalam Extra" w:cs="BRH Devanagari Extra"/>
-                <w:color w:val="000000"/>
-                <w:sz w:val="30"/>
-                <w:szCs w:val="40"/>
-              </w:rPr>
-              <w:t>–</w:t>
-            </w:r>
-            <w:proofErr w:type="spellStart"/>
+            <w:r>
+              <w:rPr>
+                <w:rFonts w:ascii="BRH Malayalam Extra" w:hAnsi="BRH Malayalam Extra" w:cs="BRH Devanagari Extra"/>
+                <w:color w:val="000000"/>
+                <w:sz w:val="30"/>
+                <w:szCs w:val="40"/>
+              </w:rPr>
+              <w:t>–</w:t>
+            </w:r>
+            <w:r>
+              <w:rPr>
+                <w:rFonts w:ascii="BRH Devanagari Extra" w:hAnsi="BRH Devanagari Extra" w:cs="BRH Devanagari Extra"/>
+                <w:color w:val="000000"/>
+                <w:sz w:val="40"/>
+                <w:szCs w:val="40"/>
+              </w:rPr>
+              <w:t>µÉMü</w:t>
+            </w:r>
+            <w:r>
+              <w:rPr>
+                <w:rFonts w:ascii="BRH Malayalam Extra" w:hAnsi="BRH Malayalam Extra" w:cs="BRH Devanagari Extra"/>
+                <w:color w:val="000000"/>
+                <w:sz w:val="30"/>
+                <w:szCs w:val="40"/>
+              </w:rPr>
+              <w:t>–</w:t>
+            </w:r>
             <w:r>
               <w:rPr>
                 <w:rFonts w:ascii="BRH Devanagari Extra" w:hAnsi="BRH Devanagari Extra" w:cs="BRH Devanagari Extra"/>
@@ -2106,48 +2445,16 @@
                 <w:szCs w:val="40"/>
                 <w:highlight w:val="yellow"/>
               </w:rPr>
-              <w:t>qÉï</w:t>
-            </w:r>
-            <w:proofErr w:type="spellEnd"/>
-            <w:r>
-              <w:rPr>
-                <w:rFonts w:ascii="BRH Devanagari Extra" w:hAnsi="BRH Devanagari Extra" w:cs="BRH Devanagari Extra"/>
-                <w:color w:val="000000"/>
-                <w:sz w:val="40"/>
-                <w:szCs w:val="40"/>
-                <w:highlight w:val="yellow"/>
-              </w:rPr>
-              <w:t xml:space="preserve"> </w:t>
-            </w:r>
-            <w:proofErr w:type="spellStart"/>
-            <w:r>
-              <w:rPr>
-                <w:rFonts w:ascii="BRH Devanagari Extra" w:hAnsi="BRH Devanagari Extra" w:cs="BRH Devanagari Extra"/>
-                <w:color w:val="000000"/>
-                <w:sz w:val="40"/>
-                <w:szCs w:val="40"/>
-                <w:highlight w:val="yellow"/>
-              </w:rPr>
-              <w:t>G</w:t>
-            </w:r>
-            <w:r>
-              <w:rPr>
-                <w:rFonts w:ascii="BRH Devanagari Extra" w:hAnsi="BRH Devanagari Extra" w:cs="BRH Devanagari Extra"/>
-                <w:color w:val="000000"/>
-                <w:sz w:val="40"/>
-                <w:szCs w:val="40"/>
-              </w:rPr>
-              <w:t>ÌwÉþÈ</w:t>
-            </w:r>
-            <w:proofErr w:type="spellEnd"/>
-            <w:r>
-              <w:rPr>
-                <w:rFonts w:ascii="BRH Devanagari Extra" w:hAnsi="BRH Devanagari Extra" w:cs="BRH Devanagari Extra"/>
-                <w:color w:val="000000"/>
-                <w:sz w:val="40"/>
-                <w:szCs w:val="40"/>
-              </w:rPr>
-              <w:t xml:space="preserve"> |</w:t>
+              <w:t>qÉï G</w:t>
+            </w:r>
+            <w:r>
+              <w:rPr>
+                <w:rFonts w:ascii="BRH Devanagari Extra" w:hAnsi="BRH Devanagari Extra" w:cs="BRH Devanagari Extra"/>
+                <w:color w:val="000000"/>
+                <w:sz w:val="40"/>
+                <w:szCs w:val="40"/>
+              </w:rPr>
+              <w:t>ÌwÉþÈ |</w:t>
             </w:r>
           </w:p>
         </w:tc>
@@ -2175,7 +2482,6 @@
                 <w:szCs w:val="40"/>
               </w:rPr>
             </w:pPr>
-            <w:proofErr w:type="spellStart"/>
             <w:r>
               <w:rPr>
                 <w:rFonts w:ascii="BRH Devanagari Extra" w:hAnsi="BRH Devanagari Extra" w:cs="BRH Devanagari Extra"/>
@@ -2185,46 +2491,33 @@
               </w:rPr>
               <w:t>ÌuÉ</w:t>
             </w:r>
-            <w:proofErr w:type="spellEnd"/>
-            <w:r>
-              <w:rPr>
-                <w:rFonts w:ascii="BRH Malayalam Extra" w:hAnsi="BRH Malayalam Extra" w:cs="BRH Devanagari Extra"/>
-                <w:color w:val="000000"/>
-                <w:sz w:val="30"/>
-                <w:szCs w:val="40"/>
-              </w:rPr>
-              <w:t>–</w:t>
-            </w:r>
-            <w:r>
-              <w:rPr>
-                <w:rFonts w:ascii="BRH Devanagari Extra" w:hAnsi="BRH Devanagari Extra" w:cs="BRH Devanagari Extra"/>
-                <w:color w:val="000000"/>
-                <w:sz w:val="40"/>
-                <w:szCs w:val="40"/>
-              </w:rPr>
-              <w:t>µ</w:t>
-            </w:r>
-            <w:proofErr w:type="spellStart"/>
-            <w:r>
-              <w:rPr>
-                <w:rFonts w:ascii="BRH Devanagari Extra" w:hAnsi="BRH Devanagari Extra" w:cs="BRH Devanagari Extra"/>
-                <w:color w:val="000000"/>
-                <w:sz w:val="40"/>
-                <w:szCs w:val="40"/>
-              </w:rPr>
-              <w:t>ÉMü</w:t>
-            </w:r>
-            <w:proofErr w:type="spellEnd"/>
-            <w:r>
-              <w:rPr>
-                <w:rFonts w:ascii="BRH Malayalam Extra" w:hAnsi="BRH Malayalam Extra" w:cs="BRH Devanagari Extra"/>
-                <w:color w:val="000000"/>
-                <w:sz w:val="30"/>
-                <w:szCs w:val="40"/>
-              </w:rPr>
-              <w:t>–</w:t>
-            </w:r>
-            <w:proofErr w:type="spellStart"/>
+            <w:r>
+              <w:rPr>
+                <w:rFonts w:ascii="BRH Malayalam Extra" w:hAnsi="BRH Malayalam Extra" w:cs="BRH Devanagari Extra"/>
+                <w:color w:val="000000"/>
+                <w:sz w:val="30"/>
+                <w:szCs w:val="40"/>
+              </w:rPr>
+              <w:t>–</w:t>
+            </w:r>
+            <w:r>
+              <w:rPr>
+                <w:rFonts w:ascii="BRH Devanagari Extra" w:hAnsi="BRH Devanagari Extra" w:cs="BRH Devanagari Extra"/>
+                <w:color w:val="000000"/>
+                <w:sz w:val="40"/>
+                <w:szCs w:val="40"/>
+              </w:rPr>
+              <w:t>µÉMü</w:t>
+            </w:r>
+            <w:r>
+              <w:rPr>
+                <w:rFonts w:ascii="BRH Malayalam Extra" w:hAnsi="BRH Malayalam Extra" w:cs="BRH Devanagari Extra"/>
+                <w:color w:val="000000"/>
+                <w:sz w:val="30"/>
+                <w:szCs w:val="40"/>
+              </w:rPr>
+              <w:t>–</w:t>
+            </w:r>
             <w:r>
               <w:rPr>
                 <w:rFonts w:ascii="BRH Devanagari Extra" w:hAnsi="BRH Devanagari Extra" w:cs="BRH Devanagari Extra"/>
@@ -2234,7 +2527,6 @@
               </w:rPr>
               <w:t>qÉï</w:t>
             </w:r>
-            <w:proofErr w:type="spellEnd"/>
             <w:r>
               <w:rPr>
                 <w:rFonts w:ascii="BRH Devanagari Extra" w:eastAsia="Times New Roman" w:hAnsi="BRH Devanagari Extra" w:cs="BRH Devanagari Extra"/>
@@ -2256,25 +2548,14 @@
               </w:rPr>
               <w:t>ç</w:t>
             </w:r>
-            <w:proofErr w:type="spellStart"/>
-            <w:r>
-              <w:rPr>
-                <w:rFonts w:ascii="BRH Devanagari Extra" w:hAnsi="BRH Devanagari Extra" w:cs="BRH Devanagari Extra"/>
-                <w:color w:val="000000"/>
-                <w:sz w:val="40"/>
-                <w:szCs w:val="40"/>
-              </w:rPr>
-              <w:t>ÌwÉþÈ</w:t>
-            </w:r>
-            <w:proofErr w:type="spellEnd"/>
-            <w:r>
-              <w:rPr>
-                <w:rFonts w:ascii="BRH Devanagari Extra" w:hAnsi="BRH Devanagari Extra" w:cs="BRH Devanagari Extra"/>
-                <w:color w:val="000000"/>
-                <w:sz w:val="40"/>
-                <w:szCs w:val="40"/>
-              </w:rPr>
-              <w:t xml:space="preserve"> |</w:t>
+            <w:r>
+              <w:rPr>
+                <w:rFonts w:ascii="BRH Devanagari Extra" w:hAnsi="BRH Devanagari Extra" w:cs="BRH Devanagari Extra"/>
+                <w:color w:val="000000"/>
+                <w:sz w:val="40"/>
+                <w:szCs w:val="40"/>
+              </w:rPr>
+              <w:t>ÌwÉþÈ |</w:t>
             </w:r>
           </w:p>
         </w:tc>
@@ -2447,25 +2728,14 @@
                 <w:szCs w:val="40"/>
               </w:rPr>
             </w:pPr>
-            <w:proofErr w:type="spellStart"/>
-            <w:r>
-              <w:rPr>
-                <w:rFonts w:ascii="BRH Devanagari Extra" w:hAnsi="BRH Devanagari Extra" w:cs="BRH Devanagari Extra"/>
-                <w:color w:val="000000"/>
-                <w:sz w:val="40"/>
-                <w:szCs w:val="40"/>
-              </w:rPr>
-              <w:t>LUþrÉ</w:t>
-            </w:r>
-            <w:proofErr w:type="spellEnd"/>
-            <w:r>
-              <w:rPr>
-                <w:rFonts w:ascii="BRH Devanagari Extra" w:hAnsi="BRH Devanagari Extra" w:cs="BRH Devanagari Extra"/>
-                <w:color w:val="000000"/>
-                <w:sz w:val="40"/>
-                <w:szCs w:val="40"/>
-              </w:rPr>
-              <w:t xml:space="preserve"> | D</w:t>
+            <w:r>
+              <w:rPr>
+                <w:rFonts w:ascii="BRH Devanagari Extra" w:hAnsi="BRH Devanagari Extra" w:cs="BRH Devanagari Extra"/>
+                <w:color w:val="000000"/>
+                <w:sz w:val="40"/>
+                <w:szCs w:val="40"/>
+              </w:rPr>
+              <w:t>LUþrÉ | D</w:t>
             </w:r>
             <w:r>
               <w:rPr>
@@ -2494,7 +2764,6 @@
               </w:rPr>
               <w:t>–</w:t>
             </w:r>
-            <w:proofErr w:type="spellStart"/>
             <w:r>
               <w:rPr>
                 <w:rFonts w:ascii="BRH Devanagari Extra" w:hAnsi="BRH Devanagari Extra" w:cs="BRH Devanagari Extra"/>
@@ -2514,35 +2783,23 @@
               </w:rPr>
               <w:t>å</w:t>
             </w:r>
-            <w:proofErr w:type="spellEnd"/>
-            <w:r>
-              <w:rPr>
-                <w:rFonts w:ascii="BRH Malayalam Extra" w:hAnsi="BRH Malayalam Extra" w:cs="BRH Devanagari Extra"/>
-                <w:color w:val="000000"/>
-                <w:sz w:val="30"/>
-                <w:szCs w:val="40"/>
-              </w:rPr>
-              <w:t>–</w:t>
-            </w:r>
-            <w:proofErr w:type="spellStart"/>
-            <w:r>
-              <w:rPr>
-                <w:rFonts w:ascii="BRH Devanagari Extra" w:hAnsi="BRH Devanagari Extra" w:cs="BRH Devanagari Extra"/>
-                <w:color w:val="000000"/>
-                <w:sz w:val="40"/>
-                <w:szCs w:val="40"/>
-              </w:rPr>
-              <w:t>iÉÏþUrÉ</w:t>
-            </w:r>
-            <w:proofErr w:type="spellEnd"/>
-            <w:r>
-              <w:rPr>
-                <w:rFonts w:ascii="BRH Devanagari Extra" w:hAnsi="BRH Devanagari Extra" w:cs="BRH Devanagari Extra"/>
-                <w:color w:val="000000"/>
-                <w:sz w:val="40"/>
-                <w:szCs w:val="40"/>
-              </w:rPr>
-              <w:t xml:space="preserve"> ||</w:t>
+            <w:r>
+              <w:rPr>
+                <w:rFonts w:ascii="BRH Malayalam Extra" w:hAnsi="BRH Malayalam Extra" w:cs="BRH Devanagari Extra"/>
+                <w:color w:val="000000"/>
+                <w:sz w:val="30"/>
+                <w:szCs w:val="40"/>
+              </w:rPr>
+              <w:t>–</w:t>
+            </w:r>
+            <w:r>
+              <w:rPr>
+                <w:rFonts w:ascii="BRH Devanagari Extra" w:hAnsi="BRH Devanagari Extra" w:cs="BRH Devanagari Extra"/>
+                <w:color w:val="000000"/>
+                <w:sz w:val="40"/>
+                <w:szCs w:val="40"/>
+              </w:rPr>
+              <w:t>iÉÏþUrÉ ||</w:t>
             </w:r>
           </w:p>
         </w:tc>
@@ -2570,25 +2827,14 @@
                 <w:szCs w:val="40"/>
               </w:rPr>
             </w:pPr>
-            <w:proofErr w:type="spellStart"/>
-            <w:r>
-              <w:rPr>
-                <w:rFonts w:ascii="BRH Devanagari Extra" w:hAnsi="BRH Devanagari Extra" w:cs="BRH Devanagari Extra"/>
-                <w:color w:val="000000"/>
-                <w:sz w:val="40"/>
-                <w:szCs w:val="40"/>
-              </w:rPr>
-              <w:t>LUþrÉ</w:t>
-            </w:r>
-            <w:proofErr w:type="spellEnd"/>
-            <w:r>
-              <w:rPr>
-                <w:rFonts w:ascii="BRH Devanagari Extra" w:hAnsi="BRH Devanagari Extra" w:cs="BRH Devanagari Extra"/>
-                <w:color w:val="000000"/>
-                <w:sz w:val="40"/>
-                <w:szCs w:val="40"/>
-              </w:rPr>
-              <w:t xml:space="preserve"> | D</w:t>
+            <w:r>
+              <w:rPr>
+                <w:rFonts w:ascii="BRH Devanagari Extra" w:hAnsi="BRH Devanagari Extra" w:cs="BRH Devanagari Extra"/>
+                <w:color w:val="000000"/>
+                <w:sz w:val="40"/>
+                <w:szCs w:val="40"/>
+              </w:rPr>
+              <w:t>LUþrÉ | D</w:t>
             </w:r>
             <w:r>
               <w:rPr>
@@ -2617,7 +2863,6 @@
               </w:rPr>
               <w:t>–</w:t>
             </w:r>
-            <w:proofErr w:type="spellStart"/>
             <w:r>
               <w:rPr>
                 <w:rFonts w:ascii="BRH Devanagari Extra" w:hAnsi="BRH Devanagari Extra" w:cs="BRH Devanagari Extra"/>
@@ -2635,17 +2880,7 @@
                 <w:sz w:val="40"/>
                 <w:szCs w:val="40"/>
               </w:rPr>
-              <w:t>iÉÏþUrÉ</w:t>
-            </w:r>
-            <w:proofErr w:type="spellEnd"/>
-            <w:r>
-              <w:rPr>
-                <w:rFonts w:ascii="BRH Devanagari Extra" w:hAnsi="BRH Devanagari Extra" w:cs="BRH Devanagari Extra"/>
-                <w:color w:val="000000"/>
-                <w:sz w:val="40"/>
-                <w:szCs w:val="40"/>
-              </w:rPr>
-              <w:t xml:space="preserve"> ||</w:t>
+              <w:t>iÉÏþUrÉ ||</w:t>
             </w:r>
           </w:p>
         </w:tc>
@@ -2817,7 +3052,6 @@
                 <w:szCs w:val="40"/>
               </w:rPr>
             </w:pPr>
-            <w:proofErr w:type="spellStart"/>
             <w:r>
               <w:rPr>
                 <w:rFonts w:ascii="BRH Devanagari Extra" w:hAnsi="BRH Devanagari Extra" w:cs="BRH Devanagari Extra"/>
@@ -2827,47 +3061,24 @@
               </w:rPr>
               <w:t>ÌuÉ</w:t>
             </w:r>
-            <w:proofErr w:type="spellEnd"/>
-            <w:r>
-              <w:rPr>
-                <w:rFonts w:ascii="BRH Malayalam Extra" w:hAnsi="BRH Malayalam Extra" w:cs="BRH Devanagari Extra"/>
-                <w:color w:val="000000"/>
-                <w:sz w:val="30"/>
-                <w:szCs w:val="40"/>
-              </w:rPr>
-              <w:t>–</w:t>
-            </w:r>
-            <w:proofErr w:type="spellStart"/>
-            <w:r>
-              <w:rPr>
-                <w:rFonts w:ascii="BRH Devanagari Extra" w:hAnsi="BRH Devanagari Extra" w:cs="BRH Devanagari Extra"/>
-                <w:color w:val="000000"/>
-                <w:sz w:val="40"/>
-                <w:szCs w:val="40"/>
-              </w:rPr>
-              <w:t>UÉQûþÍxÉ</w:t>
-            </w:r>
-            <w:proofErr w:type="spellEnd"/>
-            <w:r>
-              <w:rPr>
-                <w:rFonts w:ascii="BRH Devanagari Extra" w:hAnsi="BRH Devanagari Extra" w:cs="BRH Devanagari Extra"/>
-                <w:color w:val="000000"/>
-                <w:sz w:val="40"/>
-                <w:szCs w:val="40"/>
-              </w:rPr>
-              <w:t xml:space="preserve"> | </w:t>
-            </w:r>
-            <w:proofErr w:type="spellStart"/>
-            <w:r>
-              <w:rPr>
-                <w:rFonts w:ascii="BRH Devanagari Extra" w:hAnsi="BRH Devanagari Extra" w:cs="BRH Devanagari Extra"/>
-                <w:color w:val="000000"/>
-                <w:sz w:val="40"/>
-                <w:szCs w:val="40"/>
-              </w:rPr>
-              <w:t>ÌuÉ</w:t>
-            </w:r>
-            <w:proofErr w:type="spellEnd"/>
+            <w:r>
+              <w:rPr>
+                <w:rFonts w:ascii="BRH Malayalam Extra" w:hAnsi="BRH Malayalam Extra" w:cs="BRH Devanagari Extra"/>
+                <w:color w:val="000000"/>
+                <w:sz w:val="30"/>
+                <w:szCs w:val="40"/>
+              </w:rPr>
+              <w:t>–</w:t>
+            </w:r>
+            <w:r>
+              <w:rPr>
+                <w:rFonts w:ascii="BRH Devanagari Extra" w:hAnsi="BRH Devanagari Extra" w:cs="BRH Devanagari Extra"/>
+                <w:color w:val="000000"/>
+                <w:sz w:val="40"/>
+                <w:szCs w:val="40"/>
+              </w:rPr>
+              <w:t>UÉQûþÍxÉ | ÌuÉ</w:t>
+            </w:r>
             <w:r>
               <w:rPr>
                 <w:rFonts w:ascii="BRH Malayalam Extra" w:hAnsi="BRH Malayalam Extra" w:cs="BRH Devanagari Extra"/>
@@ -2896,65 +3107,14 @@
               </w:rPr>
               <w:t>–</w:t>
             </w:r>
-            <w:proofErr w:type="spellStart"/>
-            <w:r>
-              <w:rPr>
-                <w:rFonts w:ascii="BRH Devanagari Extra" w:hAnsi="BRH Devanagari Extra" w:cs="BRH Devanagari Extra"/>
-                <w:color w:val="000000"/>
-                <w:sz w:val="40"/>
-                <w:szCs w:val="40"/>
-              </w:rPr>
-              <w:t>ÌQûÌiÉþ</w:t>
-            </w:r>
-            <w:proofErr w:type="spellEnd"/>
-            <w:r>
-              <w:rPr>
-                <w:rFonts w:ascii="BRH Devanagari Extra" w:hAnsi="BRH Devanagari Extra" w:cs="BRH Devanagari Extra"/>
-                <w:color w:val="000000"/>
-                <w:sz w:val="40"/>
-                <w:szCs w:val="40"/>
-              </w:rPr>
-              <w:t xml:space="preserve"> </w:t>
-            </w:r>
-            <w:proofErr w:type="spellStart"/>
-            <w:r>
-              <w:rPr>
-                <w:rFonts w:ascii="BRH Devanagari Extra" w:hAnsi="BRH Devanagari Extra" w:cs="BRH Devanagari Extra"/>
-                <w:color w:val="000000"/>
-                <w:sz w:val="40"/>
-                <w:szCs w:val="40"/>
-              </w:rPr>
-              <w:t>ÌuÉ</w:t>
-            </w:r>
-            <w:proofErr w:type="spellEnd"/>
-            <w:r>
-              <w:rPr>
-                <w:rFonts w:ascii="BRH Devanagari Extra" w:hAnsi="BRH Devanagari Extra" w:cs="BRH Devanagari Extra"/>
-                <w:color w:val="000000"/>
-                <w:sz w:val="40"/>
-                <w:szCs w:val="40"/>
-              </w:rPr>
-              <w:t xml:space="preserve"> - </w:t>
-            </w:r>
-            <w:proofErr w:type="spellStart"/>
-            <w:r>
-              <w:rPr>
-                <w:rFonts w:ascii="BRH Devanagari Extra" w:hAnsi="BRH Devanagari Extra" w:cs="BRH Devanagari Extra"/>
-                <w:color w:val="000000"/>
-                <w:sz w:val="40"/>
-                <w:szCs w:val="40"/>
-              </w:rPr>
-              <w:t>UÉOèû</w:t>
-            </w:r>
-            <w:proofErr w:type="spellEnd"/>
-            <w:r>
-              <w:rPr>
-                <w:rFonts w:ascii="BRH Devanagari Extra" w:hAnsi="BRH Devanagari Extra" w:cs="BRH Devanagari Extra"/>
-                <w:color w:val="000000"/>
-                <w:sz w:val="40"/>
-                <w:szCs w:val="40"/>
-              </w:rPr>
-              <w:t xml:space="preserve"> |</w:t>
+            <w:r>
+              <w:rPr>
+                <w:rFonts w:ascii="BRH Devanagari Extra" w:hAnsi="BRH Devanagari Extra" w:cs="BRH Devanagari Extra"/>
+                <w:color w:val="000000"/>
+                <w:sz w:val="40"/>
+                <w:szCs w:val="40"/>
+              </w:rPr>
+              <w:t>ÌQûÌiÉþ ÌuÉ - UÉOèû |</w:t>
             </w:r>
           </w:p>
         </w:tc>
@@ -2982,7 +3142,6 @@
                 <w:szCs w:val="40"/>
               </w:rPr>
             </w:pPr>
-            <w:proofErr w:type="spellStart"/>
             <w:r>
               <w:rPr>
                 <w:rFonts w:ascii="BRH Devanagari Extra" w:hAnsi="BRH Devanagari Extra" w:cs="BRH Devanagari Extra"/>
@@ -2992,57 +3151,33 @@
               </w:rPr>
               <w:t>ÌuÉ</w:t>
             </w:r>
-            <w:proofErr w:type="spellEnd"/>
-            <w:r>
-              <w:rPr>
-                <w:rFonts w:ascii="BRH Malayalam Extra" w:hAnsi="BRH Malayalam Extra" w:cs="BRH Devanagari Extra"/>
-                <w:color w:val="000000"/>
-                <w:sz w:val="30"/>
-                <w:szCs w:val="40"/>
-              </w:rPr>
-              <w:t>–</w:t>
-            </w:r>
-            <w:proofErr w:type="spellStart"/>
-            <w:r>
-              <w:rPr>
-                <w:rFonts w:ascii="BRH Devanagari Extra" w:hAnsi="BRH Devanagari Extra" w:cs="BRH Devanagari Extra"/>
-                <w:color w:val="000000"/>
-                <w:sz w:val="40"/>
-                <w:szCs w:val="40"/>
-              </w:rPr>
-              <w:t>UÉQûþÍxÉ</w:t>
-            </w:r>
-            <w:proofErr w:type="spellEnd"/>
-            <w:r>
-              <w:rPr>
-                <w:rFonts w:ascii="BRH Devanagari Extra" w:hAnsi="BRH Devanagari Extra" w:cs="BRH Devanagari Extra"/>
-                <w:color w:val="000000"/>
-                <w:sz w:val="40"/>
-                <w:szCs w:val="40"/>
-              </w:rPr>
-              <w:t xml:space="preserve"> | </w:t>
-            </w:r>
-            <w:proofErr w:type="spellStart"/>
-            <w:r>
-              <w:rPr>
-                <w:rFonts w:ascii="BRH Devanagari Extra" w:hAnsi="BRH Devanagari Extra" w:cs="BRH Devanagari Extra"/>
-                <w:color w:val="000000"/>
-                <w:sz w:val="40"/>
-                <w:szCs w:val="40"/>
-              </w:rPr>
-              <w:t>ÌuÉ</w:t>
-            </w:r>
-            <w:proofErr w:type="spellEnd"/>
-            <w:r>
-              <w:rPr>
-                <w:rFonts w:ascii="BRH Malayalam Extra" w:hAnsi="BRH Malayalam Extra" w:cs="BRH Devanagari Extra"/>
-                <w:color w:val="000000"/>
-                <w:sz w:val="30"/>
-                <w:szCs w:val="40"/>
-              </w:rPr>
-              <w:t>–</w:t>
-            </w:r>
-            <w:proofErr w:type="spellStart"/>
+            <w:r>
+              <w:rPr>
+                <w:rFonts w:ascii="BRH Malayalam Extra" w:hAnsi="BRH Malayalam Extra" w:cs="BRH Devanagari Extra"/>
+                <w:color w:val="000000"/>
+                <w:sz w:val="30"/>
+                <w:szCs w:val="40"/>
+              </w:rPr>
+              <w:t>–</w:t>
+            </w:r>
+            <w:r>
+              <w:rPr>
+                <w:rFonts w:ascii="BRH Devanagari Extra" w:hAnsi="BRH Devanagari Extra" w:cs="BRH Devanagari Extra"/>
+                <w:color w:val="000000"/>
+                <w:sz w:val="40"/>
+                <w:szCs w:val="40"/>
+              </w:rPr>
+              <w:t>UÉQûþÍxÉ | ÌuÉ</w:t>
+            </w:r>
+            <w:r>
+              <w:rPr>
+                <w:rFonts w:ascii="BRH Malayalam Extra" w:hAnsi="BRH Malayalam Extra" w:cs="BRH Devanagari Extra"/>
+                <w:color w:val="000000"/>
+                <w:sz w:val="30"/>
+                <w:szCs w:val="40"/>
+              </w:rPr>
+              <w:t>–</w:t>
+            </w:r>
             <w:r>
               <w:rPr>
                 <w:rFonts w:ascii="BRH Devanagari Extra" w:hAnsi="BRH Devanagari Extra" w:cs="BRH Devanagari Extra"/>
@@ -3060,57 +3195,7 @@
                 <w:sz w:val="40"/>
                 <w:szCs w:val="40"/>
               </w:rPr>
-              <w:t>ÌQûÌiÉþ</w:t>
-            </w:r>
-            <w:proofErr w:type="spellEnd"/>
-            <w:r>
-              <w:rPr>
-                <w:rFonts w:ascii="BRH Devanagari Extra" w:hAnsi="BRH Devanagari Extra" w:cs="BRH Devanagari Extra"/>
-                <w:color w:val="000000"/>
-                <w:sz w:val="40"/>
-                <w:szCs w:val="40"/>
-              </w:rPr>
-              <w:t xml:space="preserve"> </w:t>
-            </w:r>
-            <w:proofErr w:type="spellStart"/>
-            <w:r>
-              <w:rPr>
-                <w:rFonts w:ascii="BRH Devanagari Extra" w:hAnsi="BRH Devanagari Extra" w:cs="BRH Devanagari Extra"/>
-                <w:color w:val="000000"/>
-                <w:sz w:val="40"/>
-                <w:szCs w:val="40"/>
-              </w:rPr>
-              <w:t>ÌuÉ</w:t>
-            </w:r>
-            <w:proofErr w:type="spellEnd"/>
-            <w:r>
-              <w:rPr>
-                <w:rFonts w:ascii="BRH Devanagari Extra" w:hAnsi="BRH Devanagari Extra" w:cs="BRH Devanagari Extra"/>
-                <w:color w:val="000000"/>
-                <w:sz w:val="40"/>
-                <w:szCs w:val="40"/>
-              </w:rPr>
-              <w:t xml:space="preserve"> - </w:t>
-            </w:r>
-            <w:proofErr w:type="spellStart"/>
-            <w:r>
-              <w:rPr>
-                <w:rFonts w:ascii="BRH Devanagari Extra" w:hAnsi="BRH Devanagari Extra" w:cs="BRH Devanagari Extra"/>
-                <w:color w:val="000000"/>
-                <w:sz w:val="40"/>
-                <w:szCs w:val="40"/>
-              </w:rPr>
-              <w:t>UÉOèû</w:t>
-            </w:r>
-            <w:proofErr w:type="spellEnd"/>
-            <w:r>
-              <w:rPr>
-                <w:rFonts w:ascii="BRH Devanagari Extra" w:hAnsi="BRH Devanagari Extra" w:cs="BRH Devanagari Extra"/>
-                <w:color w:val="000000"/>
-                <w:sz w:val="40"/>
-                <w:szCs w:val="40"/>
-              </w:rPr>
-              <w:t xml:space="preserve"> |</w:t>
+              <w:t>ÌQûÌiÉþ ÌuÉ - UÉOèû |</w:t>
             </w:r>
           </w:p>
         </w:tc>
@@ -3282,7 +3367,6 @@
                 <w:szCs w:val="40"/>
               </w:rPr>
             </w:pPr>
-            <w:proofErr w:type="spellStart"/>
             <w:r>
               <w:rPr>
                 <w:rFonts w:ascii="BRH Devanagari Extra" w:hAnsi="BRH Devanagari Extra" w:cs="BRH Devanagari Extra"/>
@@ -3292,17 +3376,15 @@
               </w:rPr>
               <w:t>mÉë</w:t>
             </w:r>
-            <w:proofErr w:type="spellEnd"/>
-            <w:r>
-              <w:rPr>
-                <w:rFonts w:ascii="BRH Malayalam Extra" w:hAnsi="BRH Malayalam Extra" w:cs="BRH Devanagari Extra"/>
-                <w:color w:val="000000"/>
-                <w:sz w:val="30"/>
-                <w:szCs w:val="40"/>
-              </w:rPr>
-              <w:t>–</w:t>
-            </w:r>
-            <w:proofErr w:type="spellStart"/>
+            <w:r>
+              <w:rPr>
+                <w:rFonts w:ascii="BRH Malayalam Extra" w:hAnsi="BRH Malayalam Extra" w:cs="BRH Devanagari Extra"/>
+                <w:color w:val="000000"/>
+                <w:sz w:val="30"/>
+                <w:szCs w:val="40"/>
+              </w:rPr>
+              <w:t>–</w:t>
+            </w:r>
             <w:r>
               <w:rPr>
                 <w:rFonts w:ascii="BRH Devanagari Extra" w:hAnsi="BRH Devanagari Extra" w:cs="BRH Devanagari Extra"/>
@@ -3312,17 +3394,15 @@
               </w:rPr>
               <w:t>qÉÑ</w:t>
             </w:r>
-            <w:proofErr w:type="spellEnd"/>
-            <w:r>
-              <w:rPr>
-                <w:rFonts w:ascii="BRH Malayalam Extra" w:hAnsi="BRH Malayalam Extra" w:cs="BRH Devanagari Extra"/>
-                <w:color w:val="000000"/>
-                <w:sz w:val="30"/>
-                <w:szCs w:val="40"/>
-              </w:rPr>
-              <w:t>–</w:t>
-            </w:r>
-            <w:proofErr w:type="spellStart"/>
+            <w:r>
+              <w:rPr>
+                <w:rFonts w:ascii="BRH Malayalam Extra" w:hAnsi="BRH Malayalam Extra" w:cs="BRH Devanagari Extra"/>
+                <w:color w:val="000000"/>
+                <w:sz w:val="30"/>
+                <w:szCs w:val="40"/>
+              </w:rPr>
+              <w:t>–</w:t>
+            </w:r>
             <w:r>
               <w:rPr>
                 <w:rFonts w:ascii="BRH Devanagari Extra" w:hAnsi="BRH Devanagari Extra" w:cs="BRH Devanagari Extra"/>
@@ -3342,104 +3422,41 @@
               </w:rPr>
               <w:t>iÉ</w:t>
             </w:r>
-            <w:proofErr w:type="spellEnd"/>
-            <w:r>
-              <w:rPr>
-                <w:rFonts w:ascii="BRH Malayalam Extra" w:hAnsi="BRH Malayalam Extra" w:cs="BRH Devanagari Extra"/>
-                <w:color w:val="000000"/>
-                <w:sz w:val="30"/>
-                <w:szCs w:val="40"/>
-              </w:rPr>
-              <w:t>–</w:t>
-            </w:r>
-            <w:r>
-              <w:rPr>
-                <w:rFonts w:ascii="BRH Devanagari Extra" w:hAnsi="BRH Devanagari Extra" w:cs="BRH Devanagari Extra"/>
-                <w:color w:val="000000"/>
-                <w:sz w:val="40"/>
-                <w:szCs w:val="40"/>
-              </w:rPr>
-              <w:t xml:space="preserve"> </w:t>
-            </w:r>
-            <w:proofErr w:type="spellStart"/>
-            <w:r>
-              <w:rPr>
-                <w:rFonts w:ascii="BRH Devanagari Extra" w:hAnsi="BRH Devanagari Extra" w:cs="BRH Devanagari Extra"/>
-                <w:color w:val="000000"/>
-                <w:sz w:val="40"/>
-                <w:szCs w:val="40"/>
-              </w:rPr>
-              <w:t>CÌiÉþ</w:t>
-            </w:r>
-            <w:proofErr w:type="spellEnd"/>
-            <w:r>
-              <w:rPr>
-                <w:rFonts w:ascii="BRH Devanagari Extra" w:hAnsi="BRH Devanagari Extra" w:cs="BRH Devanagari Extra"/>
-                <w:color w:val="000000"/>
-                <w:sz w:val="40"/>
-                <w:szCs w:val="40"/>
-              </w:rPr>
-              <w:t xml:space="preserve"> </w:t>
-            </w:r>
-            <w:proofErr w:type="spellStart"/>
-            <w:r>
-              <w:rPr>
-                <w:rFonts w:ascii="BRH Devanagari Extra" w:hAnsi="BRH Devanagari Extra" w:cs="BRH Devanagari Extra"/>
-                <w:color w:val="000000"/>
-                <w:sz w:val="40"/>
-                <w:szCs w:val="40"/>
-              </w:rPr>
-              <w:t>mÉë</w:t>
-            </w:r>
-            <w:proofErr w:type="spellEnd"/>
-            <w:r>
-              <w:rPr>
-                <w:rFonts w:ascii="BRH Devanagari Extra" w:hAnsi="BRH Devanagari Extra" w:cs="BRH Devanagari Extra"/>
-                <w:color w:val="000000"/>
-                <w:sz w:val="40"/>
-                <w:szCs w:val="40"/>
-              </w:rPr>
-              <w:t xml:space="preserve"> - </w:t>
-            </w:r>
-            <w:proofErr w:type="spellStart"/>
-            <w:r>
-              <w:rPr>
-                <w:rFonts w:ascii="BRH Devanagari Extra" w:hAnsi="BRH Devanagari Extra" w:cs="BRH Devanagari Extra"/>
-                <w:color w:val="000000"/>
-                <w:sz w:val="40"/>
-                <w:szCs w:val="40"/>
-              </w:rPr>
-              <w:t>qÉÑ</w:t>
-            </w:r>
-            <w:proofErr w:type="spellEnd"/>
-            <w:r>
-              <w:rPr>
-                <w:rFonts w:ascii="BRH Malayalam Extra" w:hAnsi="BRH Malayalam Extra" w:cs="BRH Devanagari Extra"/>
-                <w:color w:val="000000"/>
-                <w:sz w:val="30"/>
-                <w:szCs w:val="40"/>
-              </w:rPr>
-              <w:t>–</w:t>
-            </w:r>
-            <w:proofErr w:type="spellStart"/>
-            <w:r>
-              <w:rPr>
-                <w:rFonts w:ascii="BRH Devanagari Extra" w:hAnsi="BRH Devanagari Extra" w:cs="BRH Devanagari Extra"/>
-                <w:color w:val="000000"/>
-                <w:sz w:val="40"/>
-                <w:szCs w:val="40"/>
-              </w:rPr>
-              <w:t>gcÉliÉþÈ</w:t>
-            </w:r>
-            <w:proofErr w:type="spellEnd"/>
-            <w:r>
-              <w:rPr>
-                <w:rFonts w:ascii="BRH Devanagari Extra" w:hAnsi="BRH Devanagari Extra" w:cs="BRH Devanagari Extra"/>
-                <w:color w:val="000000"/>
-                <w:sz w:val="40"/>
-                <w:szCs w:val="40"/>
-              </w:rPr>
-              <w:t xml:space="preserve"> |</w:t>
+            <w:r>
+              <w:rPr>
+                <w:rFonts w:ascii="BRH Malayalam Extra" w:hAnsi="BRH Malayalam Extra" w:cs="BRH Devanagari Extra"/>
+                <w:color w:val="000000"/>
+                <w:sz w:val="30"/>
+                <w:szCs w:val="40"/>
+              </w:rPr>
+              <w:t>–</w:t>
+            </w:r>
+            <w:r>
+              <w:rPr>
+                <w:rFonts w:ascii="BRH Devanagari Extra" w:hAnsi="BRH Devanagari Extra" w:cs="BRH Devanagari Extra"/>
+                <w:color w:val="000000"/>
+                <w:sz w:val="40"/>
+                <w:szCs w:val="40"/>
+              </w:rPr>
+              <w:t xml:space="preserve"> CÌiÉþ mÉë - qÉÑ</w:t>
+            </w:r>
+            <w:r>
+              <w:rPr>
+                <w:rFonts w:ascii="BRH Malayalam Extra" w:hAnsi="BRH Malayalam Extra" w:cs="BRH Devanagari Extra"/>
+                <w:color w:val="000000"/>
+                <w:sz w:val="30"/>
+                <w:szCs w:val="40"/>
+              </w:rPr>
+              <w:t>–</w:t>
+            </w:r>
+            <w:r>
+              <w:rPr>
+                <w:rFonts w:ascii="BRH Devanagari Extra" w:hAnsi="BRH Devanagari Extra" w:cs="BRH Devanagari Extra"/>
+                <w:color w:val="000000"/>
+                <w:sz w:val="40"/>
+                <w:szCs w:val="40"/>
+              </w:rPr>
+              <w:t>gcÉliÉþÈ |</w:t>
             </w:r>
           </w:p>
         </w:tc>
@@ -3467,7 +3484,6 @@
                 <w:szCs w:val="40"/>
               </w:rPr>
             </w:pPr>
-            <w:proofErr w:type="spellStart"/>
             <w:r>
               <w:rPr>
                 <w:rFonts w:ascii="BRH Devanagari Extra" w:hAnsi="BRH Devanagari Extra" w:cs="BRH Devanagari Extra"/>
@@ -3477,17 +3493,15 @@
               </w:rPr>
               <w:t>mÉë</w:t>
             </w:r>
-            <w:proofErr w:type="spellEnd"/>
-            <w:r>
-              <w:rPr>
-                <w:rFonts w:ascii="BRH Malayalam Extra" w:hAnsi="BRH Malayalam Extra" w:cs="BRH Devanagari Extra"/>
-                <w:color w:val="000000"/>
-                <w:sz w:val="30"/>
-                <w:szCs w:val="40"/>
-              </w:rPr>
-              <w:t>–</w:t>
-            </w:r>
-            <w:proofErr w:type="spellStart"/>
+            <w:r>
+              <w:rPr>
+                <w:rFonts w:ascii="BRH Malayalam Extra" w:hAnsi="BRH Malayalam Extra" w:cs="BRH Devanagari Extra"/>
+                <w:color w:val="000000"/>
+                <w:sz w:val="30"/>
+                <w:szCs w:val="40"/>
+              </w:rPr>
+              <w:t>–</w:t>
+            </w:r>
             <w:r>
               <w:rPr>
                 <w:rFonts w:ascii="BRH Devanagari Extra" w:hAnsi="BRH Devanagari Extra" w:cs="BRH Devanagari Extra"/>
@@ -3497,17 +3511,15 @@
               </w:rPr>
               <w:t>qÉÑ</w:t>
             </w:r>
-            <w:proofErr w:type="spellEnd"/>
-            <w:r>
-              <w:rPr>
-                <w:rFonts w:ascii="BRH Malayalam Extra" w:hAnsi="BRH Malayalam Extra" w:cs="BRH Devanagari Extra"/>
-                <w:color w:val="000000"/>
-                <w:sz w:val="30"/>
-                <w:szCs w:val="40"/>
-              </w:rPr>
-              <w:t>–</w:t>
-            </w:r>
-            <w:proofErr w:type="spellStart"/>
+            <w:r>
+              <w:rPr>
+                <w:rFonts w:ascii="BRH Malayalam Extra" w:hAnsi="BRH Malayalam Extra" w:cs="BRH Devanagari Extra"/>
+                <w:color w:val="000000"/>
+                <w:sz w:val="30"/>
+                <w:szCs w:val="40"/>
+              </w:rPr>
+              <w:t>–</w:t>
+            </w:r>
             <w:r>
               <w:rPr>
                 <w:rFonts w:ascii="BRH Devanagari Extra" w:hAnsi="BRH Devanagari Extra" w:cs="BRH Devanagari Extra"/>
@@ -3527,104 +3539,41 @@
               </w:rPr>
               <w:t>liÉ</w:t>
             </w:r>
-            <w:proofErr w:type="spellEnd"/>
-            <w:r>
-              <w:rPr>
-                <w:rFonts w:ascii="BRH Malayalam Extra" w:hAnsi="BRH Malayalam Extra" w:cs="BRH Devanagari Extra"/>
-                <w:color w:val="000000"/>
-                <w:sz w:val="30"/>
-                <w:szCs w:val="40"/>
-              </w:rPr>
-              <w:t>–</w:t>
-            </w:r>
-            <w:r>
-              <w:rPr>
-                <w:rFonts w:ascii="BRH Devanagari Extra" w:hAnsi="BRH Devanagari Extra" w:cs="BRH Devanagari Extra"/>
-                <w:color w:val="000000"/>
-                <w:sz w:val="40"/>
-                <w:szCs w:val="40"/>
-              </w:rPr>
-              <w:t xml:space="preserve"> </w:t>
-            </w:r>
-            <w:proofErr w:type="spellStart"/>
-            <w:r>
-              <w:rPr>
-                <w:rFonts w:ascii="BRH Devanagari Extra" w:hAnsi="BRH Devanagari Extra" w:cs="BRH Devanagari Extra"/>
-                <w:color w:val="000000"/>
-                <w:sz w:val="40"/>
-                <w:szCs w:val="40"/>
-              </w:rPr>
-              <w:t>CÌiÉþ</w:t>
-            </w:r>
-            <w:proofErr w:type="spellEnd"/>
-            <w:r>
-              <w:rPr>
-                <w:rFonts w:ascii="BRH Devanagari Extra" w:hAnsi="BRH Devanagari Extra" w:cs="BRH Devanagari Extra"/>
-                <w:color w:val="000000"/>
-                <w:sz w:val="40"/>
-                <w:szCs w:val="40"/>
-              </w:rPr>
-              <w:t xml:space="preserve"> </w:t>
-            </w:r>
-            <w:proofErr w:type="spellStart"/>
-            <w:r>
-              <w:rPr>
-                <w:rFonts w:ascii="BRH Devanagari Extra" w:hAnsi="BRH Devanagari Extra" w:cs="BRH Devanagari Extra"/>
-                <w:color w:val="000000"/>
-                <w:sz w:val="40"/>
-                <w:szCs w:val="40"/>
-              </w:rPr>
-              <w:t>mÉë</w:t>
-            </w:r>
-            <w:proofErr w:type="spellEnd"/>
-            <w:r>
-              <w:rPr>
-                <w:rFonts w:ascii="BRH Devanagari Extra" w:hAnsi="BRH Devanagari Extra" w:cs="BRH Devanagari Extra"/>
-                <w:color w:val="000000"/>
-                <w:sz w:val="40"/>
-                <w:szCs w:val="40"/>
-              </w:rPr>
-              <w:t xml:space="preserve"> - </w:t>
-            </w:r>
-            <w:proofErr w:type="spellStart"/>
-            <w:r>
-              <w:rPr>
-                <w:rFonts w:ascii="BRH Devanagari Extra" w:hAnsi="BRH Devanagari Extra" w:cs="BRH Devanagari Extra"/>
-                <w:color w:val="000000"/>
-                <w:sz w:val="40"/>
-                <w:szCs w:val="40"/>
-              </w:rPr>
-              <w:t>qÉÑ</w:t>
-            </w:r>
-            <w:proofErr w:type="spellEnd"/>
-            <w:r>
-              <w:rPr>
-                <w:rFonts w:ascii="BRH Malayalam Extra" w:hAnsi="BRH Malayalam Extra" w:cs="BRH Devanagari Extra"/>
-                <w:color w:val="000000"/>
-                <w:sz w:val="30"/>
-                <w:szCs w:val="40"/>
-              </w:rPr>
-              <w:t>–</w:t>
-            </w:r>
-            <w:proofErr w:type="spellStart"/>
-            <w:r>
-              <w:rPr>
-                <w:rFonts w:ascii="BRH Devanagari Extra" w:hAnsi="BRH Devanagari Extra" w:cs="BRH Devanagari Extra"/>
-                <w:color w:val="000000"/>
-                <w:sz w:val="40"/>
-                <w:szCs w:val="40"/>
-              </w:rPr>
-              <w:t>gcÉliÉþÈ</w:t>
-            </w:r>
-            <w:proofErr w:type="spellEnd"/>
-            <w:r>
-              <w:rPr>
-                <w:rFonts w:ascii="BRH Devanagari Extra" w:hAnsi="BRH Devanagari Extra" w:cs="BRH Devanagari Extra"/>
-                <w:color w:val="000000"/>
-                <w:sz w:val="40"/>
-                <w:szCs w:val="40"/>
-              </w:rPr>
-              <w:t xml:space="preserve"> |</w:t>
+            <w:r>
+              <w:rPr>
+                <w:rFonts w:ascii="BRH Malayalam Extra" w:hAnsi="BRH Malayalam Extra" w:cs="BRH Devanagari Extra"/>
+                <w:color w:val="000000"/>
+                <w:sz w:val="30"/>
+                <w:szCs w:val="40"/>
+              </w:rPr>
+              <w:t>–</w:t>
+            </w:r>
+            <w:r>
+              <w:rPr>
+                <w:rFonts w:ascii="BRH Devanagari Extra" w:hAnsi="BRH Devanagari Extra" w:cs="BRH Devanagari Extra"/>
+                <w:color w:val="000000"/>
+                <w:sz w:val="40"/>
+                <w:szCs w:val="40"/>
+              </w:rPr>
+              <w:t xml:space="preserve"> CÌiÉþ mÉë - qÉÑ</w:t>
+            </w:r>
+            <w:r>
+              <w:rPr>
+                <w:rFonts w:ascii="BRH Malayalam Extra" w:hAnsi="BRH Malayalam Extra" w:cs="BRH Devanagari Extra"/>
+                <w:color w:val="000000"/>
+                <w:sz w:val="30"/>
+                <w:szCs w:val="40"/>
+              </w:rPr>
+              <w:t>–</w:t>
+            </w:r>
+            <w:r>
+              <w:rPr>
+                <w:rFonts w:ascii="BRH Devanagari Extra" w:hAnsi="BRH Devanagari Extra" w:cs="BRH Devanagari Extra"/>
+                <w:color w:val="000000"/>
+                <w:sz w:val="40"/>
+                <w:szCs w:val="40"/>
+              </w:rPr>
+              <w:t>gcÉliÉþÈ |</w:t>
             </w:r>
           </w:p>
         </w:tc>
@@ -3731,7 +3680,6 @@
           <w:szCs w:val="32"/>
           <w:u w:val="single"/>
         </w:rPr>
-        <w:lastRenderedPageBreak/>
         <w:t xml:space="preserve">TS </w:t>
       </w:r>
       <w:r>
@@ -4115,7 +4063,6 @@
                 <w:szCs w:val="40"/>
               </w:rPr>
             </w:pPr>
-            <w:proofErr w:type="spellStart"/>
             <w:r>
               <w:rPr>
                 <w:rFonts w:ascii="BRH Devanagari Extra" w:hAnsi="BRH Devanagari Extra" w:cs="BRH Devanagari Extra"/>
@@ -4126,7 +4073,6 @@
               </w:rPr>
               <w:t>iuÉÉå</w:t>
             </w:r>
-            <w:proofErr w:type="spellEnd"/>
             <w:r>
               <w:rPr>
                 <w:rFonts w:ascii="BRH Malayalam Extra" w:hAnsi="BRH Malayalam Extra" w:cs="BRH Devanagari Extra"/>
@@ -4144,47 +4090,7 @@
                 <w:sz w:val="40"/>
                 <w:szCs w:val="40"/>
               </w:rPr>
-              <w:t xml:space="preserve">©³Éçþ | </w:t>
-            </w:r>
-            <w:proofErr w:type="spellStart"/>
-            <w:r>
-              <w:rPr>
-                <w:rFonts w:ascii="BRH Devanagari Extra" w:hAnsi="BRH Devanagari Extra" w:cs="BRH Devanagari Extra"/>
-                <w:color w:val="000000"/>
-                <w:sz w:val="40"/>
-                <w:szCs w:val="40"/>
-              </w:rPr>
-              <w:t>AÉå©ÿljÉç</w:t>
-            </w:r>
-            <w:proofErr w:type="spellEnd"/>
-            <w:r>
-              <w:rPr>
-                <w:rFonts w:ascii="BRH Devanagari Extra" w:hAnsi="BRH Devanagari Extra" w:cs="BRH Devanagari Extra"/>
-                <w:color w:val="000000"/>
-                <w:sz w:val="40"/>
-                <w:szCs w:val="40"/>
-              </w:rPr>
-              <w:t xml:space="preserve"> </w:t>
-            </w:r>
-            <w:proofErr w:type="spellStart"/>
-            <w:r>
-              <w:rPr>
-                <w:rFonts w:ascii="BRH Devanagari Extra" w:hAnsi="BRH Devanagari Extra" w:cs="BRH Devanagari Extra"/>
-                <w:color w:val="000000"/>
-                <w:sz w:val="40"/>
-                <w:szCs w:val="40"/>
-              </w:rPr>
-              <w:t>xÉÉSrÉÉÍqÉ</w:t>
-            </w:r>
-            <w:proofErr w:type="spellEnd"/>
-            <w:r>
-              <w:rPr>
-                <w:rFonts w:ascii="BRH Devanagari Extra" w:hAnsi="BRH Devanagari Extra" w:cs="BRH Devanagari Extra"/>
-                <w:color w:val="000000"/>
-                <w:sz w:val="40"/>
-                <w:szCs w:val="40"/>
-              </w:rPr>
-              <w:t xml:space="preserve"> |</w:t>
+              <w:t>©³Éçþ | AÉå©ÿljÉç xÉÉSrÉÉÍqÉ |</w:t>
             </w:r>
           </w:p>
         </w:tc>
@@ -4230,47 +4136,7 @@
                 <w:sz w:val="40"/>
                 <w:szCs w:val="40"/>
               </w:rPr>
-              <w:t xml:space="preserve">Éå©³Éçþ | </w:t>
-            </w:r>
-            <w:proofErr w:type="spellStart"/>
-            <w:r>
-              <w:rPr>
-                <w:rFonts w:ascii="BRH Devanagari Extra" w:hAnsi="BRH Devanagari Extra" w:cs="BRH Devanagari Extra"/>
-                <w:color w:val="000000"/>
-                <w:sz w:val="40"/>
-                <w:szCs w:val="40"/>
-              </w:rPr>
-              <w:t>AÉå©ÿljÉç</w:t>
-            </w:r>
-            <w:proofErr w:type="spellEnd"/>
-            <w:r>
-              <w:rPr>
-                <w:rFonts w:ascii="BRH Devanagari Extra" w:hAnsi="BRH Devanagari Extra" w:cs="BRH Devanagari Extra"/>
-                <w:color w:val="000000"/>
-                <w:sz w:val="40"/>
-                <w:szCs w:val="40"/>
-              </w:rPr>
-              <w:t xml:space="preserve"> </w:t>
-            </w:r>
-            <w:proofErr w:type="spellStart"/>
-            <w:r>
-              <w:rPr>
-                <w:rFonts w:ascii="BRH Devanagari Extra" w:hAnsi="BRH Devanagari Extra" w:cs="BRH Devanagari Extra"/>
-                <w:color w:val="000000"/>
-                <w:sz w:val="40"/>
-                <w:szCs w:val="40"/>
-              </w:rPr>
-              <w:t>xÉÉSrÉÉÍqÉ</w:t>
-            </w:r>
-            <w:proofErr w:type="spellEnd"/>
-            <w:r>
-              <w:rPr>
-                <w:rFonts w:ascii="BRH Devanagari Extra" w:hAnsi="BRH Devanagari Extra" w:cs="BRH Devanagari Extra"/>
-                <w:color w:val="000000"/>
-                <w:sz w:val="40"/>
-                <w:szCs w:val="40"/>
-              </w:rPr>
-              <w:t xml:space="preserve"> |</w:t>
+              <w:t>Éå©³Éçþ | AÉå©ÿljÉç xÉÉSrÉÉÍqÉ |</w:t>
             </w:r>
           </w:p>
         </w:tc>
@@ -4468,29 +4334,8 @@
                 <w:sz w:val="40"/>
                 <w:szCs w:val="40"/>
               </w:rPr>
-              <w:t xml:space="preserve">Wû </w:t>
-            </w:r>
-            <w:proofErr w:type="spellStart"/>
-            <w:r>
-              <w:rPr>
-                <w:rFonts w:ascii="BRH Devanagari Extra" w:hAnsi="BRH Devanagari Extra" w:cs="BRH Devanagari Extra"/>
-                <w:color w:val="000000"/>
-                <w:sz w:val="40"/>
-                <w:szCs w:val="40"/>
-              </w:rPr>
-              <w:t>iuÉÉÿ</w:t>
-            </w:r>
-            <w:proofErr w:type="spellEnd"/>
-            <w:r>
-              <w:rPr>
-                <w:rFonts w:ascii="BRH Devanagari Extra" w:hAnsi="BRH Devanagari Extra" w:cs="BRH Devanagari Extra"/>
-                <w:color w:val="000000"/>
-                <w:sz w:val="40"/>
-                <w:szCs w:val="40"/>
-              </w:rPr>
-              <w:t xml:space="preserve"> | </w:t>
-            </w:r>
-            <w:proofErr w:type="spellStart"/>
+              <w:t xml:space="preserve">Wû iuÉÉÿ | </w:t>
+            </w:r>
             <w:r>
               <w:rPr>
                 <w:rFonts w:ascii="BRH Devanagari Extra" w:hAnsi="BRH Devanagari Extra" w:cs="BRH Devanagari Extra"/>
@@ -4501,7 +4346,6 @@
               </w:rPr>
               <w:t>iuÉå</w:t>
             </w:r>
-            <w:proofErr w:type="spellEnd"/>
             <w:r>
               <w:rPr>
                 <w:rFonts w:ascii="BRH Malayalam Extra" w:hAnsi="BRH Malayalam Extra" w:cs="BRH Devanagari Extra"/>
@@ -4512,7 +4356,6 @@
               </w:rPr>
               <w:t>–</w:t>
             </w:r>
-            <w:proofErr w:type="spellStart"/>
             <w:r>
               <w:rPr>
                 <w:rFonts w:ascii="BRH Devanagari Extra" w:hAnsi="BRH Devanagari Extra" w:cs="BRH Devanagari Extra"/>
@@ -4530,37 +4373,7 @@
                 <w:sz w:val="40"/>
                 <w:szCs w:val="40"/>
               </w:rPr>
-              <w:t>iÉþ</w:t>
-            </w:r>
-            <w:proofErr w:type="spellEnd"/>
-            <w:r>
-              <w:rPr>
-                <w:rFonts w:ascii="BRH Devanagari Extra" w:hAnsi="BRH Devanagari Extra" w:cs="BRH Devanagari Extra"/>
-                <w:color w:val="000000"/>
-                <w:sz w:val="40"/>
-                <w:szCs w:val="40"/>
-              </w:rPr>
-              <w:t xml:space="preserve"> </w:t>
-            </w:r>
-            <w:proofErr w:type="spellStart"/>
-            <w:r>
-              <w:rPr>
-                <w:rFonts w:ascii="BRH Devanagari Extra" w:hAnsi="BRH Devanagari Extra" w:cs="BRH Devanagari Extra"/>
-                <w:color w:val="000000"/>
-                <w:sz w:val="40"/>
-                <w:szCs w:val="40"/>
-              </w:rPr>
-              <w:t>iuÉÉ</w:t>
-            </w:r>
-            <w:proofErr w:type="spellEnd"/>
-            <w:r>
-              <w:rPr>
-                <w:rFonts w:ascii="BRH Devanagari Extra" w:hAnsi="BRH Devanagari Extra" w:cs="BRH Devanagari Extra"/>
-                <w:color w:val="000000"/>
-                <w:sz w:val="40"/>
-                <w:szCs w:val="40"/>
-              </w:rPr>
-              <w:t xml:space="preserve"> ||</w:t>
+              <w:t>iÉþ iuÉÉ ||</w:t>
             </w:r>
           </w:p>
         </w:tc>
@@ -4607,29 +4420,8 @@
                 <w:sz w:val="40"/>
                 <w:szCs w:val="40"/>
               </w:rPr>
-              <w:t xml:space="preserve">Wû </w:t>
-            </w:r>
-            <w:proofErr w:type="spellStart"/>
-            <w:r>
-              <w:rPr>
-                <w:rFonts w:ascii="BRH Devanagari Extra" w:hAnsi="BRH Devanagari Extra" w:cs="BRH Devanagari Extra"/>
-                <w:color w:val="000000"/>
-                <w:sz w:val="40"/>
-                <w:szCs w:val="40"/>
-              </w:rPr>
-              <w:t>iuÉÉÿ</w:t>
-            </w:r>
-            <w:proofErr w:type="spellEnd"/>
-            <w:r>
-              <w:rPr>
-                <w:rFonts w:ascii="BRH Devanagari Extra" w:hAnsi="BRH Devanagari Extra" w:cs="BRH Devanagari Extra"/>
-                <w:color w:val="000000"/>
-                <w:sz w:val="40"/>
-                <w:szCs w:val="40"/>
-              </w:rPr>
-              <w:t xml:space="preserve"> | </w:t>
-            </w:r>
-            <w:proofErr w:type="spellStart"/>
+              <w:t xml:space="preserve">Wû iuÉÉÿ | </w:t>
+            </w:r>
             <w:r>
               <w:rPr>
                 <w:rFonts w:ascii="BRH Devanagari Extra" w:hAnsi="BRH Devanagari Extra" w:cs="BRH Devanagari Extra"/>
@@ -4647,37 +4439,7 @@
                 <w:sz w:val="40"/>
                 <w:szCs w:val="40"/>
               </w:rPr>
-              <w:t>åÌiÉþ</w:t>
-            </w:r>
-            <w:proofErr w:type="spellEnd"/>
-            <w:r>
-              <w:rPr>
-                <w:rFonts w:ascii="BRH Devanagari Extra" w:hAnsi="BRH Devanagari Extra" w:cs="BRH Devanagari Extra"/>
-                <w:color w:val="000000"/>
-                <w:sz w:val="40"/>
-                <w:szCs w:val="40"/>
-              </w:rPr>
-              <w:t xml:space="preserve"> </w:t>
-            </w:r>
-            <w:proofErr w:type="spellStart"/>
-            <w:r>
-              <w:rPr>
-                <w:rFonts w:ascii="BRH Devanagari Extra" w:hAnsi="BRH Devanagari Extra" w:cs="BRH Devanagari Extra"/>
-                <w:color w:val="000000"/>
-                <w:sz w:val="40"/>
-                <w:szCs w:val="40"/>
-              </w:rPr>
-              <w:t>iuÉÉ</w:t>
-            </w:r>
-            <w:proofErr w:type="spellEnd"/>
-            <w:r>
-              <w:rPr>
-                <w:rFonts w:ascii="BRH Devanagari Extra" w:hAnsi="BRH Devanagari Extra" w:cs="BRH Devanagari Extra"/>
-                <w:color w:val="000000"/>
-                <w:sz w:val="40"/>
-                <w:szCs w:val="40"/>
-              </w:rPr>
-              <w:t xml:space="preserve"> ||</w:t>
+              <w:t>åÌiÉþ iuÉÉ ||</w:t>
             </w:r>
           </w:p>
         </w:tc>
@@ -4835,29 +4597,8 @@
                 <w:sz w:val="40"/>
                 <w:szCs w:val="40"/>
               </w:rPr>
-              <w:t xml:space="preserve">Wû </w:t>
-            </w:r>
-            <w:proofErr w:type="spellStart"/>
-            <w:r>
-              <w:rPr>
-                <w:rFonts w:ascii="BRH Devanagari Extra" w:hAnsi="BRH Devanagari Extra" w:cs="BRH Devanagari Extra"/>
-                <w:color w:val="000000"/>
-                <w:sz w:val="40"/>
-                <w:szCs w:val="40"/>
-              </w:rPr>
-              <w:t>iuÉÉÿ</w:t>
-            </w:r>
-            <w:proofErr w:type="spellEnd"/>
-            <w:r>
-              <w:rPr>
-                <w:rFonts w:ascii="BRH Devanagari Extra" w:hAnsi="BRH Devanagari Extra" w:cs="BRH Devanagari Extra"/>
-                <w:color w:val="000000"/>
-                <w:sz w:val="40"/>
-                <w:szCs w:val="40"/>
-              </w:rPr>
-              <w:t xml:space="preserve"> | </w:t>
-            </w:r>
-            <w:proofErr w:type="spellStart"/>
+              <w:t xml:space="preserve">Wû iuÉÉÿ | </w:t>
+            </w:r>
             <w:r>
               <w:rPr>
                 <w:rFonts w:ascii="BRH Devanagari Extra" w:hAnsi="BRH Devanagari Extra" w:cs="BRH Devanagari Extra"/>
@@ -4868,7 +4609,6 @@
               </w:rPr>
               <w:t>iuÉå</w:t>
             </w:r>
-            <w:proofErr w:type="spellEnd"/>
             <w:r>
               <w:rPr>
                 <w:rFonts w:ascii="BRH Malayalam Extra" w:hAnsi="BRH Malayalam Extra" w:cs="BRH Devanagari Extra"/>
@@ -4879,7 +4619,6 @@
               </w:rPr>
               <w:t>–</w:t>
             </w:r>
-            <w:proofErr w:type="spellStart"/>
             <w:r>
               <w:rPr>
                 <w:rFonts w:ascii="BRH Devanagari Extra" w:hAnsi="BRH Devanagari Extra" w:cs="BRH Devanagari Extra"/>
@@ -4897,37 +4636,7 @@
                 <w:sz w:val="40"/>
                 <w:szCs w:val="40"/>
               </w:rPr>
-              <w:t>iÉþ</w:t>
-            </w:r>
-            <w:proofErr w:type="spellEnd"/>
-            <w:r>
-              <w:rPr>
-                <w:rFonts w:ascii="BRH Devanagari Extra" w:hAnsi="BRH Devanagari Extra" w:cs="BRH Devanagari Extra"/>
-                <w:color w:val="000000"/>
-                <w:sz w:val="40"/>
-                <w:szCs w:val="40"/>
-              </w:rPr>
-              <w:t xml:space="preserve"> </w:t>
-            </w:r>
-            <w:proofErr w:type="spellStart"/>
-            <w:r>
-              <w:rPr>
-                <w:rFonts w:ascii="BRH Devanagari Extra" w:hAnsi="BRH Devanagari Extra" w:cs="BRH Devanagari Extra"/>
-                <w:color w:val="000000"/>
-                <w:sz w:val="40"/>
-                <w:szCs w:val="40"/>
-              </w:rPr>
-              <w:t>iuÉÉ</w:t>
-            </w:r>
-            <w:proofErr w:type="spellEnd"/>
-            <w:r>
-              <w:rPr>
-                <w:rFonts w:ascii="BRH Devanagari Extra" w:hAnsi="BRH Devanagari Extra" w:cs="BRH Devanagari Extra"/>
-                <w:color w:val="000000"/>
-                <w:sz w:val="40"/>
-                <w:szCs w:val="40"/>
-              </w:rPr>
-              <w:t xml:space="preserve"> ||</w:t>
+              <w:t>iÉþ iuÉÉ ||</w:t>
             </w:r>
           </w:p>
         </w:tc>
@@ -4974,29 +4683,8 @@
                 <w:sz w:val="40"/>
                 <w:szCs w:val="40"/>
               </w:rPr>
-              <w:t xml:space="preserve">Wû </w:t>
-            </w:r>
-            <w:proofErr w:type="spellStart"/>
-            <w:r>
-              <w:rPr>
-                <w:rFonts w:ascii="BRH Devanagari Extra" w:hAnsi="BRH Devanagari Extra" w:cs="BRH Devanagari Extra"/>
-                <w:color w:val="000000"/>
-                <w:sz w:val="40"/>
-                <w:szCs w:val="40"/>
-              </w:rPr>
-              <w:t>iuÉÉÿ</w:t>
-            </w:r>
-            <w:proofErr w:type="spellEnd"/>
-            <w:r>
-              <w:rPr>
-                <w:rFonts w:ascii="BRH Devanagari Extra" w:hAnsi="BRH Devanagari Extra" w:cs="BRH Devanagari Extra"/>
-                <w:color w:val="000000"/>
-                <w:sz w:val="40"/>
-                <w:szCs w:val="40"/>
-              </w:rPr>
-              <w:t xml:space="preserve"> | </w:t>
-            </w:r>
-            <w:proofErr w:type="spellStart"/>
+              <w:t xml:space="preserve">Wû iuÉÉÿ | </w:t>
+            </w:r>
             <w:r>
               <w:rPr>
                 <w:rFonts w:ascii="BRH Devanagari Extra" w:hAnsi="BRH Devanagari Extra" w:cs="BRH Devanagari Extra"/>
@@ -5014,37 +4702,7 @@
                 <w:sz w:val="40"/>
                 <w:szCs w:val="40"/>
               </w:rPr>
-              <w:t>åÌiÉþ</w:t>
-            </w:r>
-            <w:proofErr w:type="spellEnd"/>
-            <w:r>
-              <w:rPr>
-                <w:rFonts w:ascii="BRH Devanagari Extra" w:hAnsi="BRH Devanagari Extra" w:cs="BRH Devanagari Extra"/>
-                <w:color w:val="000000"/>
-                <w:sz w:val="40"/>
-                <w:szCs w:val="40"/>
-              </w:rPr>
-              <w:t xml:space="preserve"> </w:t>
-            </w:r>
-            <w:proofErr w:type="spellStart"/>
-            <w:r>
-              <w:rPr>
-                <w:rFonts w:ascii="BRH Devanagari Extra" w:hAnsi="BRH Devanagari Extra" w:cs="BRH Devanagari Extra"/>
-                <w:color w:val="000000"/>
-                <w:sz w:val="40"/>
-                <w:szCs w:val="40"/>
-              </w:rPr>
-              <w:t>iuÉÉ</w:t>
-            </w:r>
-            <w:proofErr w:type="spellEnd"/>
-            <w:r>
-              <w:rPr>
-                <w:rFonts w:ascii="BRH Devanagari Extra" w:hAnsi="BRH Devanagari Extra" w:cs="BRH Devanagari Extra"/>
-                <w:color w:val="000000"/>
-                <w:sz w:val="40"/>
-                <w:szCs w:val="40"/>
-              </w:rPr>
-              <w:t xml:space="preserve"> ||</w:t>
+              <w:t>åÌiÉþ iuÉÉ ||</w:t>
             </w:r>
           </w:p>
         </w:tc>
@@ -5202,29 +4860,8 @@
                 <w:sz w:val="40"/>
                 <w:szCs w:val="40"/>
               </w:rPr>
-              <w:t xml:space="preserve">Wû </w:t>
-            </w:r>
-            <w:proofErr w:type="spellStart"/>
-            <w:r>
-              <w:rPr>
-                <w:rFonts w:ascii="BRH Devanagari Extra" w:hAnsi="BRH Devanagari Extra" w:cs="BRH Devanagari Extra"/>
-                <w:color w:val="000000"/>
-                <w:sz w:val="40"/>
-                <w:szCs w:val="40"/>
-              </w:rPr>
-              <w:t>iuÉÉÿ</w:t>
-            </w:r>
-            <w:proofErr w:type="spellEnd"/>
-            <w:r>
-              <w:rPr>
-                <w:rFonts w:ascii="BRH Devanagari Extra" w:hAnsi="BRH Devanagari Extra" w:cs="BRH Devanagari Extra"/>
-                <w:color w:val="000000"/>
-                <w:sz w:val="40"/>
-                <w:szCs w:val="40"/>
-              </w:rPr>
-              <w:t xml:space="preserve"> | </w:t>
-            </w:r>
-            <w:proofErr w:type="spellStart"/>
+              <w:t xml:space="preserve">Wû iuÉÉÿ | </w:t>
+            </w:r>
             <w:r>
               <w:rPr>
                 <w:rFonts w:ascii="BRH Devanagari Extra" w:hAnsi="BRH Devanagari Extra" w:cs="BRH Devanagari Extra"/>
@@ -5235,7 +4872,6 @@
               </w:rPr>
               <w:t>iuÉå</w:t>
             </w:r>
-            <w:proofErr w:type="spellEnd"/>
             <w:r>
               <w:rPr>
                 <w:rFonts w:ascii="BRH Malayalam Extra" w:hAnsi="BRH Malayalam Extra" w:cs="BRH Devanagari Extra"/>
@@ -5246,7 +4882,6 @@
               </w:rPr>
               <w:t>–</w:t>
             </w:r>
-            <w:proofErr w:type="spellStart"/>
             <w:r>
               <w:rPr>
                 <w:rFonts w:ascii="BRH Devanagari Extra" w:hAnsi="BRH Devanagari Extra" w:cs="BRH Devanagari Extra"/>
@@ -5264,37 +4899,7 @@
                 <w:sz w:val="40"/>
                 <w:szCs w:val="40"/>
               </w:rPr>
-              <w:t>iÉþ</w:t>
-            </w:r>
-            <w:proofErr w:type="spellEnd"/>
-            <w:r>
-              <w:rPr>
-                <w:rFonts w:ascii="BRH Devanagari Extra" w:hAnsi="BRH Devanagari Extra" w:cs="BRH Devanagari Extra"/>
-                <w:color w:val="000000"/>
-                <w:sz w:val="40"/>
-                <w:szCs w:val="40"/>
-              </w:rPr>
-              <w:t xml:space="preserve"> </w:t>
-            </w:r>
-            <w:proofErr w:type="spellStart"/>
-            <w:r>
-              <w:rPr>
-                <w:rFonts w:ascii="BRH Devanagari Extra" w:hAnsi="BRH Devanagari Extra" w:cs="BRH Devanagari Extra"/>
-                <w:color w:val="000000"/>
-                <w:sz w:val="40"/>
-                <w:szCs w:val="40"/>
-              </w:rPr>
-              <w:t>iuÉÉ</w:t>
-            </w:r>
-            <w:proofErr w:type="spellEnd"/>
-            <w:r>
-              <w:rPr>
-                <w:rFonts w:ascii="BRH Devanagari Extra" w:hAnsi="BRH Devanagari Extra" w:cs="BRH Devanagari Extra"/>
-                <w:color w:val="000000"/>
-                <w:sz w:val="40"/>
-                <w:szCs w:val="40"/>
-              </w:rPr>
-              <w:t xml:space="preserve"> ||</w:t>
+              <w:t>iÉþ iuÉÉ ||</w:t>
             </w:r>
           </w:p>
         </w:tc>
@@ -5341,29 +4946,8 @@
                 <w:sz w:val="40"/>
                 <w:szCs w:val="40"/>
               </w:rPr>
-              <w:t xml:space="preserve">Wû </w:t>
-            </w:r>
-            <w:proofErr w:type="spellStart"/>
-            <w:r>
-              <w:rPr>
-                <w:rFonts w:ascii="BRH Devanagari Extra" w:hAnsi="BRH Devanagari Extra" w:cs="BRH Devanagari Extra"/>
-                <w:color w:val="000000"/>
-                <w:sz w:val="40"/>
-                <w:szCs w:val="40"/>
-              </w:rPr>
-              <w:t>iuÉÉÿ</w:t>
-            </w:r>
-            <w:proofErr w:type="spellEnd"/>
-            <w:r>
-              <w:rPr>
-                <w:rFonts w:ascii="BRH Devanagari Extra" w:hAnsi="BRH Devanagari Extra" w:cs="BRH Devanagari Extra"/>
-                <w:color w:val="000000"/>
-                <w:sz w:val="40"/>
-                <w:szCs w:val="40"/>
-              </w:rPr>
-              <w:t xml:space="preserve"> | </w:t>
-            </w:r>
-            <w:proofErr w:type="spellStart"/>
+              <w:t xml:space="preserve">Wû iuÉÉÿ | </w:t>
+            </w:r>
             <w:r>
               <w:rPr>
                 <w:rFonts w:ascii="BRH Devanagari Extra" w:hAnsi="BRH Devanagari Extra" w:cs="BRH Devanagari Extra"/>
@@ -5381,37 +4965,7 @@
                 <w:sz w:val="40"/>
                 <w:szCs w:val="40"/>
               </w:rPr>
-              <w:t>åÌiÉþ</w:t>
-            </w:r>
-            <w:proofErr w:type="spellEnd"/>
-            <w:r>
-              <w:rPr>
-                <w:rFonts w:ascii="BRH Devanagari Extra" w:hAnsi="BRH Devanagari Extra" w:cs="BRH Devanagari Extra"/>
-                <w:color w:val="000000"/>
-                <w:sz w:val="40"/>
-                <w:szCs w:val="40"/>
-              </w:rPr>
-              <w:t xml:space="preserve"> </w:t>
-            </w:r>
-            <w:proofErr w:type="spellStart"/>
-            <w:r>
-              <w:rPr>
-                <w:rFonts w:ascii="BRH Devanagari Extra" w:hAnsi="BRH Devanagari Extra" w:cs="BRH Devanagari Extra"/>
-                <w:color w:val="000000"/>
-                <w:sz w:val="40"/>
-                <w:szCs w:val="40"/>
-              </w:rPr>
-              <w:t>iuÉÉ</w:t>
-            </w:r>
-            <w:proofErr w:type="spellEnd"/>
-            <w:r>
-              <w:rPr>
-                <w:rFonts w:ascii="BRH Devanagari Extra" w:hAnsi="BRH Devanagari Extra" w:cs="BRH Devanagari Extra"/>
-                <w:color w:val="000000"/>
-                <w:sz w:val="40"/>
-                <w:szCs w:val="40"/>
-              </w:rPr>
-              <w:t xml:space="preserve"> ||</w:t>
+              <w:t>åÌiÉþ iuÉÉ ||</w:t>
             </w:r>
           </w:p>
         </w:tc>
@@ -5543,7 +5097,6 @@
                 <w:szCs w:val="40"/>
               </w:rPr>
             </w:pPr>
-            <w:proofErr w:type="spellStart"/>
             <w:r>
               <w:rPr>
                 <w:rFonts w:ascii="BRH Devanagari Extra" w:hAnsi="BRH Devanagari Extra" w:cs="BRH Devanagari Extra"/>
@@ -5572,46 +5125,33 @@
               </w:rPr>
               <w:t>Ï</w:t>
             </w:r>
-            <w:proofErr w:type="spellEnd"/>
-            <w:r>
-              <w:rPr>
-                <w:rFonts w:ascii="BRH Malayalam Extra" w:hAnsi="BRH Malayalam Extra" w:cs="BRH Devanagari Extra"/>
-                <w:color w:val="000000"/>
-                <w:sz w:val="30"/>
-                <w:szCs w:val="40"/>
-              </w:rPr>
-              <w:t>–</w:t>
-            </w:r>
-            <w:proofErr w:type="spellStart"/>
-            <w:r>
-              <w:rPr>
-                <w:rFonts w:ascii="BRH Devanagari Extra" w:hAnsi="BRH Devanagari Extra" w:cs="BRH Devanagari Extra"/>
-                <w:color w:val="000000"/>
-                <w:sz w:val="40"/>
-                <w:szCs w:val="40"/>
-              </w:rPr>
-              <w:t>ÌuÉÈ</w:t>
-            </w:r>
-            <w:proofErr w:type="spellEnd"/>
-            <w:r>
-              <w:rPr>
-                <w:rFonts w:ascii="BRH Devanagari Extra" w:hAnsi="BRH Devanagari Extra" w:cs="BRH Devanagari Extra"/>
-                <w:color w:val="000000"/>
-                <w:sz w:val="40"/>
-                <w:szCs w:val="40"/>
-              </w:rPr>
-              <w:t xml:space="preserve"> | A</w:t>
-            </w:r>
-            <w:r>
-              <w:rPr>
-                <w:rFonts w:ascii="BRH Malayalam Extra" w:hAnsi="BRH Malayalam Extra" w:cs="BRH Devanagari Extra"/>
-                <w:color w:val="000000"/>
-                <w:sz w:val="30"/>
-                <w:szCs w:val="40"/>
-              </w:rPr>
-              <w:t>–</w:t>
-            </w:r>
-            <w:proofErr w:type="spellStart"/>
+            <w:r>
+              <w:rPr>
+                <w:rFonts w:ascii="BRH Malayalam Extra" w:hAnsi="BRH Malayalam Extra" w:cs="BRH Devanagari Extra"/>
+                <w:color w:val="000000"/>
+                <w:sz w:val="30"/>
+                <w:szCs w:val="40"/>
+              </w:rPr>
+              <w:t>–</w:t>
+            </w:r>
+            <w:r>
+              <w:rPr>
+                <w:rFonts w:ascii="BRH Devanagari Extra" w:hAnsi="BRH Devanagari Extra" w:cs="BRH Devanagari Extra"/>
+                <w:color w:val="000000"/>
+                <w:sz w:val="40"/>
+                <w:szCs w:val="40"/>
+              </w:rPr>
+              <w:t>ÌuÉÈ | A</w:t>
+            </w:r>
+            <w:r>
+              <w:rPr>
+                <w:rFonts w:ascii="BRH Malayalam Extra" w:hAnsi="BRH Malayalam Extra" w:cs="BRH Devanagari Extra"/>
+                <w:color w:val="000000"/>
+                <w:sz w:val="30"/>
+                <w:szCs w:val="40"/>
+              </w:rPr>
+              <w:t>–</w:t>
+            </w:r>
             <w:r>
               <w:rPr>
                 <w:rFonts w:ascii="BRH Devanagari Extra" w:hAnsi="BRH Devanagari Extra" w:cs="BRH Devanagari Extra"/>
@@ -5622,55 +5162,23 @@
               </w:rPr>
               <w:t>x§ÉÏ</w:t>
             </w:r>
-            <w:proofErr w:type="spellEnd"/>
-            <w:r>
-              <w:rPr>
-                <w:rFonts w:ascii="BRH Malayalam Extra" w:hAnsi="BRH Malayalam Extra" w:cs="BRH Devanagari Extra"/>
-                <w:color w:val="000000"/>
-                <w:sz w:val="30"/>
-                <w:szCs w:val="40"/>
-              </w:rPr>
-              <w:t>–</w:t>
-            </w:r>
-            <w:proofErr w:type="spellStart"/>
-            <w:r>
-              <w:rPr>
-                <w:rFonts w:ascii="BRH Devanagari Extra" w:hAnsi="BRH Devanagari Extra" w:cs="BRH Devanagari Extra"/>
-                <w:color w:val="000000"/>
-                <w:sz w:val="40"/>
-                <w:szCs w:val="40"/>
-              </w:rPr>
-              <w:t>ÌuÉ</w:t>
-            </w:r>
-            <w:proofErr w:type="spellEnd"/>
-            <w:r>
-              <w:rPr>
-                <w:rFonts w:ascii="BRH Devanagari Extra" w:hAnsi="BRH Devanagari Extra" w:cs="BRH Devanagari Extra"/>
-                <w:color w:val="000000"/>
-                <w:sz w:val="40"/>
-                <w:szCs w:val="40"/>
-              </w:rPr>
-              <w:t xml:space="preserve"> </w:t>
-            </w:r>
-            <w:proofErr w:type="spellStart"/>
-            <w:r>
-              <w:rPr>
-                <w:rFonts w:ascii="BRH Devanagari Extra" w:hAnsi="BRH Devanagari Extra" w:cs="BRH Devanagari Extra"/>
-                <w:color w:val="000000"/>
-                <w:sz w:val="40"/>
-                <w:szCs w:val="40"/>
-              </w:rPr>
-              <w:t>zNûlSþÈ</w:t>
-            </w:r>
-            <w:proofErr w:type="spellEnd"/>
-            <w:r>
-              <w:rPr>
-                <w:rFonts w:ascii="BRH Devanagari Extra" w:hAnsi="BRH Devanagari Extra" w:cs="BRH Devanagari Extra"/>
-                <w:color w:val="000000"/>
-                <w:sz w:val="40"/>
-                <w:szCs w:val="40"/>
-              </w:rPr>
-              <w:t xml:space="preserve"> |</w:t>
+            <w:r>
+              <w:rPr>
+                <w:rFonts w:ascii="BRH Malayalam Extra" w:hAnsi="BRH Malayalam Extra" w:cs="BRH Devanagari Extra"/>
+                <w:color w:val="000000"/>
+                <w:sz w:val="30"/>
+                <w:szCs w:val="40"/>
+              </w:rPr>
+              <w:t>–</w:t>
+            </w:r>
+            <w:r>
+              <w:rPr>
+                <w:rFonts w:ascii="BRH Devanagari Extra" w:hAnsi="BRH Devanagari Extra" w:cs="BRH Devanagari Extra"/>
+                <w:color w:val="000000"/>
+                <w:sz w:val="40"/>
+                <w:szCs w:val="40"/>
+              </w:rPr>
+              <w:t>ÌuÉ zNûlSþÈ |</w:t>
             </w:r>
           </w:p>
         </w:tc>
@@ -5688,7 +5196,6 @@
                 <w:szCs w:val="40"/>
               </w:rPr>
             </w:pPr>
-            <w:proofErr w:type="spellStart"/>
             <w:r>
               <w:rPr>
                 <w:rFonts w:ascii="BRH Devanagari Extra" w:hAnsi="BRH Devanagari Extra" w:cs="BRH Devanagari Extra"/>
@@ -5717,46 +5224,33 @@
               </w:rPr>
               <w:t>Ï</w:t>
             </w:r>
-            <w:proofErr w:type="spellEnd"/>
-            <w:r>
-              <w:rPr>
-                <w:rFonts w:ascii="BRH Malayalam Extra" w:hAnsi="BRH Malayalam Extra" w:cs="BRH Devanagari Extra"/>
-                <w:color w:val="000000"/>
-                <w:sz w:val="30"/>
-                <w:szCs w:val="40"/>
-              </w:rPr>
-              <w:t>–</w:t>
-            </w:r>
-            <w:proofErr w:type="spellStart"/>
-            <w:r>
-              <w:rPr>
-                <w:rFonts w:ascii="BRH Devanagari Extra" w:hAnsi="BRH Devanagari Extra" w:cs="BRH Devanagari Extra"/>
-                <w:color w:val="000000"/>
-                <w:sz w:val="40"/>
-                <w:szCs w:val="40"/>
-              </w:rPr>
-              <w:t>ÌuÉÈ</w:t>
-            </w:r>
-            <w:proofErr w:type="spellEnd"/>
-            <w:r>
-              <w:rPr>
-                <w:rFonts w:ascii="BRH Devanagari Extra" w:hAnsi="BRH Devanagari Extra" w:cs="BRH Devanagari Extra"/>
-                <w:color w:val="000000"/>
-                <w:sz w:val="40"/>
-                <w:szCs w:val="40"/>
-              </w:rPr>
-              <w:t xml:space="preserve"> | A</w:t>
-            </w:r>
-            <w:r>
-              <w:rPr>
-                <w:rFonts w:ascii="BRH Malayalam Extra" w:hAnsi="BRH Malayalam Extra" w:cs="BRH Devanagari Extra"/>
-                <w:color w:val="000000"/>
-                <w:sz w:val="30"/>
-                <w:szCs w:val="40"/>
-              </w:rPr>
-              <w:t>–</w:t>
-            </w:r>
-            <w:proofErr w:type="spellStart"/>
+            <w:r>
+              <w:rPr>
+                <w:rFonts w:ascii="BRH Malayalam Extra" w:hAnsi="BRH Malayalam Extra" w:cs="BRH Devanagari Extra"/>
+                <w:color w:val="000000"/>
+                <w:sz w:val="30"/>
+                <w:szCs w:val="40"/>
+              </w:rPr>
+              <w:t>–</w:t>
+            </w:r>
+            <w:r>
+              <w:rPr>
+                <w:rFonts w:ascii="BRH Devanagari Extra" w:hAnsi="BRH Devanagari Extra" w:cs="BRH Devanagari Extra"/>
+                <w:color w:val="000000"/>
+                <w:sz w:val="40"/>
+                <w:szCs w:val="40"/>
+              </w:rPr>
+              <w:t>ÌuÉÈ | A</w:t>
+            </w:r>
+            <w:r>
+              <w:rPr>
+                <w:rFonts w:ascii="BRH Malayalam Extra" w:hAnsi="BRH Malayalam Extra" w:cs="BRH Devanagari Extra"/>
+                <w:color w:val="000000"/>
+                <w:sz w:val="30"/>
+                <w:szCs w:val="40"/>
+              </w:rPr>
+              <w:t>–</w:t>
+            </w:r>
             <w:r>
               <w:rPr>
                 <w:rFonts w:ascii="BRH Devanagari Extra" w:hAnsi="BRH Devanagari Extra" w:cs="BRH Devanagari Extra"/>
@@ -5776,7 +5270,6 @@
               </w:rPr>
               <w:t>Ï</w:t>
             </w:r>
-            <w:proofErr w:type="spellEnd"/>
             <w:r>
               <w:rPr>
                 <w:rFonts w:ascii="BRH Malayalam Extra" w:hAnsi="BRH Malayalam Extra" w:cs="BRH Devanagari Extra"/>
@@ -5787,45 +5280,14 @@
               </w:rPr>
               <w:t>–</w:t>
             </w:r>
-            <w:proofErr w:type="spellStart"/>
-            <w:r>
-              <w:rPr>
-                <w:rFonts w:ascii="BRH Devanagari Extra" w:hAnsi="BRH Devanagari Extra" w:cs="BRH Devanagari Extra"/>
-                <w:color w:val="000000"/>
-                <w:sz w:val="40"/>
-                <w:szCs w:val="40"/>
-              </w:rPr>
-              <w:t>ÌuÉ</w:t>
-            </w:r>
-            <w:proofErr w:type="spellEnd"/>
-            <w:r>
-              <w:rPr>
-                <w:rFonts w:ascii="BRH Devanagari Extra" w:hAnsi="BRH Devanagari Extra" w:cs="BRH Devanagari Extra"/>
-                <w:color w:val="000000"/>
-                <w:sz w:val="40"/>
-                <w:szCs w:val="40"/>
-              </w:rPr>
-              <w:t xml:space="preserve"> </w:t>
-            </w:r>
-            <w:proofErr w:type="spellStart"/>
-            <w:r>
-              <w:rPr>
-                <w:rFonts w:ascii="BRH Devanagari Extra" w:hAnsi="BRH Devanagari Extra" w:cs="BRH Devanagari Extra"/>
-                <w:color w:val="000000"/>
-                <w:sz w:val="40"/>
-                <w:szCs w:val="40"/>
-              </w:rPr>
-              <w:t>zNûlSþÈ</w:t>
-            </w:r>
-            <w:proofErr w:type="spellEnd"/>
-            <w:r>
-              <w:rPr>
-                <w:rFonts w:ascii="BRH Devanagari Extra" w:hAnsi="BRH Devanagari Extra" w:cs="BRH Devanagari Extra"/>
-                <w:color w:val="000000"/>
-                <w:sz w:val="40"/>
-                <w:szCs w:val="40"/>
-              </w:rPr>
-              <w:t xml:space="preserve"> |</w:t>
+            <w:r>
+              <w:rPr>
+                <w:rFonts w:ascii="BRH Devanagari Extra" w:hAnsi="BRH Devanagari Extra" w:cs="BRH Devanagari Extra"/>
+                <w:color w:val="000000"/>
+                <w:sz w:val="40"/>
+                <w:szCs w:val="40"/>
+              </w:rPr>
+              <w:t>ÌuÉ zNûlSþÈ |</w:t>
             </w:r>
           </w:p>
         </w:tc>
@@ -5958,7 +5420,6 @@
                 <w:szCs w:val="40"/>
               </w:rPr>
             </w:pPr>
-            <w:proofErr w:type="spellStart"/>
             <w:r>
               <w:rPr>
                 <w:rFonts w:ascii="BRH Devanagari Extra" w:hAnsi="BRH Devanagari Extra" w:cs="BRH Devanagari Extra"/>
@@ -5968,7 +5429,6 @@
               </w:rPr>
               <w:t>ÌuÉ</w:t>
             </w:r>
-            <w:proofErr w:type="spellEnd"/>
             <w:r>
               <w:rPr>
                 <w:rFonts w:ascii="BRH Malayalam Extra" w:hAnsi="BRH Malayalam Extra" w:cs="BRH Devanagari Extra"/>
@@ -5996,94 +5456,32 @@
               </w:rPr>
               <w:t>–</w:t>
             </w:r>
-            <w:proofErr w:type="spellStart"/>
-            <w:r>
-              <w:rPr>
-                <w:rFonts w:ascii="BRH Devanagari Extra" w:hAnsi="BRH Devanagari Extra" w:cs="BRH Devanagari Extra"/>
-                <w:color w:val="000000"/>
-                <w:sz w:val="40"/>
-                <w:szCs w:val="40"/>
-              </w:rPr>
-              <w:t>iÉï</w:t>
-            </w:r>
-            <w:proofErr w:type="spellEnd"/>
-            <w:r>
-              <w:rPr>
-                <w:rFonts w:ascii="BRH Devanagari Extra" w:hAnsi="BRH Devanagari Extra" w:cs="BRH Devanagari Extra"/>
-                <w:color w:val="000000"/>
-                <w:sz w:val="40"/>
-                <w:szCs w:val="40"/>
-              </w:rPr>
-              <w:t xml:space="preserve"> </w:t>
-            </w:r>
-            <w:proofErr w:type="spellStart"/>
-            <w:r>
-              <w:rPr>
-                <w:rFonts w:ascii="BRH Devanagari Extra" w:hAnsi="BRH Devanagari Extra" w:cs="BRH Devanagari Extra"/>
-                <w:color w:val="000000"/>
-                <w:sz w:val="40"/>
-                <w:szCs w:val="40"/>
-              </w:rPr>
-              <w:t>CÌiÉþ</w:t>
-            </w:r>
-            <w:proofErr w:type="spellEnd"/>
-            <w:r>
-              <w:rPr>
-                <w:rFonts w:ascii="BRH Devanagari Extra" w:hAnsi="BRH Devanagari Extra" w:cs="BRH Devanagari Extra"/>
-                <w:color w:val="000000"/>
-                <w:sz w:val="40"/>
-                <w:szCs w:val="40"/>
-              </w:rPr>
-              <w:t xml:space="preserve"> </w:t>
-            </w:r>
-            <w:proofErr w:type="spellStart"/>
-            <w:r>
-              <w:rPr>
-                <w:rFonts w:ascii="BRH Devanagari Extra" w:hAnsi="BRH Devanagari Extra" w:cs="BRH Devanagari Extra"/>
-                <w:color w:val="000000"/>
-                <w:sz w:val="40"/>
-                <w:szCs w:val="40"/>
-              </w:rPr>
-              <w:t>ÌuÉ</w:t>
-            </w:r>
-            <w:proofErr w:type="spellEnd"/>
-            <w:r>
-              <w:rPr>
-                <w:rFonts w:ascii="BRH Devanagari Extra" w:hAnsi="BRH Devanagari Extra" w:cs="BRH Devanagari Extra"/>
-                <w:color w:val="000000"/>
-                <w:sz w:val="40"/>
-                <w:szCs w:val="40"/>
-              </w:rPr>
-              <w:t xml:space="preserve"> - uÉ</w:t>
-            </w:r>
-            <w:r>
-              <w:rPr>
-                <w:rFonts w:ascii="BRH Malayalam Extra" w:hAnsi="BRH Malayalam Extra" w:cs="BRH Devanagari Extra"/>
-                <w:color w:val="000000"/>
-                <w:sz w:val="30"/>
-                <w:szCs w:val="40"/>
-              </w:rPr>
-              <w:t>–</w:t>
-            </w:r>
-            <w:proofErr w:type="spellStart"/>
-            <w:r>
-              <w:rPr>
-                <w:rFonts w:ascii="BRH Devanagari Extra" w:hAnsi="BRH Devanagari Extra" w:cs="BRH Devanagari Extra"/>
-                <w:color w:val="000000"/>
-                <w:sz w:val="40"/>
-                <w:szCs w:val="40"/>
-              </w:rPr>
-              <w:t>iÉïÈ</w:t>
-            </w:r>
-            <w:proofErr w:type="spellEnd"/>
-            <w:r>
-              <w:rPr>
-                <w:rFonts w:ascii="BRH Devanagari Extra" w:hAnsi="BRH Devanagari Extra" w:cs="BRH Devanagari Extra"/>
-                <w:color w:val="000000"/>
-                <w:sz w:val="40"/>
-                <w:szCs w:val="40"/>
-              </w:rPr>
-              <w:t xml:space="preserve"> | </w:t>
+            <w:r>
+              <w:rPr>
+                <w:rFonts w:ascii="BRH Devanagari Extra" w:hAnsi="BRH Devanagari Extra" w:cs="BRH Devanagari Extra"/>
+                <w:color w:val="000000"/>
+                <w:sz w:val="40"/>
+                <w:szCs w:val="40"/>
+              </w:rPr>
+              <w:t>iÉï CÌiÉþ ÌuÉ - uÉ</w:t>
+            </w:r>
+            <w:r>
+              <w:rPr>
+                <w:rFonts w:ascii="BRH Malayalam Extra" w:hAnsi="BRH Malayalam Extra" w:cs="BRH Devanagari Extra"/>
+                <w:color w:val="000000"/>
+                <w:sz w:val="30"/>
+                <w:szCs w:val="40"/>
+              </w:rPr>
+              <w:t>–</w:t>
+            </w:r>
+            <w:r>
+              <w:rPr>
+                <w:rFonts w:ascii="BRH Devanagari Extra" w:hAnsi="BRH Devanagari Extra" w:cs="BRH Devanagari Extra"/>
+                <w:color w:val="000000"/>
+                <w:sz w:val="40"/>
+                <w:szCs w:val="40"/>
+              </w:rPr>
+              <w:t xml:space="preserve">iÉïÈ | </w:t>
             </w:r>
           </w:p>
           <w:p>
@@ -6155,7 +5553,6 @@
               </w:rPr>
               <w:t>–</w:t>
             </w:r>
-            <w:proofErr w:type="spellStart"/>
             <w:r>
               <w:rPr>
                 <w:rFonts w:ascii="BRH Devanagari Extra" w:hAnsi="BRH Devanagari Extra" w:cs="BRH Devanagari Extra"/>
@@ -6165,7 +5562,6 @@
               </w:rPr>
               <w:t>iuÉÉ</w:t>
             </w:r>
-            <w:proofErr w:type="spellEnd"/>
             <w:r>
               <w:rPr>
                 <w:rFonts w:ascii="BRH Malayalam Extra" w:hAnsi="BRH Malayalam Extra" w:cs="BRH Devanagari Extra"/>
@@ -6211,7 +5607,6 @@
               </w:rPr>
               <w:t>–</w:t>
             </w:r>
-            <w:proofErr w:type="spellStart"/>
             <w:r>
               <w:rPr>
                 <w:rFonts w:ascii="BRH Devanagari Extra" w:hAnsi="BRH Devanagari Extra" w:cs="BRH Devanagari Extra"/>
@@ -6222,7 +5617,6 @@
               </w:rPr>
               <w:t>zÉÉåÈ</w:t>
             </w:r>
-            <w:proofErr w:type="spellEnd"/>
             <w:r>
               <w:rPr>
                 <w:rFonts w:ascii="BRH Devanagari Extra" w:hAnsi="BRH Devanagari Extra" w:cs="BRH Devanagari Extra"/>
@@ -6248,27 +5642,7 @@
                 <w:sz w:val="40"/>
                 <w:szCs w:val="40"/>
               </w:rPr>
-              <w:t>§</w:t>
-            </w:r>
-            <w:proofErr w:type="spellStart"/>
-            <w:r>
-              <w:rPr>
-                <w:rFonts w:ascii="BRH Devanagari Extra" w:hAnsi="BRH Devanagari Extra" w:cs="BRH Devanagari Extra"/>
-                <w:color w:val="000000"/>
-                <w:sz w:val="40"/>
-                <w:szCs w:val="40"/>
-              </w:rPr>
-              <w:t>ÉïÈ</w:t>
-            </w:r>
-            <w:proofErr w:type="spellEnd"/>
-            <w:r>
-              <w:rPr>
-                <w:rFonts w:ascii="BRH Devanagari Extra" w:hAnsi="BRH Devanagari Extra" w:cs="BRH Devanagari Extra"/>
-                <w:color w:val="000000"/>
-                <w:sz w:val="40"/>
-                <w:szCs w:val="40"/>
-              </w:rPr>
-              <w:t xml:space="preserve"> |</w:t>
+              <w:t>§ÉïÈ |</w:t>
             </w:r>
           </w:p>
         </w:tc>
@@ -6286,7 +5660,6 @@
                 <w:szCs w:val="40"/>
               </w:rPr>
             </w:pPr>
-            <w:proofErr w:type="spellStart"/>
             <w:r>
               <w:rPr>
                 <w:rFonts w:ascii="BRH Devanagari Extra" w:hAnsi="BRH Devanagari Extra" w:cs="BRH Devanagari Extra"/>
@@ -6296,7 +5669,6 @@
               </w:rPr>
               <w:t>ÌuÉ</w:t>
             </w:r>
-            <w:proofErr w:type="spellEnd"/>
             <w:r>
               <w:rPr>
                 <w:rFonts w:ascii="BRH Malayalam Extra" w:hAnsi="BRH Malayalam Extra" w:cs="BRH Devanagari Extra"/>
@@ -6324,94 +5696,32 @@
               </w:rPr>
               <w:t>–</w:t>
             </w:r>
-            <w:proofErr w:type="spellStart"/>
-            <w:r>
-              <w:rPr>
-                <w:rFonts w:ascii="BRH Devanagari Extra" w:hAnsi="BRH Devanagari Extra" w:cs="BRH Devanagari Extra"/>
-                <w:color w:val="000000"/>
-                <w:sz w:val="40"/>
-                <w:szCs w:val="40"/>
-              </w:rPr>
-              <w:t>iÉï</w:t>
-            </w:r>
-            <w:proofErr w:type="spellEnd"/>
-            <w:r>
-              <w:rPr>
-                <w:rFonts w:ascii="BRH Devanagari Extra" w:hAnsi="BRH Devanagari Extra" w:cs="BRH Devanagari Extra"/>
-                <w:color w:val="000000"/>
-                <w:sz w:val="40"/>
-                <w:szCs w:val="40"/>
-              </w:rPr>
-              <w:t xml:space="preserve"> </w:t>
-            </w:r>
-            <w:proofErr w:type="spellStart"/>
-            <w:r>
-              <w:rPr>
-                <w:rFonts w:ascii="BRH Devanagari Extra" w:hAnsi="BRH Devanagari Extra" w:cs="BRH Devanagari Extra"/>
-                <w:color w:val="000000"/>
-                <w:sz w:val="40"/>
-                <w:szCs w:val="40"/>
-              </w:rPr>
-              <w:t>CÌiÉþ</w:t>
-            </w:r>
-            <w:proofErr w:type="spellEnd"/>
-            <w:r>
-              <w:rPr>
-                <w:rFonts w:ascii="BRH Devanagari Extra" w:hAnsi="BRH Devanagari Extra" w:cs="BRH Devanagari Extra"/>
-                <w:color w:val="000000"/>
-                <w:sz w:val="40"/>
-                <w:szCs w:val="40"/>
-              </w:rPr>
-              <w:t xml:space="preserve"> </w:t>
-            </w:r>
-            <w:proofErr w:type="spellStart"/>
-            <w:r>
-              <w:rPr>
-                <w:rFonts w:ascii="BRH Devanagari Extra" w:hAnsi="BRH Devanagari Extra" w:cs="BRH Devanagari Extra"/>
-                <w:color w:val="000000"/>
-                <w:sz w:val="40"/>
-                <w:szCs w:val="40"/>
-              </w:rPr>
-              <w:t>ÌuÉ</w:t>
-            </w:r>
-            <w:proofErr w:type="spellEnd"/>
-            <w:r>
-              <w:rPr>
-                <w:rFonts w:ascii="BRH Devanagari Extra" w:hAnsi="BRH Devanagari Extra" w:cs="BRH Devanagari Extra"/>
-                <w:color w:val="000000"/>
-                <w:sz w:val="40"/>
-                <w:szCs w:val="40"/>
-              </w:rPr>
-              <w:t xml:space="preserve"> - uÉ</w:t>
-            </w:r>
-            <w:r>
-              <w:rPr>
-                <w:rFonts w:ascii="BRH Malayalam Extra" w:hAnsi="BRH Malayalam Extra" w:cs="BRH Devanagari Extra"/>
-                <w:color w:val="000000"/>
-                <w:sz w:val="30"/>
-                <w:szCs w:val="40"/>
-              </w:rPr>
-              <w:t>–</w:t>
-            </w:r>
-            <w:proofErr w:type="spellStart"/>
-            <w:r>
-              <w:rPr>
-                <w:rFonts w:ascii="BRH Devanagari Extra" w:hAnsi="BRH Devanagari Extra" w:cs="BRH Devanagari Extra"/>
-                <w:color w:val="000000"/>
-                <w:sz w:val="40"/>
-                <w:szCs w:val="40"/>
-              </w:rPr>
-              <w:t>iÉïÈ</w:t>
-            </w:r>
-            <w:proofErr w:type="spellEnd"/>
-            <w:r>
-              <w:rPr>
-                <w:rFonts w:ascii="BRH Devanagari Extra" w:hAnsi="BRH Devanagari Extra" w:cs="BRH Devanagari Extra"/>
-                <w:color w:val="000000"/>
-                <w:sz w:val="40"/>
-                <w:szCs w:val="40"/>
-              </w:rPr>
-              <w:t xml:space="preserve"> | </w:t>
+            <w:r>
+              <w:rPr>
+                <w:rFonts w:ascii="BRH Devanagari Extra" w:hAnsi="BRH Devanagari Extra" w:cs="BRH Devanagari Extra"/>
+                <w:color w:val="000000"/>
+                <w:sz w:val="40"/>
+                <w:szCs w:val="40"/>
+              </w:rPr>
+              <w:t>iÉï CÌiÉþ ÌuÉ - uÉ</w:t>
+            </w:r>
+            <w:r>
+              <w:rPr>
+                <w:rFonts w:ascii="BRH Malayalam Extra" w:hAnsi="BRH Malayalam Extra" w:cs="BRH Devanagari Extra"/>
+                <w:color w:val="000000"/>
+                <w:sz w:val="30"/>
+                <w:szCs w:val="40"/>
+              </w:rPr>
+              <w:t>–</w:t>
+            </w:r>
+            <w:r>
+              <w:rPr>
+                <w:rFonts w:ascii="BRH Devanagari Extra" w:hAnsi="BRH Devanagari Extra" w:cs="BRH Devanagari Extra"/>
+                <w:color w:val="000000"/>
+                <w:sz w:val="40"/>
+                <w:szCs w:val="40"/>
+              </w:rPr>
+              <w:t xml:space="preserve">iÉïÈ | </w:t>
             </w:r>
           </w:p>
           <w:p>
@@ -6479,7 +5789,6 @@
               </w:rPr>
               <w:t>–</w:t>
             </w:r>
-            <w:proofErr w:type="spellStart"/>
             <w:r>
               <w:rPr>
                 <w:rFonts w:ascii="BRH Devanagari Extra" w:hAnsi="BRH Devanagari Extra" w:cs="BRH Devanagari Extra"/>
@@ -6489,7 +5798,6 @@
               </w:rPr>
               <w:t>iuÉÉ</w:t>
             </w:r>
-            <w:proofErr w:type="spellEnd"/>
             <w:r>
               <w:rPr>
                 <w:rFonts w:ascii="BRH Malayalam Extra" w:hAnsi="BRH Malayalam Extra" w:cs="BRH Devanagari Extra"/>
@@ -6535,7 +5843,6 @@
               </w:rPr>
               <w:t>–</w:t>
             </w:r>
-            <w:proofErr w:type="spellStart"/>
             <w:r>
               <w:rPr>
                 <w:rFonts w:ascii="BRH Devanagari Extra" w:hAnsi="BRH Devanagari Extra" w:cs="BRH Devanagari Extra"/>
@@ -6553,55 +5860,25 @@
                 <w:sz w:val="40"/>
                 <w:szCs w:val="40"/>
               </w:rPr>
-              <w:t>å</w:t>
-            </w:r>
-            <w:proofErr w:type="spellEnd"/>
-            <w:r>
-              <w:rPr>
-                <w:rFonts w:ascii="BRH Devanagari Extra" w:hAnsi="BRH Devanagari Extra" w:cs="BRH Devanagari Extra"/>
-                <w:color w:val="000000"/>
-                <w:sz w:val="40"/>
-                <w:szCs w:val="40"/>
-              </w:rPr>
-              <w:t xml:space="preserve"> kÉ</w:t>
-            </w:r>
-            <w:r>
-              <w:rPr>
-                <w:rFonts w:ascii="BRH Malayalam Extra" w:hAnsi="BRH Malayalam Extra" w:cs="BRH Devanagari Extra"/>
-                <w:color w:val="000000"/>
-                <w:sz w:val="30"/>
-                <w:szCs w:val="40"/>
-              </w:rPr>
-              <w:t>–</w:t>
-            </w:r>
-            <w:r>
-              <w:rPr>
-                <w:rFonts w:ascii="BRH Devanagari Extra" w:hAnsi="BRH Devanagari Extra" w:cs="BRH Devanagari Extra"/>
-                <w:color w:val="000000"/>
-                <w:sz w:val="40"/>
-                <w:szCs w:val="40"/>
-              </w:rPr>
-              <w:t>§</w:t>
-            </w:r>
-            <w:proofErr w:type="spellStart"/>
-            <w:r>
-              <w:rPr>
-                <w:rFonts w:ascii="BRH Devanagari Extra" w:hAnsi="BRH Devanagari Extra" w:cs="BRH Devanagari Extra"/>
-                <w:color w:val="000000"/>
-                <w:sz w:val="40"/>
-                <w:szCs w:val="40"/>
-              </w:rPr>
-              <w:t>ÉïÈ</w:t>
-            </w:r>
-            <w:proofErr w:type="spellEnd"/>
-            <w:r>
-              <w:rPr>
-                <w:rFonts w:ascii="BRH Devanagari Extra" w:hAnsi="BRH Devanagari Extra" w:cs="BRH Devanagari Extra"/>
-                <w:color w:val="000000"/>
-                <w:sz w:val="40"/>
-                <w:szCs w:val="40"/>
-              </w:rPr>
-              <w:t xml:space="preserve"> |</w:t>
+              <w:t>å kÉ</w:t>
+            </w:r>
+            <w:r>
+              <w:rPr>
+                <w:rFonts w:ascii="BRH Malayalam Extra" w:hAnsi="BRH Malayalam Extra" w:cs="BRH Devanagari Extra"/>
+                <w:color w:val="000000"/>
+                <w:sz w:val="30"/>
+                <w:szCs w:val="40"/>
+              </w:rPr>
+              <w:t>–</w:t>
+            </w:r>
+            <w:r>
+              <w:rPr>
+                <w:rFonts w:ascii="BRH Devanagari Extra" w:hAnsi="BRH Devanagari Extra" w:cs="BRH Devanagari Extra"/>
+                <w:color w:val="000000"/>
+                <w:sz w:val="40"/>
+                <w:szCs w:val="40"/>
+              </w:rPr>
+              <w:t>§ÉïÈ |</w:t>
             </w:r>
           </w:p>
         </w:tc>
@@ -6771,94 +6048,50 @@
                 <w:szCs w:val="40"/>
               </w:rPr>
             </w:pPr>
-            <w:proofErr w:type="spellStart"/>
-            <w:r>
-              <w:rPr>
-                <w:rFonts w:ascii="BRH Devanagari Extra" w:hAnsi="BRH Devanagari Extra" w:cs="BRH Devanagari Extra"/>
-                <w:color w:val="000000"/>
-                <w:sz w:val="40"/>
-                <w:szCs w:val="40"/>
-              </w:rPr>
-              <w:t>YsÉ</w:t>
-            </w:r>
-            <w:proofErr w:type="spellEnd"/>
-            <w:r>
-              <w:rPr>
-                <w:rFonts w:ascii="BRH Devanagari Extra" w:hAnsi="BRH Devanagari Extra" w:cs="BRH Devanagari Extra"/>
-                <w:color w:val="000000"/>
-                <w:sz w:val="40"/>
-                <w:szCs w:val="40"/>
-              </w:rPr>
-              <w:t>×</w:t>
-            </w:r>
-            <w:r>
-              <w:rPr>
-                <w:rFonts w:ascii="BRH Malayalam Extra" w:hAnsi="BRH Malayalam Extra" w:cs="BRH Devanagari Extra"/>
-                <w:color w:val="000000"/>
-                <w:sz w:val="30"/>
-                <w:szCs w:val="40"/>
-              </w:rPr>
-              <w:t>–</w:t>
-            </w:r>
-            <w:proofErr w:type="spellStart"/>
-            <w:r>
-              <w:rPr>
-                <w:rFonts w:ascii="BRH Devanagari Extra" w:hAnsi="BRH Devanagari Extra" w:cs="BRH Devanagari Extra"/>
-                <w:color w:val="000000"/>
-                <w:sz w:val="40"/>
-                <w:szCs w:val="40"/>
-              </w:rPr>
-              <w:t>miÉÉÈ</w:t>
-            </w:r>
-            <w:proofErr w:type="spellEnd"/>
-            <w:r>
-              <w:rPr>
-                <w:rFonts w:ascii="BRH Devanagari Extra" w:hAnsi="BRH Devanagari Extra" w:cs="BRH Devanagari Extra"/>
-                <w:color w:val="000000"/>
-                <w:sz w:val="40"/>
-                <w:szCs w:val="40"/>
-              </w:rPr>
-              <w:t xml:space="preserve"> </w:t>
-            </w:r>
-            <w:proofErr w:type="spellStart"/>
-            <w:r>
-              <w:rPr>
-                <w:rFonts w:ascii="BRH Devanagari Extra" w:hAnsi="BRH Devanagari Extra" w:cs="BRH Devanagari Extra"/>
-                <w:color w:val="000000"/>
-                <w:sz w:val="40"/>
-                <w:szCs w:val="40"/>
-              </w:rPr>
-              <w:t>xÉþqÉÉ</w:t>
-            </w:r>
-            <w:proofErr w:type="spellEnd"/>
-            <w:r>
-              <w:rPr>
-                <w:rFonts w:ascii="BRH Malayalam Extra" w:hAnsi="BRH Malayalam Extra" w:cs="BRH Devanagari Extra"/>
-                <w:color w:val="000000"/>
-                <w:sz w:val="30"/>
-                <w:szCs w:val="40"/>
-              </w:rPr>
-              <w:t>–</w:t>
-            </w:r>
-            <w:proofErr w:type="spellStart"/>
-            <w:r>
-              <w:rPr>
-                <w:rFonts w:ascii="BRH Devanagari Extra" w:hAnsi="BRH Devanagari Extra" w:cs="BRH Devanagari Extra"/>
-                <w:color w:val="000000"/>
-                <w:sz w:val="40"/>
-                <w:szCs w:val="40"/>
-              </w:rPr>
-              <w:t>lÉqÉÔÿSèïklÉÏÈ</w:t>
-            </w:r>
-            <w:proofErr w:type="spellEnd"/>
-            <w:r>
-              <w:rPr>
-                <w:rFonts w:ascii="BRH Devanagari Extra" w:hAnsi="BRH Devanagari Extra" w:cs="BRH Devanagari Extra"/>
-                <w:color w:val="000000"/>
-                <w:sz w:val="40"/>
-                <w:szCs w:val="40"/>
-              </w:rPr>
-              <w:t xml:space="preserve"> | </w:t>
+            <w:r>
+              <w:rPr>
+                <w:rFonts w:ascii="BRH Devanagari Extra" w:hAnsi="BRH Devanagari Extra" w:cs="BRH Devanagari Extra"/>
+                <w:color w:val="000000"/>
+                <w:sz w:val="40"/>
+                <w:szCs w:val="40"/>
+              </w:rPr>
+              <w:t>YsÉ×</w:t>
+            </w:r>
+            <w:r>
+              <w:rPr>
+                <w:rFonts w:ascii="BRH Malayalam Extra" w:hAnsi="BRH Malayalam Extra" w:cs="BRH Devanagari Extra"/>
+                <w:color w:val="000000"/>
+                <w:sz w:val="30"/>
+                <w:szCs w:val="40"/>
+              </w:rPr>
+              <w:t>–</w:t>
+            </w:r>
+            <w:r>
+              <w:rPr>
+                <w:rFonts w:ascii="BRH Devanagari Extra" w:hAnsi="BRH Devanagari Extra" w:cs="BRH Devanagari Extra"/>
+                <w:color w:val="000000"/>
+                <w:sz w:val="40"/>
+                <w:szCs w:val="40"/>
+              </w:rPr>
+              <w:t>miÉÉÈ xÉþqÉÉ</w:t>
+            </w:r>
+            <w:r>
+              <w:rPr>
+                <w:rFonts w:ascii="BRH Malayalam Extra" w:hAnsi="BRH Malayalam Extra" w:cs="BRH Devanagari Extra"/>
+                <w:color w:val="000000"/>
+                <w:sz w:val="30"/>
+                <w:szCs w:val="40"/>
+              </w:rPr>
+              <w:t>–</w:t>
+            </w:r>
+            <w:r>
+              <w:rPr>
+                <w:rFonts w:ascii="BRH Devanagari Extra" w:hAnsi="BRH Devanagari Extra" w:cs="BRH Devanagari Extra"/>
+                <w:color w:val="000000"/>
+                <w:sz w:val="40"/>
+                <w:szCs w:val="40"/>
+              </w:rPr>
+              <w:t xml:space="preserve">lÉqÉÔÿSèïklÉÏÈ | </w:t>
             </w:r>
           </w:p>
           <w:p>
@@ -6894,7 +6127,6 @@
               </w:rPr>
               <w:t>–</w:t>
             </w:r>
-            <w:proofErr w:type="spellStart"/>
             <w:r>
               <w:rPr>
                 <w:rFonts w:ascii="BRH Devanagari Extra" w:hAnsi="BRH Devanagari Extra" w:cs="BRH Devanagari Extra"/>
@@ -6904,17 +6136,15 @@
               </w:rPr>
               <w:t>qÉÉ</w:t>
             </w:r>
-            <w:proofErr w:type="spellEnd"/>
-            <w:r>
-              <w:rPr>
-                <w:rFonts w:ascii="BRH Malayalam Extra" w:hAnsi="BRH Malayalam Extra" w:cs="BRH Devanagari Extra"/>
-                <w:color w:val="000000"/>
-                <w:sz w:val="30"/>
-                <w:szCs w:val="40"/>
-              </w:rPr>
-              <w:t>–</w:t>
-            </w:r>
-            <w:proofErr w:type="spellStart"/>
+            <w:r>
+              <w:rPr>
+                <w:rFonts w:ascii="BRH Malayalam Extra" w:hAnsi="BRH Malayalam Extra" w:cs="BRH Devanagari Extra"/>
+                <w:color w:val="000000"/>
+                <w:sz w:val="30"/>
+                <w:szCs w:val="40"/>
+              </w:rPr>
+              <w:t>–</w:t>
+            </w:r>
             <w:r>
               <w:rPr>
                 <w:rFonts w:ascii="BRH Devanagari Extra" w:hAnsi="BRH Devanagari Extra" w:cs="BRH Devanagari Extra"/>
@@ -6943,35 +6173,23 @@
               </w:rPr>
               <w:t>lÉÏU</w:t>
             </w:r>
-            <w:proofErr w:type="spellEnd"/>
-            <w:r>
-              <w:rPr>
-                <w:rFonts w:ascii="BRH Malayalam Extra" w:hAnsi="BRH Malayalam Extra" w:cs="BRH Devanagari Extra"/>
-                <w:color w:val="000000"/>
-                <w:sz w:val="30"/>
-                <w:szCs w:val="40"/>
-              </w:rPr>
-              <w:t>–</w:t>
-            </w:r>
-            <w:proofErr w:type="spellStart"/>
-            <w:r>
-              <w:rPr>
-                <w:rFonts w:ascii="BRH Devanagari Extra" w:hAnsi="BRH Devanagari Extra" w:cs="BRH Devanagari Extra"/>
-                <w:color w:val="000000"/>
-                <w:sz w:val="40"/>
-                <w:szCs w:val="40"/>
-              </w:rPr>
-              <w:t>ÍpÉ</w:t>
-            </w:r>
-            <w:proofErr w:type="spellEnd"/>
-            <w:r>
-              <w:rPr>
-                <w:rFonts w:ascii="BRH Devanagari Extra" w:hAnsi="BRH Devanagari Extra" w:cs="BRH Devanagari Extra"/>
-                <w:color w:val="000000"/>
-                <w:sz w:val="40"/>
-                <w:szCs w:val="40"/>
-              </w:rPr>
-              <w:t xml:space="preserve"> |</w:t>
+            <w:r>
+              <w:rPr>
+                <w:rFonts w:ascii="BRH Malayalam Extra" w:hAnsi="BRH Malayalam Extra" w:cs="BRH Devanagari Extra"/>
+                <w:color w:val="000000"/>
+                <w:sz w:val="30"/>
+                <w:szCs w:val="40"/>
+              </w:rPr>
+              <w:t>–</w:t>
+            </w:r>
+            <w:r>
+              <w:rPr>
+                <w:rFonts w:ascii="BRH Devanagari Extra" w:hAnsi="BRH Devanagari Extra" w:cs="BRH Devanagari Extra"/>
+                <w:color w:val="000000"/>
+                <w:sz w:val="40"/>
+                <w:szCs w:val="40"/>
+              </w:rPr>
+              <w:t>ÍpÉ |</w:t>
             </w:r>
           </w:p>
         </w:tc>
@@ -6989,94 +6207,50 @@
                 <w:szCs w:val="40"/>
               </w:rPr>
             </w:pPr>
-            <w:proofErr w:type="spellStart"/>
-            <w:r>
-              <w:rPr>
-                <w:rFonts w:ascii="BRH Devanagari Extra" w:hAnsi="BRH Devanagari Extra" w:cs="BRH Devanagari Extra"/>
-                <w:color w:val="000000"/>
-                <w:sz w:val="40"/>
-                <w:szCs w:val="40"/>
-              </w:rPr>
-              <w:t>YsÉ</w:t>
-            </w:r>
-            <w:proofErr w:type="spellEnd"/>
-            <w:r>
-              <w:rPr>
-                <w:rFonts w:ascii="BRH Devanagari Extra" w:hAnsi="BRH Devanagari Extra" w:cs="BRH Devanagari Extra"/>
-                <w:color w:val="000000"/>
-                <w:sz w:val="40"/>
-                <w:szCs w:val="40"/>
-              </w:rPr>
-              <w:t>×</w:t>
-            </w:r>
-            <w:r>
-              <w:rPr>
-                <w:rFonts w:ascii="BRH Malayalam Extra" w:hAnsi="BRH Malayalam Extra" w:cs="BRH Devanagari Extra"/>
-                <w:color w:val="000000"/>
-                <w:sz w:val="30"/>
-                <w:szCs w:val="40"/>
-              </w:rPr>
-              <w:t>–</w:t>
-            </w:r>
-            <w:proofErr w:type="spellStart"/>
-            <w:r>
-              <w:rPr>
-                <w:rFonts w:ascii="BRH Devanagari Extra" w:hAnsi="BRH Devanagari Extra" w:cs="BRH Devanagari Extra"/>
-                <w:color w:val="000000"/>
-                <w:sz w:val="40"/>
-                <w:szCs w:val="40"/>
-              </w:rPr>
-              <w:t>miÉÉÈ</w:t>
-            </w:r>
-            <w:proofErr w:type="spellEnd"/>
-            <w:r>
-              <w:rPr>
-                <w:rFonts w:ascii="BRH Devanagari Extra" w:hAnsi="BRH Devanagari Extra" w:cs="BRH Devanagari Extra"/>
-                <w:color w:val="000000"/>
-                <w:sz w:val="40"/>
-                <w:szCs w:val="40"/>
-              </w:rPr>
-              <w:t xml:space="preserve"> </w:t>
-            </w:r>
-            <w:proofErr w:type="spellStart"/>
-            <w:r>
-              <w:rPr>
-                <w:rFonts w:ascii="BRH Devanagari Extra" w:hAnsi="BRH Devanagari Extra" w:cs="BRH Devanagari Extra"/>
-                <w:color w:val="000000"/>
-                <w:sz w:val="40"/>
-                <w:szCs w:val="40"/>
-              </w:rPr>
-              <w:t>xÉþqÉÉ</w:t>
-            </w:r>
-            <w:proofErr w:type="spellEnd"/>
-            <w:r>
-              <w:rPr>
-                <w:rFonts w:ascii="BRH Malayalam Extra" w:hAnsi="BRH Malayalam Extra" w:cs="BRH Devanagari Extra"/>
-                <w:color w:val="000000"/>
-                <w:sz w:val="30"/>
-                <w:szCs w:val="40"/>
-              </w:rPr>
-              <w:t>–</w:t>
-            </w:r>
-            <w:proofErr w:type="spellStart"/>
-            <w:r>
-              <w:rPr>
-                <w:rFonts w:ascii="BRH Devanagari Extra" w:hAnsi="BRH Devanagari Extra" w:cs="BRH Devanagari Extra"/>
-                <w:color w:val="000000"/>
-                <w:sz w:val="40"/>
-                <w:szCs w:val="40"/>
-              </w:rPr>
-              <w:t>lÉqÉÔÿSèïklÉÏÈ</w:t>
-            </w:r>
-            <w:proofErr w:type="spellEnd"/>
-            <w:r>
-              <w:rPr>
-                <w:rFonts w:ascii="BRH Devanagari Extra" w:hAnsi="BRH Devanagari Extra" w:cs="BRH Devanagari Extra"/>
-                <w:color w:val="000000"/>
-                <w:sz w:val="40"/>
-                <w:szCs w:val="40"/>
-              </w:rPr>
-              <w:t xml:space="preserve"> | </w:t>
+            <w:r>
+              <w:rPr>
+                <w:rFonts w:ascii="BRH Devanagari Extra" w:hAnsi="BRH Devanagari Extra" w:cs="BRH Devanagari Extra"/>
+                <w:color w:val="000000"/>
+                <w:sz w:val="40"/>
+                <w:szCs w:val="40"/>
+              </w:rPr>
+              <w:t>YsÉ×</w:t>
+            </w:r>
+            <w:r>
+              <w:rPr>
+                <w:rFonts w:ascii="BRH Malayalam Extra" w:hAnsi="BRH Malayalam Extra" w:cs="BRH Devanagari Extra"/>
+                <w:color w:val="000000"/>
+                <w:sz w:val="30"/>
+                <w:szCs w:val="40"/>
+              </w:rPr>
+              <w:t>–</w:t>
+            </w:r>
+            <w:r>
+              <w:rPr>
+                <w:rFonts w:ascii="BRH Devanagari Extra" w:hAnsi="BRH Devanagari Extra" w:cs="BRH Devanagari Extra"/>
+                <w:color w:val="000000"/>
+                <w:sz w:val="40"/>
+                <w:szCs w:val="40"/>
+              </w:rPr>
+              <w:t>miÉÉÈ xÉþqÉÉ</w:t>
+            </w:r>
+            <w:r>
+              <w:rPr>
+                <w:rFonts w:ascii="BRH Malayalam Extra" w:hAnsi="BRH Malayalam Extra" w:cs="BRH Devanagari Extra"/>
+                <w:color w:val="000000"/>
+                <w:sz w:val="30"/>
+                <w:szCs w:val="40"/>
+              </w:rPr>
+              <w:t>–</w:t>
+            </w:r>
+            <w:r>
+              <w:rPr>
+                <w:rFonts w:ascii="BRH Devanagari Extra" w:hAnsi="BRH Devanagari Extra" w:cs="BRH Devanagari Extra"/>
+                <w:color w:val="000000"/>
+                <w:sz w:val="40"/>
+                <w:szCs w:val="40"/>
+              </w:rPr>
+              <w:t xml:space="preserve">lÉqÉÔÿSèïklÉÏÈ | </w:t>
             </w:r>
           </w:p>
           <w:p>
@@ -7108,7 +6282,6 @@
               </w:rPr>
               <w:t>–</w:t>
             </w:r>
-            <w:proofErr w:type="spellStart"/>
             <w:r>
               <w:rPr>
                 <w:rFonts w:ascii="BRH Devanagari Extra" w:hAnsi="BRH Devanagari Extra" w:cs="BRH Devanagari Extra"/>
@@ -7118,17 +6291,15 @@
               </w:rPr>
               <w:t>qÉÉ</w:t>
             </w:r>
-            <w:proofErr w:type="spellEnd"/>
-            <w:r>
-              <w:rPr>
-                <w:rFonts w:ascii="BRH Malayalam Extra" w:hAnsi="BRH Malayalam Extra" w:cs="BRH Devanagari Extra"/>
-                <w:color w:val="000000"/>
-                <w:sz w:val="30"/>
-                <w:szCs w:val="40"/>
-              </w:rPr>
-              <w:t>–</w:t>
-            </w:r>
-            <w:proofErr w:type="spellStart"/>
+            <w:r>
+              <w:rPr>
+                <w:rFonts w:ascii="BRH Malayalam Extra" w:hAnsi="BRH Malayalam Extra" w:cs="BRH Devanagari Extra"/>
+                <w:color w:val="000000"/>
+                <w:sz w:val="30"/>
+                <w:szCs w:val="40"/>
+              </w:rPr>
+              <w:t>–</w:t>
+            </w:r>
             <w:r>
               <w:rPr>
                 <w:rFonts w:ascii="BRH Devanagari Extra" w:hAnsi="BRH Devanagari Extra" w:cs="BRH Devanagari Extra"/>
@@ -7157,35 +6328,23 @@
               </w:rPr>
               <w:t>ÏU</w:t>
             </w:r>
-            <w:proofErr w:type="spellEnd"/>
-            <w:r>
-              <w:rPr>
-                <w:rFonts w:ascii="BRH Malayalam Extra" w:hAnsi="BRH Malayalam Extra" w:cs="BRH Devanagari Extra"/>
-                <w:color w:val="000000"/>
-                <w:sz w:val="30"/>
-                <w:szCs w:val="40"/>
-              </w:rPr>
-              <w:t>–</w:t>
-            </w:r>
-            <w:proofErr w:type="spellStart"/>
-            <w:r>
-              <w:rPr>
-                <w:rFonts w:ascii="BRH Devanagari Extra" w:hAnsi="BRH Devanagari Extra" w:cs="BRH Devanagari Extra"/>
-                <w:color w:val="000000"/>
-                <w:sz w:val="40"/>
-                <w:szCs w:val="40"/>
-              </w:rPr>
-              <w:t>ÍpÉ</w:t>
-            </w:r>
-            <w:proofErr w:type="spellEnd"/>
-            <w:r>
-              <w:rPr>
-                <w:rFonts w:ascii="BRH Devanagari Extra" w:hAnsi="BRH Devanagari Extra" w:cs="BRH Devanagari Extra"/>
-                <w:color w:val="000000"/>
-                <w:sz w:val="40"/>
-                <w:szCs w:val="40"/>
-              </w:rPr>
-              <w:t xml:space="preserve"> |</w:t>
+            <w:r>
+              <w:rPr>
+                <w:rFonts w:ascii="BRH Malayalam Extra" w:hAnsi="BRH Malayalam Extra" w:cs="BRH Devanagari Extra"/>
+                <w:color w:val="000000"/>
+                <w:sz w:val="30"/>
+                <w:szCs w:val="40"/>
+              </w:rPr>
+              <w:t>–</w:t>
+            </w:r>
+            <w:r>
+              <w:rPr>
+                <w:rFonts w:ascii="BRH Devanagari Extra" w:hAnsi="BRH Devanagari Extra" w:cs="BRH Devanagari Extra"/>
+                <w:color w:val="000000"/>
+                <w:sz w:val="40"/>
+                <w:szCs w:val="40"/>
+              </w:rPr>
+              <w:t>ÍpÉ |</w:t>
             </w:r>
             <w:r>
               <w:rPr>
@@ -7430,29 +6589,8 @@
                 <w:sz w:val="40"/>
                 <w:szCs w:val="40"/>
               </w:rPr>
-              <w:t xml:space="preserve">uÉ </w:t>
-            </w:r>
-            <w:proofErr w:type="spellStart"/>
-            <w:r>
-              <w:rPr>
-                <w:rFonts w:ascii="BRH Devanagari Extra" w:hAnsi="BRH Devanagari Extra" w:cs="BRH Devanagari Extra"/>
-                <w:color w:val="000000"/>
-                <w:sz w:val="40"/>
-                <w:szCs w:val="40"/>
-              </w:rPr>
-              <w:t>CÌiÉþ</w:t>
-            </w:r>
-            <w:proofErr w:type="spellEnd"/>
-            <w:r>
-              <w:rPr>
-                <w:rFonts w:ascii="BRH Devanagari Extra" w:hAnsi="BRH Devanagari Extra" w:cs="BRH Devanagari Extra"/>
-                <w:color w:val="000000"/>
-                <w:sz w:val="40"/>
-                <w:szCs w:val="40"/>
-              </w:rPr>
-              <w:t xml:space="preserve"> </w:t>
-            </w:r>
-            <w:proofErr w:type="spellStart"/>
+              <w:t xml:space="preserve">uÉ CÌiÉþ </w:t>
+            </w:r>
             <w:r>
               <w:rPr>
                 <w:rFonts w:ascii="BRH Devanagari Extra" w:hAnsi="BRH Devanagari Extra" w:cs="BRH Devanagari Extra"/>
@@ -7463,7 +6601,6 @@
               </w:rPr>
               <w:t>Ì§ÉhÉ</w:t>
             </w:r>
-            <w:proofErr w:type="spellEnd"/>
             <w:r>
               <w:rPr>
                 <w:rFonts w:ascii="BRH Malayalam Extra" w:hAnsi="BRH Malayalam Extra" w:cs="BRH Devanagari Extra"/>
@@ -7474,7 +6611,6 @@
               </w:rPr>
               <w:t>–</w:t>
             </w:r>
-            <w:proofErr w:type="spellStart"/>
             <w:r>
               <w:rPr>
                 <w:rFonts w:ascii="BRH Devanagari Extra" w:hAnsi="BRH Devanagari Extra" w:cs="BRH Devanagari Extra"/>
@@ -7485,7 +6621,6 @@
               </w:rPr>
               <w:t>uÉÈ</w:t>
             </w:r>
-            <w:proofErr w:type="spellEnd"/>
             <w:r>
               <w:rPr>
                 <w:rFonts w:ascii="BRH Devanagari Extra" w:hAnsi="BRH Devanagari Extra" w:cs="BRH Devanagari Extra"/>
@@ -7559,27 +6694,7 @@
                 <w:sz w:val="40"/>
                 <w:szCs w:val="40"/>
               </w:rPr>
-              <w:t xml:space="preserve">uÉ </w:t>
-            </w:r>
-            <w:proofErr w:type="spellStart"/>
-            <w:r>
-              <w:rPr>
-                <w:rFonts w:ascii="BRH Devanagari Extra" w:hAnsi="BRH Devanagari Extra" w:cs="BRH Devanagari Extra"/>
-                <w:color w:val="000000"/>
-                <w:sz w:val="40"/>
-                <w:szCs w:val="40"/>
-              </w:rPr>
-              <w:t>CÌiÉþ</w:t>
-            </w:r>
-            <w:proofErr w:type="spellEnd"/>
-            <w:r>
-              <w:rPr>
-                <w:rFonts w:ascii="BRH Devanagari Extra" w:hAnsi="BRH Devanagari Extra" w:cs="BRH Devanagari Extra"/>
-                <w:color w:val="000000"/>
-                <w:sz w:val="40"/>
-                <w:szCs w:val="40"/>
-              </w:rPr>
-              <w:t xml:space="preserve"> </w:t>
+              <w:t xml:space="preserve">uÉ CÌiÉþ </w:t>
             </w:r>
             <w:r>
               <w:rPr>
@@ -7601,7 +6716,6 @@
               </w:rPr>
               <w:t>–</w:t>
             </w:r>
-            <w:proofErr w:type="spellStart"/>
             <w:r>
               <w:rPr>
                 <w:rFonts w:ascii="BRH Devanagari Extra" w:hAnsi="BRH Devanagari Extra" w:cs="BRH Devanagari Extra"/>
@@ -7612,7 +6726,6 @@
               </w:rPr>
               <w:t>uÉÈ</w:t>
             </w:r>
-            <w:proofErr w:type="spellEnd"/>
             <w:r>
               <w:rPr>
                 <w:rFonts w:ascii="BRH Devanagari Extra" w:hAnsi="BRH Devanagari Extra" w:cs="BRH Devanagari Extra"/>
@@ -7767,7 +6880,6 @@
                 <w:szCs w:val="40"/>
               </w:rPr>
             </w:pPr>
-            <w:proofErr w:type="spellStart"/>
             <w:r>
               <w:rPr>
                 <w:rFonts w:ascii="BRH Devanagari Extra" w:hAnsi="BRH Devanagari Extra" w:cs="BRH Devanagari Extra"/>
@@ -7777,106 +6889,51 @@
               </w:rPr>
               <w:t>mÉë</w:t>
             </w:r>
-            <w:proofErr w:type="spellEnd"/>
-            <w:r>
-              <w:rPr>
-                <w:rFonts w:ascii="BRH Malayalam Extra" w:hAnsi="BRH Malayalam Extra" w:cs="BRH Devanagari Extra"/>
-                <w:color w:val="000000"/>
-                <w:sz w:val="30"/>
-                <w:szCs w:val="40"/>
-              </w:rPr>
-              <w:t>–</w:t>
-            </w:r>
-            <w:proofErr w:type="spellStart"/>
-            <w:r>
-              <w:rPr>
-                <w:rFonts w:ascii="BRH Devanagari Extra" w:hAnsi="BRH Devanagari Extra" w:cs="BRH Devanagari Extra"/>
-                <w:color w:val="000000"/>
-                <w:sz w:val="40"/>
-                <w:szCs w:val="40"/>
-              </w:rPr>
-              <w:t>eÉÉÈ</w:t>
-            </w:r>
-            <w:proofErr w:type="spellEnd"/>
-            <w:r>
-              <w:rPr>
-                <w:rFonts w:ascii="BRH Devanagari Extra" w:hAnsi="BRH Devanagari Extra" w:cs="BRH Devanagari Extra"/>
-                <w:color w:val="000000"/>
-                <w:sz w:val="40"/>
-                <w:szCs w:val="40"/>
-              </w:rPr>
-              <w:t xml:space="preserve"> </w:t>
-            </w:r>
-            <w:proofErr w:type="spellStart"/>
-            <w:r>
-              <w:rPr>
-                <w:rFonts w:ascii="BRH Devanagari Extra" w:hAnsi="BRH Devanagari Extra" w:cs="BRH Devanagari Extra"/>
-                <w:color w:val="000000"/>
-                <w:sz w:val="40"/>
-                <w:szCs w:val="40"/>
-              </w:rPr>
-              <w:t>xmÉ</w:t>
-            </w:r>
-            <w:proofErr w:type="spellEnd"/>
-            <w:r>
-              <w:rPr>
-                <w:rFonts w:ascii="BRH Devanagari Extra" w:hAnsi="BRH Devanagari Extra" w:cs="BRH Devanagari Extra"/>
-                <w:color w:val="000000"/>
-                <w:sz w:val="40"/>
-                <w:szCs w:val="40"/>
-              </w:rPr>
-              <w:t>×</w:t>
-            </w:r>
-            <w:r>
-              <w:rPr>
-                <w:rFonts w:ascii="BRH Malayalam Extra" w:hAnsi="BRH Malayalam Extra" w:cs="BRH Devanagari Extra"/>
-                <w:color w:val="000000"/>
-                <w:sz w:val="30"/>
-                <w:szCs w:val="40"/>
-              </w:rPr>
-              <w:t>–</w:t>
-            </w:r>
-            <w:proofErr w:type="spellStart"/>
-            <w:r>
-              <w:rPr>
-                <w:rFonts w:ascii="BRH Devanagari Extra" w:hAnsi="BRH Devanagari Extra" w:cs="BRH Devanagari Extra"/>
-                <w:color w:val="000000"/>
-                <w:sz w:val="40"/>
-                <w:szCs w:val="40"/>
-              </w:rPr>
-              <w:t>iÉÉÈ</w:t>
-            </w:r>
-            <w:proofErr w:type="spellEnd"/>
-            <w:r>
-              <w:rPr>
-                <w:rFonts w:ascii="BRH Devanagari Extra" w:hAnsi="BRH Devanagari Extra" w:cs="BRH Devanagari Extra"/>
-                <w:color w:val="000000"/>
-                <w:sz w:val="40"/>
-                <w:szCs w:val="40"/>
-              </w:rPr>
-              <w:t xml:space="preserve"> | </w:t>
-            </w:r>
-            <w:proofErr w:type="spellStart"/>
-            <w:r>
-              <w:rPr>
-                <w:rFonts w:ascii="BRH Devanagari Extra" w:hAnsi="BRH Devanagari Extra" w:cs="BRH Devanagari Extra"/>
-                <w:color w:val="000000"/>
-                <w:sz w:val="40"/>
-                <w:szCs w:val="40"/>
-              </w:rPr>
-              <w:t>mÉë</w:t>
-            </w:r>
-            <w:proofErr w:type="spellEnd"/>
-            <w:r>
-              <w:rPr>
-                <w:rFonts w:ascii="BRH Malayalam Extra" w:hAnsi="BRH Malayalam Extra" w:cs="BRH Devanagari Extra"/>
-                <w:color w:val="000000"/>
-                <w:sz w:val="30"/>
-                <w:szCs w:val="40"/>
-              </w:rPr>
-              <w:t>–</w:t>
-            </w:r>
-            <w:proofErr w:type="spellStart"/>
+            <w:r>
+              <w:rPr>
+                <w:rFonts w:ascii="BRH Malayalam Extra" w:hAnsi="BRH Malayalam Extra" w:cs="BRH Devanagari Extra"/>
+                <w:color w:val="000000"/>
+                <w:sz w:val="30"/>
+                <w:szCs w:val="40"/>
+              </w:rPr>
+              <w:t>–</w:t>
+            </w:r>
+            <w:r>
+              <w:rPr>
+                <w:rFonts w:ascii="BRH Devanagari Extra" w:hAnsi="BRH Devanagari Extra" w:cs="BRH Devanagari Extra"/>
+                <w:color w:val="000000"/>
+                <w:sz w:val="40"/>
+                <w:szCs w:val="40"/>
+              </w:rPr>
+              <w:t>eÉÉÈ xmÉ×</w:t>
+            </w:r>
+            <w:r>
+              <w:rPr>
+                <w:rFonts w:ascii="BRH Malayalam Extra" w:hAnsi="BRH Malayalam Extra" w:cs="BRH Devanagari Extra"/>
+                <w:color w:val="000000"/>
+                <w:sz w:val="30"/>
+                <w:szCs w:val="40"/>
+              </w:rPr>
+              <w:t>–</w:t>
+            </w:r>
+            <w:r>
+              <w:rPr>
+                <w:rFonts w:ascii="BRH Devanagari Extra" w:hAnsi="BRH Devanagari Extra" w:cs="BRH Devanagari Extra"/>
+                <w:color w:val="000000"/>
+                <w:sz w:val="40"/>
+                <w:szCs w:val="40"/>
+              </w:rPr>
+              <w:t>iÉÉÈ | mÉë</w:t>
+            </w:r>
+            <w:r>
+              <w:rPr>
+                <w:rFonts w:ascii="BRH Malayalam Extra" w:hAnsi="BRH Malayalam Extra" w:cs="BRH Devanagari Extra"/>
+                <w:color w:val="000000"/>
+                <w:sz w:val="30"/>
+                <w:szCs w:val="40"/>
+              </w:rPr>
+              <w:t>–</w:t>
+            </w:r>
             <w:r>
               <w:rPr>
                 <w:rFonts w:ascii="BRH Devanagari Extra" w:hAnsi="BRH Devanagari Extra" w:cs="BRH Devanagari Extra"/>
@@ -7887,55 +6944,14 @@
               </w:rPr>
               <w:t>iÉÉ</w:t>
             </w:r>
-            <w:proofErr w:type="spellEnd"/>
-            <w:r>
-              <w:rPr>
-                <w:rFonts w:ascii="BRH Devanagari Extra" w:hAnsi="BRH Devanagari Extra" w:cs="BRH Devanagari Extra"/>
-                <w:color w:val="000000"/>
-                <w:sz w:val="40"/>
-                <w:szCs w:val="40"/>
-              </w:rPr>
-              <w:t xml:space="preserve"> </w:t>
-            </w:r>
-            <w:proofErr w:type="spellStart"/>
-            <w:r>
-              <w:rPr>
-                <w:rFonts w:ascii="BRH Devanagari Extra" w:hAnsi="BRH Devanagari Extra" w:cs="BRH Devanagari Extra"/>
-                <w:color w:val="000000"/>
-                <w:sz w:val="40"/>
-                <w:szCs w:val="40"/>
-              </w:rPr>
-              <w:t>CÌiÉþ</w:t>
-            </w:r>
-            <w:proofErr w:type="spellEnd"/>
-            <w:r>
-              <w:rPr>
-                <w:rFonts w:ascii="BRH Devanagari Extra" w:hAnsi="BRH Devanagari Extra" w:cs="BRH Devanagari Extra"/>
-                <w:color w:val="000000"/>
-                <w:sz w:val="40"/>
-                <w:szCs w:val="40"/>
-              </w:rPr>
-              <w:t xml:space="preserve"> </w:t>
-            </w:r>
-            <w:proofErr w:type="spellStart"/>
-            <w:r>
-              <w:rPr>
-                <w:rFonts w:ascii="BRH Devanagari Extra" w:hAnsi="BRH Devanagari Extra" w:cs="BRH Devanagari Extra"/>
-                <w:color w:val="000000"/>
-                <w:sz w:val="40"/>
-                <w:szCs w:val="40"/>
-              </w:rPr>
-              <w:t>mÉë-eÉÉÈ</w:t>
-            </w:r>
-            <w:proofErr w:type="spellEnd"/>
-            <w:r>
-              <w:rPr>
-                <w:rFonts w:ascii="BRH Devanagari Extra" w:hAnsi="BRH Devanagari Extra" w:cs="BRH Devanagari Extra"/>
-                <w:color w:val="000000"/>
-                <w:sz w:val="40"/>
-                <w:szCs w:val="40"/>
-              </w:rPr>
-              <w:t xml:space="preserve"> |</w:t>
+            <w:r>
+              <w:rPr>
+                <w:rFonts w:ascii="BRH Devanagari Extra" w:hAnsi="BRH Devanagari Extra" w:cs="BRH Devanagari Extra"/>
+                <w:color w:val="000000"/>
+                <w:sz w:val="40"/>
+                <w:szCs w:val="40"/>
+              </w:rPr>
+              <w:t xml:space="preserve"> CÌiÉþ mÉë-eÉÉÈ |</w:t>
             </w:r>
           </w:p>
         </w:tc>
@@ -7964,7 +6980,6 @@
                 <w:szCs w:val="40"/>
               </w:rPr>
             </w:pPr>
-            <w:proofErr w:type="spellStart"/>
             <w:r>
               <w:rPr>
                 <w:rFonts w:ascii="BRH Devanagari Extra" w:hAnsi="BRH Devanagari Extra" w:cs="BRH Devanagari Extra"/>
@@ -7974,96 +6989,42 @@
               </w:rPr>
               <w:t>mÉë</w:t>
             </w:r>
-            <w:proofErr w:type="spellEnd"/>
-            <w:r>
-              <w:rPr>
-                <w:rFonts w:ascii="BRH Malayalam Extra" w:hAnsi="BRH Malayalam Extra" w:cs="BRH Devanagari Extra"/>
-                <w:color w:val="000000"/>
-                <w:sz w:val="30"/>
-                <w:szCs w:val="40"/>
-              </w:rPr>
-              <w:t>–</w:t>
-            </w:r>
-            <w:proofErr w:type="spellStart"/>
-            <w:r>
-              <w:rPr>
-                <w:rFonts w:ascii="BRH Devanagari Extra" w:hAnsi="BRH Devanagari Extra" w:cs="BRH Devanagari Extra"/>
-                <w:color w:val="000000"/>
-                <w:sz w:val="40"/>
-                <w:szCs w:val="40"/>
-              </w:rPr>
-              <w:t>eÉÉÈ</w:t>
-            </w:r>
-            <w:proofErr w:type="spellEnd"/>
-            <w:r>
-              <w:rPr>
-                <w:rFonts w:ascii="BRH Devanagari Extra" w:hAnsi="BRH Devanagari Extra" w:cs="BRH Devanagari Extra"/>
-                <w:color w:val="000000"/>
-                <w:sz w:val="40"/>
-                <w:szCs w:val="40"/>
-              </w:rPr>
-              <w:t xml:space="preserve"> </w:t>
-            </w:r>
-            <w:proofErr w:type="spellStart"/>
-            <w:r>
-              <w:rPr>
-                <w:rFonts w:ascii="BRH Devanagari Extra" w:hAnsi="BRH Devanagari Extra" w:cs="BRH Devanagari Extra"/>
-                <w:color w:val="000000"/>
-                <w:sz w:val="40"/>
-                <w:szCs w:val="40"/>
-              </w:rPr>
-              <w:t>xmÉ</w:t>
-            </w:r>
-            <w:proofErr w:type="spellEnd"/>
-            <w:r>
-              <w:rPr>
-                <w:rFonts w:ascii="BRH Devanagari Extra" w:hAnsi="BRH Devanagari Extra" w:cs="BRH Devanagari Extra"/>
-                <w:color w:val="000000"/>
-                <w:sz w:val="40"/>
-                <w:szCs w:val="40"/>
-              </w:rPr>
-              <w:t>×</w:t>
-            </w:r>
-            <w:r>
-              <w:rPr>
-                <w:rFonts w:ascii="BRH Malayalam Extra" w:hAnsi="BRH Malayalam Extra" w:cs="BRH Devanagari Extra"/>
-                <w:color w:val="000000"/>
-                <w:sz w:val="30"/>
-                <w:szCs w:val="40"/>
-              </w:rPr>
-              <w:t>–</w:t>
-            </w:r>
-            <w:proofErr w:type="spellStart"/>
-            <w:r>
-              <w:rPr>
-                <w:rFonts w:ascii="BRH Devanagari Extra" w:hAnsi="BRH Devanagari Extra" w:cs="BRH Devanagari Extra"/>
-                <w:color w:val="000000"/>
-                <w:sz w:val="40"/>
-                <w:szCs w:val="40"/>
-              </w:rPr>
-              <w:t>iÉÉÈ</w:t>
-            </w:r>
-            <w:proofErr w:type="spellEnd"/>
-            <w:r>
-              <w:rPr>
-                <w:rFonts w:ascii="BRH Devanagari Extra" w:hAnsi="BRH Devanagari Extra" w:cs="BRH Devanagari Extra"/>
-                <w:color w:val="000000"/>
-                <w:sz w:val="40"/>
-                <w:szCs w:val="40"/>
-              </w:rPr>
-              <w:t xml:space="preserve"> | </w:t>
-            </w:r>
-            <w:proofErr w:type="spellStart"/>
-            <w:r>
-              <w:rPr>
-                <w:rFonts w:ascii="BRH Devanagari Extra" w:hAnsi="BRH Devanagari Extra" w:cs="BRH Devanagari Extra"/>
-                <w:color w:val="000000"/>
-                <w:sz w:val="40"/>
-                <w:szCs w:val="40"/>
-              </w:rPr>
-              <w:t>mÉë</w:t>
-            </w:r>
-            <w:proofErr w:type="spellEnd"/>
+            <w:r>
+              <w:rPr>
+                <w:rFonts w:ascii="BRH Malayalam Extra" w:hAnsi="BRH Malayalam Extra" w:cs="BRH Devanagari Extra"/>
+                <w:color w:val="000000"/>
+                <w:sz w:val="30"/>
+                <w:szCs w:val="40"/>
+              </w:rPr>
+              <w:t>–</w:t>
+            </w:r>
+            <w:r>
+              <w:rPr>
+                <w:rFonts w:ascii="BRH Devanagari Extra" w:hAnsi="BRH Devanagari Extra" w:cs="BRH Devanagari Extra"/>
+                <w:color w:val="000000"/>
+                <w:sz w:val="40"/>
+                <w:szCs w:val="40"/>
+              </w:rPr>
+              <w:t>eÉÉÈ xmÉ×</w:t>
+            </w:r>
+            <w:r>
+              <w:rPr>
+                <w:rFonts w:ascii="BRH Malayalam Extra" w:hAnsi="BRH Malayalam Extra" w:cs="BRH Devanagari Extra"/>
+                <w:color w:val="000000"/>
+                <w:sz w:val="30"/>
+                <w:szCs w:val="40"/>
+              </w:rPr>
+              <w:t>–</w:t>
+            </w:r>
+            <w:r>
+              <w:rPr>
+                <w:rFonts w:ascii="BRH Devanagari Extra" w:hAnsi="BRH Devanagari Extra" w:cs="BRH Devanagari Extra"/>
+                <w:color w:val="000000"/>
+                <w:sz w:val="40"/>
+                <w:szCs w:val="40"/>
+              </w:rPr>
+              <w:t>iÉÉÈ | mÉë</w:t>
+            </w:r>
             <w:r>
               <w:rPr>
                 <w:rFonts w:ascii="BRH Malayalam Extra" w:hAnsi="BRH Malayalam Extra" w:cs="BRH Devanagari Extra"/>
@@ -8090,47 +7051,7 @@
                 <w:sz w:val="40"/>
                 <w:szCs w:val="40"/>
               </w:rPr>
-              <w:t xml:space="preserve"> </w:t>
-            </w:r>
-            <w:proofErr w:type="spellStart"/>
-            <w:r>
-              <w:rPr>
-                <w:rFonts w:ascii="BRH Devanagari Extra" w:hAnsi="BRH Devanagari Extra" w:cs="BRH Devanagari Extra"/>
-                <w:color w:val="000000"/>
-                <w:sz w:val="40"/>
-                <w:szCs w:val="40"/>
-              </w:rPr>
-              <w:t>CÌiÉþ</w:t>
-            </w:r>
-            <w:proofErr w:type="spellEnd"/>
-            <w:r>
-              <w:rPr>
-                <w:rFonts w:ascii="BRH Devanagari Extra" w:hAnsi="BRH Devanagari Extra" w:cs="BRH Devanagari Extra"/>
-                <w:color w:val="000000"/>
-                <w:sz w:val="40"/>
-                <w:szCs w:val="40"/>
-              </w:rPr>
-              <w:t xml:space="preserve"> </w:t>
-            </w:r>
-            <w:proofErr w:type="spellStart"/>
-            <w:r>
-              <w:rPr>
-                <w:rFonts w:ascii="BRH Devanagari Extra" w:hAnsi="BRH Devanagari Extra" w:cs="BRH Devanagari Extra"/>
-                <w:color w:val="000000"/>
-                <w:sz w:val="40"/>
-                <w:szCs w:val="40"/>
-              </w:rPr>
-              <w:t>mÉë-eÉÉÈ</w:t>
-            </w:r>
-            <w:proofErr w:type="spellEnd"/>
-            <w:r>
-              <w:rPr>
-                <w:rFonts w:ascii="BRH Devanagari Extra" w:hAnsi="BRH Devanagari Extra" w:cs="BRH Devanagari Extra"/>
-                <w:color w:val="000000"/>
-                <w:sz w:val="40"/>
-                <w:szCs w:val="40"/>
-              </w:rPr>
-              <w:t xml:space="preserve"> |</w:t>
+              <w:t xml:space="preserve"> CÌiÉþ mÉë-eÉÉÈ |</w:t>
             </w:r>
           </w:p>
         </w:tc>
@@ -8295,7 +7216,6 @@
               </w:rPr>
               <w:t>–</w:t>
             </w:r>
-            <w:proofErr w:type="spellStart"/>
             <w:r>
               <w:rPr>
                 <w:rFonts w:ascii="BRH Devanagari Extra" w:hAnsi="BRH Devanagari Extra" w:cs="BRH Devanagari Extra"/>
@@ -8305,7 +7225,6 @@
               </w:rPr>
               <w:t>iÉÑ</w:t>
             </w:r>
-            <w:proofErr w:type="spellEnd"/>
             <w:r>
               <w:rPr>
                 <w:rFonts w:ascii="BRH Malayalam Extra" w:hAnsi="BRH Malayalam Extra" w:cs="BRH Devanagari Extra"/>
@@ -8333,7 +7252,6 @@
               </w:rPr>
               <w:t>–</w:t>
             </w:r>
-            <w:proofErr w:type="spellStart"/>
             <w:r>
               <w:rPr>
                 <w:rFonts w:ascii="BRH Devanagari Extra" w:hAnsi="BRH Devanagari Extra" w:cs="BRH Devanagari Extra"/>
@@ -8343,7 +7261,6 @@
               </w:rPr>
               <w:t>iuÉÉ</w:t>
             </w:r>
-            <w:proofErr w:type="spellEnd"/>
             <w:r>
               <w:rPr>
                 <w:rFonts w:ascii="BRH Malayalam Extra" w:hAnsi="BRH Malayalam Extra" w:cs="BRH Devanagari Extra"/>
@@ -8389,35 +7306,14 @@
               </w:rPr>
               <w:t>–</w:t>
             </w:r>
-            <w:proofErr w:type="spellStart"/>
-            <w:r>
-              <w:rPr>
-                <w:rFonts w:ascii="BRH Devanagari Extra" w:hAnsi="BRH Devanagari Extra" w:cs="BRH Devanagari Extra"/>
-                <w:color w:val="000000"/>
-                <w:sz w:val="40"/>
-                <w:szCs w:val="40"/>
-              </w:rPr>
-              <w:t>zÉÈ</w:t>
-            </w:r>
-            <w:proofErr w:type="spellEnd"/>
-            <w:r>
-              <w:rPr>
-                <w:rFonts w:ascii="BRH Devanagari Extra" w:hAnsi="BRH Devanagari Extra" w:cs="BRH Devanagari Extra"/>
-                <w:color w:val="000000"/>
-                <w:sz w:val="40"/>
-                <w:szCs w:val="40"/>
-              </w:rPr>
-              <w:t xml:space="preserve"> </w:t>
-            </w:r>
-            <w:proofErr w:type="spellStart"/>
-            <w:r>
-              <w:rPr>
-                <w:rFonts w:ascii="BRH Devanagari Extra" w:hAnsi="BRH Devanagari Extra" w:cs="BRH Devanagari Extra"/>
-                <w:color w:val="000000"/>
-                <w:sz w:val="40"/>
-                <w:szCs w:val="40"/>
-              </w:rPr>
-              <w:t>xiÉÉå</w:t>
+            <w:r>
+              <w:rPr>
+                <w:rFonts w:ascii="BRH Devanagari Extra" w:hAnsi="BRH Devanagari Extra" w:cs="BRH Devanagari Extra"/>
+                <w:color w:val="000000"/>
+                <w:sz w:val="40"/>
+                <w:szCs w:val="40"/>
+              </w:rPr>
+              <w:t>zÉÈ xiÉÉå</w:t>
             </w:r>
             <w:r>
               <w:rPr>
@@ -8429,7 +7325,6 @@
               </w:rPr>
               <w:t>qÉþ</w:t>
             </w:r>
-            <w:proofErr w:type="spellEnd"/>
             <w:r>
               <w:rPr>
                 <w:rFonts w:ascii="BRH Devanagari Extra" w:hAnsi="BRH Devanagari Extra" w:cs="BRH Devanagari Extra"/>
@@ -8484,7 +7379,6 @@
               </w:rPr>
               <w:t>–</w:t>
             </w:r>
-            <w:proofErr w:type="spellStart"/>
             <w:r>
               <w:rPr>
                 <w:rFonts w:ascii="BRH Devanagari Extra" w:hAnsi="BRH Devanagari Extra" w:cs="BRH Devanagari Extra"/>
@@ -8494,7 +7388,6 @@
               </w:rPr>
               <w:t>iÉÑ</w:t>
             </w:r>
-            <w:proofErr w:type="spellEnd"/>
             <w:r>
               <w:rPr>
                 <w:rFonts w:ascii="BRH Malayalam Extra" w:hAnsi="BRH Malayalam Extra" w:cs="BRH Devanagari Extra"/>
@@ -8522,7 +7415,6 @@
               </w:rPr>
               <w:t>–</w:t>
             </w:r>
-            <w:proofErr w:type="spellStart"/>
             <w:r>
               <w:rPr>
                 <w:rFonts w:ascii="BRH Devanagari Extra" w:hAnsi="BRH Devanagari Extra" w:cs="BRH Devanagari Extra"/>
@@ -8532,7 +7424,6 @@
               </w:rPr>
               <w:t>iuÉÉ</w:t>
             </w:r>
-            <w:proofErr w:type="spellEnd"/>
             <w:r>
               <w:rPr>
                 <w:rFonts w:ascii="BRH Malayalam Extra" w:hAnsi="BRH Malayalam Extra" w:cs="BRH Devanagari Extra"/>
@@ -8578,35 +7469,14 @@
               </w:rPr>
               <w:t>–</w:t>
             </w:r>
-            <w:proofErr w:type="spellStart"/>
-            <w:r>
-              <w:rPr>
-                <w:rFonts w:ascii="BRH Devanagari Extra" w:hAnsi="BRH Devanagari Extra" w:cs="BRH Devanagari Extra"/>
-                <w:color w:val="000000"/>
-                <w:sz w:val="40"/>
-                <w:szCs w:val="40"/>
-              </w:rPr>
-              <w:t>zÉÈ</w:t>
-            </w:r>
-            <w:proofErr w:type="spellEnd"/>
-            <w:r>
-              <w:rPr>
-                <w:rFonts w:ascii="BRH Devanagari Extra" w:hAnsi="BRH Devanagari Extra" w:cs="BRH Devanagari Extra"/>
-                <w:color w:val="000000"/>
-                <w:sz w:val="40"/>
-                <w:szCs w:val="40"/>
-              </w:rPr>
-              <w:t xml:space="preserve"> </w:t>
-            </w:r>
-            <w:proofErr w:type="spellStart"/>
-            <w:r>
-              <w:rPr>
-                <w:rFonts w:ascii="BRH Devanagari Extra" w:hAnsi="BRH Devanagari Extra" w:cs="BRH Devanagari Extra"/>
-                <w:color w:val="000000"/>
-                <w:sz w:val="40"/>
-                <w:szCs w:val="40"/>
-              </w:rPr>
-              <w:t>xiÉÉå</w:t>
+            <w:r>
+              <w:rPr>
+                <w:rFonts w:ascii="BRH Devanagari Extra" w:hAnsi="BRH Devanagari Extra" w:cs="BRH Devanagari Extra"/>
+                <w:color w:val="000000"/>
+                <w:sz w:val="40"/>
+                <w:szCs w:val="40"/>
+              </w:rPr>
+              <w:t>zÉÈ xiÉÉå</w:t>
             </w:r>
             <w:r>
               <w:rPr>
@@ -8618,7 +7488,6 @@
               </w:rPr>
               <w:t>qÉþÈ</w:t>
             </w:r>
-            <w:proofErr w:type="spellEnd"/>
             <w:r>
               <w:rPr>
                 <w:rFonts w:ascii="BRH Devanagari Extra" w:hAnsi="BRH Devanagari Extra" w:cs="BRH Devanagari Extra"/>
@@ -8818,7 +7687,6 @@
               </w:rPr>
               <w:t>–</w:t>
             </w:r>
-            <w:proofErr w:type="spellStart"/>
             <w:r>
               <w:rPr>
                 <w:rFonts w:ascii="BRH Devanagari Extra" w:hAnsi="BRH Devanagari Extra" w:cs="BRH Devanagari Extra"/>
@@ -8828,7 +7696,6 @@
               </w:rPr>
               <w:t>xiÉÑ</w:t>
             </w:r>
-            <w:proofErr w:type="spellEnd"/>
             <w:r>
               <w:rPr>
                 <w:rFonts w:ascii="BRH Malayalam Extra" w:hAnsi="BRH Malayalam Extra" w:cs="BRH Devanagari Extra"/>
@@ -8897,25 +7764,14 @@
               </w:rPr>
               <w:t>–</w:t>
             </w:r>
-            <w:proofErr w:type="spellStart"/>
-            <w:r>
-              <w:rPr>
-                <w:rFonts w:ascii="BRH Devanagari Extra" w:hAnsi="BRH Devanagari Extra" w:cs="BRH Devanagari Extra"/>
-                <w:color w:val="000000"/>
-                <w:sz w:val="40"/>
-                <w:szCs w:val="40"/>
-              </w:rPr>
-              <w:t>iÉuÉþÈ</w:t>
-            </w:r>
-            <w:proofErr w:type="spellEnd"/>
-            <w:r>
-              <w:rPr>
-                <w:rFonts w:ascii="BRH Devanagari Extra" w:hAnsi="BRH Devanagari Extra" w:cs="BRH Devanagari Extra"/>
-                <w:color w:val="000000"/>
-                <w:sz w:val="40"/>
-                <w:szCs w:val="40"/>
-              </w:rPr>
-              <w:t xml:space="preserve"> |</w:t>
+            <w:r>
+              <w:rPr>
+                <w:rFonts w:ascii="BRH Devanagari Extra" w:hAnsi="BRH Devanagari Extra" w:cs="BRH Devanagari Extra"/>
+                <w:color w:val="000000"/>
+                <w:sz w:val="40"/>
+                <w:szCs w:val="40"/>
+              </w:rPr>
+              <w:t>iÉuÉþÈ |</w:t>
             </w:r>
           </w:p>
         </w:tc>
@@ -8962,7 +7818,6 @@
               </w:rPr>
               <w:t>–</w:t>
             </w:r>
-            <w:proofErr w:type="spellStart"/>
             <w:r>
               <w:rPr>
                 <w:rFonts w:ascii="BRH Devanagari Extra" w:hAnsi="BRH Devanagari Extra" w:cs="BRH Devanagari Extra"/>
@@ -8972,7 +7827,6 @@
               </w:rPr>
               <w:t>xiÉÑ</w:t>
             </w:r>
-            <w:proofErr w:type="spellEnd"/>
             <w:r>
               <w:rPr>
                 <w:rFonts w:ascii="BRH Malayalam Extra" w:hAnsi="BRH Malayalam Extra" w:cs="BRH Devanagari Extra"/>
@@ -9020,7 +7874,6 @@
               </w:rPr>
               <w:t>–</w:t>
             </w:r>
-            <w:proofErr w:type="spellStart"/>
             <w:r>
               <w:rPr>
                 <w:rFonts w:ascii="BRH Devanagari Extra" w:hAnsi="BRH Devanagari Extra" w:cs="BRH Devanagari Extra"/>
@@ -9038,17 +7891,7 @@
                 <w:sz w:val="40"/>
                 <w:szCs w:val="40"/>
               </w:rPr>
-              <w:t>iÉuÉþÈ</w:t>
-            </w:r>
-            <w:proofErr w:type="spellEnd"/>
-            <w:r>
-              <w:rPr>
-                <w:rFonts w:ascii="BRH Devanagari Extra" w:hAnsi="BRH Devanagari Extra" w:cs="BRH Devanagari Extra"/>
-                <w:color w:val="000000"/>
-                <w:sz w:val="40"/>
-                <w:szCs w:val="40"/>
-              </w:rPr>
-              <w:t xml:space="preserve"> |</w:t>
+              <w:t>iÉuÉþÈ |</w:t>
             </w:r>
           </w:p>
         </w:tc>
@@ -9213,7 +8056,6 @@
               </w:rPr>
               <w:t>–</w:t>
             </w:r>
-            <w:proofErr w:type="spellStart"/>
             <w:r>
               <w:rPr>
                 <w:rFonts w:ascii="BRH Devanagari Extra" w:hAnsi="BRH Devanagari Extra" w:cs="BRH Devanagari Extra"/>
@@ -9223,7 +8065,6 @@
               </w:rPr>
               <w:t>xiÉÑ</w:t>
             </w:r>
-            <w:proofErr w:type="spellEnd"/>
             <w:r>
               <w:rPr>
                 <w:rFonts w:ascii="BRH Malayalam Extra" w:hAnsi="BRH Malayalam Extra" w:cs="BRH Devanagari Extra"/>
@@ -9276,37 +8117,7 @@
                 <w:sz w:val="40"/>
                 <w:szCs w:val="40"/>
               </w:rPr>
-              <w:t xml:space="preserve"> </w:t>
-            </w:r>
-            <w:proofErr w:type="spellStart"/>
-            <w:r>
-              <w:rPr>
-                <w:rFonts w:ascii="BRH Devanagari Extra" w:hAnsi="BRH Devanagari Extra" w:cs="BRH Devanagari Extra"/>
-                <w:color w:val="000000"/>
-                <w:sz w:val="40"/>
-                <w:szCs w:val="40"/>
-              </w:rPr>
-              <w:t>qÉÉxÉÉÿÈ</w:t>
-            </w:r>
-            <w:proofErr w:type="spellEnd"/>
-            <w:r>
-              <w:rPr>
-                <w:rFonts w:ascii="BRH Devanagari Extra" w:hAnsi="BRH Devanagari Extra" w:cs="BRH Devanagari Extra"/>
-                <w:color w:val="000000"/>
-                <w:sz w:val="40"/>
-                <w:szCs w:val="40"/>
-              </w:rPr>
-              <w:t xml:space="preserve"> | </w:t>
-            </w:r>
-            <w:proofErr w:type="spellStart"/>
-            <w:r>
-              <w:rPr>
-                <w:rFonts w:ascii="BRH Devanagari Extra" w:hAnsi="BRH Devanagari Extra" w:cs="BRH Devanagari Extra"/>
-                <w:color w:val="000000"/>
-                <w:sz w:val="40"/>
-                <w:szCs w:val="40"/>
-              </w:rPr>
-              <w:t>qÉÉxÉÉþ</w:t>
+              <w:t xml:space="preserve"> qÉÉxÉÉÿÈ | qÉÉxÉÉþ</w:t>
             </w:r>
             <w:r>
               <w:rPr>
@@ -9325,17 +8136,7 @@
                 <w:sz w:val="40"/>
                 <w:szCs w:val="40"/>
               </w:rPr>
-              <w:t>É×erÉliÉ</w:t>
-            </w:r>
-            <w:proofErr w:type="spellEnd"/>
-            <w:r>
-              <w:rPr>
-                <w:rFonts w:ascii="BRH Devanagari Extra" w:hAnsi="BRH Devanagari Extra" w:cs="BRH Devanagari Extra"/>
-                <w:color w:val="000000"/>
-                <w:sz w:val="40"/>
-                <w:szCs w:val="40"/>
-              </w:rPr>
-              <w:t xml:space="preserve"> |</w:t>
+              <w:t>É×erÉliÉ |</w:t>
             </w:r>
           </w:p>
         </w:tc>
@@ -9382,7 +8183,6 @@
               </w:rPr>
               <w:t>–</w:t>
             </w:r>
-            <w:proofErr w:type="spellStart"/>
             <w:r>
               <w:rPr>
                 <w:rFonts w:ascii="BRH Devanagari Extra" w:hAnsi="BRH Devanagari Extra" w:cs="BRH Devanagari Extra"/>
@@ -9392,7 +8192,6 @@
               </w:rPr>
               <w:t>xiÉÑ</w:t>
             </w:r>
-            <w:proofErr w:type="spellEnd"/>
             <w:r>
               <w:rPr>
                 <w:rFonts w:ascii="BRH Malayalam Extra" w:hAnsi="BRH Malayalam Extra" w:cs="BRH Devanagari Extra"/>
@@ -9445,171 +8244,86 @@
                 <w:sz w:val="40"/>
                 <w:szCs w:val="40"/>
               </w:rPr>
+              <w:t xml:space="preserve"> qÉÉxÉÉÿÈ | qÉÉxÉÉþ </w:t>
+            </w:r>
+            <w:r>
+              <w:rPr>
+                <w:rFonts w:ascii="BRH Devanagari Extra" w:hAnsi="BRH Devanagari Extra" w:cs="BRH Devanagari Extra"/>
+                <w:color w:val="000000"/>
+                <w:sz w:val="40"/>
+                <w:szCs w:val="40"/>
+                <w:highlight w:val="green"/>
+              </w:rPr>
+              <w:t>AxÉ</w:t>
+            </w:r>
+            <w:r>
+              <w:rPr>
+                <w:rFonts w:ascii="BRH Devanagari Extra" w:hAnsi="BRH Devanagari Extra" w:cs="BRH Devanagari Extra"/>
+                <w:color w:val="000000"/>
+                <w:sz w:val="40"/>
+                <w:szCs w:val="40"/>
+              </w:rPr>
+              <w:t xml:space="preserve">×erÉliÉ | </w:t>
+            </w:r>
+            <w:r>
+              <w:rPr>
+                <w:rFonts w:ascii="BRH Malayalam Extra" w:hAnsi="BRH Malayalam Extra" w:cs="BRH Malayalam Extra"/>
+                <w:color w:val="000000"/>
+                <w:sz w:val="40"/>
+                <w:szCs w:val="40"/>
+              </w:rPr>
               <w:t xml:space="preserve"> </w:t>
             </w:r>
-            <w:proofErr w:type="spellStart"/>
-            <w:r>
-              <w:rPr>
-                <w:rFonts w:ascii="BRH Devanagari Extra" w:hAnsi="BRH Devanagari Extra" w:cs="BRH Devanagari Extra"/>
-                <w:color w:val="000000"/>
-                <w:sz w:val="40"/>
-                <w:szCs w:val="40"/>
-              </w:rPr>
-              <w:t>qÉÉxÉÉÿÈ</w:t>
-            </w:r>
-            <w:proofErr w:type="spellEnd"/>
-            <w:r>
-              <w:rPr>
-                <w:rFonts w:ascii="BRH Devanagari Extra" w:hAnsi="BRH Devanagari Extra" w:cs="BRH Devanagari Extra"/>
-                <w:color w:val="000000"/>
-                <w:sz w:val="40"/>
-                <w:szCs w:val="40"/>
-              </w:rPr>
-              <w:t xml:space="preserve"> | </w:t>
-            </w:r>
-            <w:proofErr w:type="spellStart"/>
-            <w:r>
-              <w:rPr>
-                <w:rFonts w:ascii="BRH Devanagari Extra" w:hAnsi="BRH Devanagari Extra" w:cs="BRH Devanagari Extra"/>
-                <w:color w:val="000000"/>
-                <w:sz w:val="40"/>
-                <w:szCs w:val="40"/>
-              </w:rPr>
-              <w:t>qÉÉxÉÉþ</w:t>
-            </w:r>
-            <w:proofErr w:type="spellEnd"/>
-            <w:r>
-              <w:rPr>
-                <w:rFonts w:ascii="BRH Devanagari Extra" w:hAnsi="BRH Devanagari Extra" w:cs="BRH Devanagari Extra"/>
+            <w:r>
+              <w:rPr>
+                <w:b/>
+                <w:bCs/>
+              </w:rPr>
+              <w:t xml:space="preserve">(it </w:t>
+            </w:r>
+            <w:r>
+              <w:rPr>
+                <w:b/>
+                <w:bCs/>
+              </w:rPr>
+              <w:t>i</w:t>
+            </w:r>
+            <w:r>
+              <w:rPr>
+                <w:b/>
+                <w:bCs/>
+              </w:rPr>
+              <w:t>s “a”</w:t>
+            </w:r>
+            <w:r>
+              <w:rPr>
+                <w:rFonts w:ascii="BRH Malayalam Extra" w:hAnsi="BRH Malayalam Extra" w:cs="BRH Malayalam Extra"/>
                 <w:color w:val="000000"/>
                 <w:sz w:val="40"/>
                 <w:szCs w:val="40"/>
               </w:rPr>
               <w:t xml:space="preserve"> </w:t>
             </w:r>
-            <w:proofErr w:type="spellStart"/>
-            <w:r>
-              <w:rPr>
-                <w:rFonts w:ascii="BRH Devanagari Extra" w:hAnsi="BRH Devanagari Extra" w:cs="BRH Devanagari Extra"/>
-                <w:color w:val="000000"/>
-                <w:sz w:val="40"/>
-                <w:szCs w:val="40"/>
-                <w:highlight w:val="green"/>
-              </w:rPr>
-              <w:t>AxÉ</w:t>
-            </w:r>
-            <w:r>
-              <w:rPr>
-                <w:rFonts w:ascii="BRH Devanagari Extra" w:hAnsi="BRH Devanagari Extra" w:cs="BRH Devanagari Extra"/>
-                <w:color w:val="000000"/>
-                <w:sz w:val="40"/>
-                <w:szCs w:val="40"/>
-              </w:rPr>
-              <w:t>×erÉliÉ</w:t>
-            </w:r>
-            <w:proofErr w:type="spellEnd"/>
-            <w:r>
-              <w:rPr>
-                <w:rFonts w:ascii="BRH Devanagari Extra" w:hAnsi="BRH Devanagari Extra" w:cs="BRH Devanagari Extra"/>
-                <w:color w:val="000000"/>
-                <w:sz w:val="40"/>
-                <w:szCs w:val="40"/>
-              </w:rPr>
-              <w:t xml:space="preserve"> </w:t>
-            </w:r>
-            <w:proofErr w:type="gramStart"/>
-            <w:r>
-              <w:rPr>
-                <w:rFonts w:ascii="BRH Devanagari Extra" w:hAnsi="BRH Devanagari Extra" w:cs="BRH Devanagari Extra"/>
-                <w:color w:val="000000"/>
-                <w:sz w:val="40"/>
-                <w:szCs w:val="40"/>
-              </w:rPr>
-              <w:t xml:space="preserve">| </w:t>
-            </w:r>
-            <w:r>
-              <w:rPr>
-                <w:rFonts w:ascii="BRH Malayalam Extra" w:hAnsi="BRH Malayalam Extra" w:cs="BRH Malayalam Extra"/>
-                <w:color w:val="000000"/>
-                <w:sz w:val="40"/>
-                <w:szCs w:val="40"/>
-              </w:rPr>
-              <w:t xml:space="preserve"> </w:t>
-            </w:r>
             <w:r>
               <w:rPr>
                 <w:b/>
                 <w:bCs/>
               </w:rPr>
-              <w:t>(</w:t>
-            </w:r>
-            <w:proofErr w:type="gramEnd"/>
+              <w:t>in</w:t>
+            </w:r>
             <w:r>
               <w:rPr>
                 <w:b/>
                 <w:bCs/>
               </w:rPr>
-              <w:t xml:space="preserve">it </w:t>
+              <w:t>s</w:t>
             </w:r>
             <w:r>
               <w:rPr>
                 <w:b/>
                 <w:bCs/>
               </w:rPr>
-              <w:t>i</w:t>
-            </w:r>
-            <w:r>
-              <w:rPr>
-                <w:b/>
-                <w:bCs/>
-              </w:rPr>
-              <w:t>s “a”</w:t>
-            </w:r>
-            <w:r>
-              <w:rPr>
-                <w:rFonts w:ascii="BRH Malayalam Extra" w:hAnsi="BRH Malayalam Extra" w:cs="BRH Malayalam Extra"/>
-                <w:color w:val="000000"/>
-                <w:sz w:val="40"/>
-                <w:szCs w:val="40"/>
-              </w:rPr>
-              <w:t xml:space="preserve"> </w:t>
-            </w:r>
-            <w:r>
-              <w:rPr>
-                <w:b/>
-                <w:bCs/>
-              </w:rPr>
-              <w:t>in</w:t>
-            </w:r>
-            <w:r>
-              <w:rPr>
-                <w:b/>
-                <w:bCs/>
-              </w:rPr>
-              <w:t>s</w:t>
-            </w:r>
-            <w:r>
-              <w:rPr>
-                <w:b/>
-                <w:bCs/>
-              </w:rPr>
-              <w:t xml:space="preserve">tead of </w:t>
-            </w:r>
-            <w:proofErr w:type="spellStart"/>
-            <w:r>
-              <w:rPr>
-                <w:b/>
-                <w:bCs/>
-              </w:rPr>
-              <w:t>avagraham</w:t>
-            </w:r>
-            <w:proofErr w:type="spellEnd"/>
-            <w:r>
-              <w:rPr>
-                <w:b/>
-                <w:bCs/>
-              </w:rPr>
-              <w:t>)</w:t>
+              <w:t>tead of avagraham)</w:t>
             </w:r>
           </w:p>
         </w:tc>
@@ -9774,7 +8488,6 @@
               </w:rPr>
               <w:t>–</w:t>
             </w:r>
-            <w:proofErr w:type="spellStart"/>
             <w:r>
               <w:rPr>
                 <w:rFonts w:ascii="BRH Devanagari Extra" w:hAnsi="BRH Devanagari Extra" w:cs="BRH Devanagari Extra"/>
@@ -9784,7 +8497,6 @@
               </w:rPr>
               <w:t>WûÉå</w:t>
             </w:r>
-            <w:proofErr w:type="spellEnd"/>
             <w:r>
               <w:rPr>
                 <w:rFonts w:ascii="BRH Malayalam Extra" w:hAnsi="BRH Malayalam Extra" w:cs="BRH Devanagari Extra"/>
@@ -9819,29 +8531,8 @@
                 <w:sz w:val="40"/>
                 <w:szCs w:val="40"/>
               </w:rPr>
-              <w:t>§</w:t>
-            </w:r>
-            <w:proofErr w:type="spellStart"/>
-            <w:r>
-              <w:rPr>
-                <w:rFonts w:ascii="BRH Devanagari Extra" w:hAnsi="BRH Devanagari Extra" w:cs="BRH Devanagari Extra"/>
-                <w:color w:val="000000"/>
-                <w:sz w:val="40"/>
-                <w:szCs w:val="40"/>
-              </w:rPr>
-              <w:t>Éå</w:t>
-            </w:r>
-            <w:proofErr w:type="spellEnd"/>
-            <w:r>
-              <w:rPr>
-                <w:rFonts w:ascii="BRH Devanagari Extra" w:hAnsi="BRH Devanagari Extra" w:cs="BRH Devanagari Extra"/>
-                <w:color w:val="000000"/>
-                <w:sz w:val="40"/>
-                <w:szCs w:val="40"/>
-              </w:rPr>
-              <w:t xml:space="preserve"> </w:t>
-            </w:r>
-            <w:proofErr w:type="spellStart"/>
+              <w:t xml:space="preserve">§Éå </w:t>
+            </w:r>
             <w:r>
               <w:rPr>
                 <w:rFonts w:ascii="BRH Devanagari Extra" w:hAnsi="BRH Devanagari Extra" w:cs="BRH Devanagari Extra"/>
@@ -9859,17 +8550,7 @@
                 <w:sz w:val="40"/>
                 <w:szCs w:val="40"/>
               </w:rPr>
-              <w:t>þmÉ¦ÉÏ</w:t>
-            </w:r>
-            <w:proofErr w:type="spellEnd"/>
-            <w:r>
-              <w:rPr>
-                <w:rFonts w:ascii="BRH Devanagari Extra" w:hAnsi="BRH Devanagari Extra" w:cs="BRH Devanagari Extra"/>
-                <w:color w:val="000000"/>
-                <w:sz w:val="40"/>
-                <w:szCs w:val="40"/>
-              </w:rPr>
-              <w:t xml:space="preserve"> |</w:t>
+              <w:t>þmÉ¦ÉÏ |</w:t>
             </w:r>
           </w:p>
         </w:tc>
@@ -9916,7 +8597,6 @@
               </w:rPr>
               <w:t>–</w:t>
             </w:r>
-            <w:proofErr w:type="spellStart"/>
             <w:r>
               <w:rPr>
                 <w:rFonts w:ascii="BRH Devanagari Extra" w:hAnsi="BRH Devanagari Extra" w:cs="BRH Devanagari Extra"/>
@@ -9926,7 +8606,6 @@
               </w:rPr>
               <w:t>WûÉå</w:t>
             </w:r>
-            <w:proofErr w:type="spellEnd"/>
             <w:r>
               <w:rPr>
                 <w:rFonts w:ascii="BRH Malayalam Extra" w:hAnsi="BRH Malayalam Extra" w:cs="BRH Devanagari Extra"/>
@@ -9961,148 +8640,101 @@
                 <w:sz w:val="40"/>
                 <w:szCs w:val="40"/>
               </w:rPr>
-              <w:t>§</w:t>
-            </w:r>
-            <w:proofErr w:type="spellStart"/>
-            <w:r>
-              <w:rPr>
-                <w:rFonts w:ascii="BRH Devanagari Extra" w:hAnsi="BRH Devanagari Extra" w:cs="BRH Devanagari Extra"/>
-                <w:color w:val="000000"/>
-                <w:sz w:val="40"/>
-                <w:szCs w:val="40"/>
-              </w:rPr>
-              <w:t>Éå</w:t>
-            </w:r>
-            <w:proofErr w:type="spellEnd"/>
-            <w:r>
-              <w:rPr>
-                <w:rFonts w:ascii="BRH Devanagari Extra" w:hAnsi="BRH Devanagari Extra" w:cs="BRH Devanagari Extra"/>
+              <w:t xml:space="preserve">§Éå </w:t>
+            </w:r>
+            <w:r>
+              <w:rPr>
+                <w:rFonts w:ascii="BRH Devanagari Extra" w:hAnsi="BRH Devanagari Extra" w:cs="BRH Devanagari Extra"/>
+                <w:color w:val="000000"/>
+                <w:sz w:val="40"/>
+                <w:szCs w:val="40"/>
+                <w:highlight w:val="green"/>
+              </w:rPr>
+              <w:t>AÍkÉ</w:t>
+            </w:r>
+            <w:r>
+              <w:rPr>
+                <w:rFonts w:ascii="BRH Devanagari Extra" w:hAnsi="BRH Devanagari Extra" w:cs="BRH Devanagari Extra"/>
+                <w:color w:val="000000"/>
+                <w:sz w:val="40"/>
+                <w:szCs w:val="40"/>
+              </w:rPr>
+              <w:t>þmÉ¦ÉÏ |</w:t>
+            </w:r>
+            <w:r>
+              <w:rPr>
+                <w:rFonts w:ascii="BRH Malayalam Extra" w:hAnsi="BRH Malayalam Extra" w:cs="BRH Malayalam Extra"/>
                 <w:color w:val="000000"/>
                 <w:sz w:val="40"/>
                 <w:szCs w:val="40"/>
               </w:rPr>
               <w:t xml:space="preserve"> </w:t>
             </w:r>
-            <w:proofErr w:type="spellStart"/>
-            <w:r>
-              <w:rPr>
-                <w:rFonts w:ascii="BRH Devanagari Extra" w:hAnsi="BRH Devanagari Extra" w:cs="BRH Devanagari Extra"/>
-                <w:color w:val="000000"/>
-                <w:sz w:val="40"/>
-                <w:szCs w:val="40"/>
-                <w:highlight w:val="green"/>
-              </w:rPr>
-              <w:t>AÍkÉ</w:t>
-            </w:r>
-            <w:r>
-              <w:rPr>
-                <w:rFonts w:ascii="BRH Devanagari Extra" w:hAnsi="BRH Devanagari Extra" w:cs="BRH Devanagari Extra"/>
-                <w:color w:val="000000"/>
-                <w:sz w:val="40"/>
-                <w:szCs w:val="40"/>
-              </w:rPr>
-              <w:t>þmÉ¦ÉÏ</w:t>
-            </w:r>
-            <w:proofErr w:type="spellEnd"/>
-            <w:r>
-              <w:rPr>
-                <w:rFonts w:ascii="BRH Devanagari Extra" w:hAnsi="BRH Devanagari Extra" w:cs="BRH Devanagari Extra"/>
-                <w:color w:val="000000"/>
-                <w:sz w:val="40"/>
-                <w:szCs w:val="40"/>
-              </w:rPr>
-              <w:t xml:space="preserve"> |</w:t>
-            </w:r>
-            <w:r>
+          </w:p>
+          <w:p>
+            <w:pPr>
+              <w:widowControl w:val="0"/>
+              <w:autoSpaceDE w:val="0"/>
+              <w:autoSpaceDN w:val="0"/>
+              <w:adjustRightInd w:val="0"/>
+              <w:spacing w:before="0" w:line="240" w:lineRule="auto"/>
               <w:rPr>
                 <w:rFonts w:ascii="BRH Malayalam Extra" w:hAnsi="BRH Malayalam Extra" w:cs="BRH Malayalam Extra"/>
                 <w:color w:val="000000"/>
                 <w:sz w:val="40"/>
                 <w:szCs w:val="40"/>
               </w:rPr>
+            </w:pPr>
+            <w:r>
+              <w:rPr>
+                <w:b/>
+                <w:bCs/>
+              </w:rPr>
+              <w:t xml:space="preserve">(it </w:t>
+            </w:r>
+            <w:r>
+              <w:rPr>
+                <w:b/>
+                <w:bCs/>
+              </w:rPr>
+              <w:t>i</w:t>
+            </w:r>
+            <w:r>
+              <w:rPr>
+                <w:b/>
+                <w:bCs/>
+              </w:rPr>
+              <w:t>s “a”</w:t>
+            </w:r>
+            <w:r>
+              <w:rPr>
+                <w:rFonts w:ascii="BRH Malayalam Extra" w:hAnsi="BRH Malayalam Extra" w:cs="BRH Malayalam Extra"/>
+                <w:color w:val="000000"/>
+                <w:sz w:val="40"/>
+                <w:szCs w:val="40"/>
+              </w:rPr>
               <w:t xml:space="preserve"> </w:t>
             </w:r>
-          </w:p>
-          <w:p>
-            <w:pPr>
-              <w:widowControl w:val="0"/>
-              <w:autoSpaceDE w:val="0"/>
-              <w:autoSpaceDN w:val="0"/>
-              <w:adjustRightInd w:val="0"/>
-              <w:spacing w:before="0" w:line="240" w:lineRule="auto"/>
-              <w:rPr>
-                <w:rFonts w:ascii="BRH Malayalam Extra" w:hAnsi="BRH Malayalam Extra" w:cs="BRH Malayalam Extra"/>
-                <w:color w:val="000000"/>
-                <w:sz w:val="40"/>
-                <w:szCs w:val="40"/>
-              </w:rPr>
-            </w:pPr>
             <w:r>
               <w:rPr>
                 <w:b/>
                 <w:bCs/>
               </w:rPr>
-              <w:t xml:space="preserve">(it </w:t>
+              <w:t>in</w:t>
             </w:r>
             <w:r>
               <w:rPr>
                 <w:b/>
                 <w:bCs/>
               </w:rPr>
-              <w:t>i</w:t>
+              <w:t>s</w:t>
             </w:r>
             <w:r>
               <w:rPr>
                 <w:b/>
                 <w:bCs/>
               </w:rPr>
-              <w:t>s “a”</w:t>
-            </w:r>
-            <w:r>
-              <w:rPr>
-                <w:rFonts w:ascii="BRH Malayalam Extra" w:hAnsi="BRH Malayalam Extra" w:cs="BRH Malayalam Extra"/>
-                <w:color w:val="000000"/>
-                <w:sz w:val="40"/>
-                <w:szCs w:val="40"/>
-              </w:rPr>
-              <w:t xml:space="preserve"> </w:t>
-            </w:r>
-            <w:r>
-              <w:rPr>
-                <w:b/>
-                <w:bCs/>
-              </w:rPr>
-              <w:t>in</w:t>
-            </w:r>
-            <w:r>
-              <w:rPr>
-                <w:b/>
-                <w:bCs/>
-              </w:rPr>
-              <w:t>s</w:t>
-            </w:r>
-            <w:r>
-              <w:rPr>
-                <w:b/>
-                <w:bCs/>
-              </w:rPr>
-              <w:t xml:space="preserve">tead of </w:t>
-            </w:r>
-            <w:proofErr w:type="spellStart"/>
-            <w:r>
-              <w:rPr>
-                <w:b/>
-                <w:bCs/>
-              </w:rPr>
-              <w:t>avagraham</w:t>
-            </w:r>
-            <w:proofErr w:type="spellEnd"/>
-            <w:r>
-              <w:rPr>
-                <w:b/>
-                <w:bCs/>
-              </w:rPr>
-              <w:t>)</w:t>
+              <w:t>tead of avagraham)</w:t>
             </w:r>
           </w:p>
         </w:tc>
@@ -10236,7 +8868,6 @@
                 <w:highlight w:val="yellow"/>
               </w:rPr>
             </w:pPr>
-            <w:proofErr w:type="spellStart"/>
             <w:r>
               <w:rPr>
                 <w:rFonts w:ascii="BRH Devanagari Extra" w:hAnsi="BRH Devanagari Extra" w:cs="BRH Devanagari Extra"/>
@@ -10246,34 +8877,23 @@
               </w:rPr>
               <w:t>erÉÉåÌiÉþwqÉiÉÏ</w:t>
             </w:r>
-            <w:proofErr w:type="spellEnd"/>
-            <w:r>
-              <w:rPr>
-                <w:rFonts w:ascii="BRH Malayalam Extra" w:hAnsi="BRH Malayalam Extra" w:cs="BRH Devanagari Extra"/>
-                <w:color w:val="000000"/>
-                <w:sz w:val="30"/>
-                <w:szCs w:val="40"/>
-              </w:rPr>
-              <w:t>–</w:t>
-            </w:r>
-            <w:r>
-              <w:rPr>
-                <w:rFonts w:ascii="BRH Devanagari Extra" w:hAnsi="BRH Devanagari Extra" w:cs="BRH Devanagari Extra"/>
-                <w:color w:val="000000"/>
-                <w:sz w:val="40"/>
-                <w:szCs w:val="40"/>
-              </w:rPr>
-              <w:t xml:space="preserve"> </w:t>
-            </w:r>
-            <w:proofErr w:type="spellStart"/>
-            <w:r>
-              <w:rPr>
-                <w:rFonts w:ascii="BRH Devanagari Extra" w:hAnsi="BRH Devanagari Extra" w:cs="BRH Devanagari Extra"/>
-                <w:color w:val="000000"/>
-                <w:sz w:val="40"/>
-                <w:szCs w:val="40"/>
-              </w:rPr>
-              <w:t>mÉ</w:t>
+            <w:r>
+              <w:rPr>
+                <w:rFonts w:ascii="BRH Malayalam Extra" w:hAnsi="BRH Malayalam Extra" w:cs="BRH Devanagari Extra"/>
+                <w:color w:val="000000"/>
+                <w:sz w:val="30"/>
+                <w:szCs w:val="40"/>
+              </w:rPr>
+              <w:t>–</w:t>
+            </w:r>
+            <w:r>
+              <w:rPr>
+                <w:rFonts w:ascii="BRH Devanagari Extra" w:hAnsi="BRH Devanagari Extra" w:cs="BRH Devanagari Extra"/>
+                <w:color w:val="000000"/>
+                <w:sz w:val="40"/>
+                <w:szCs w:val="40"/>
+              </w:rPr>
+              <w:t xml:space="preserve"> mÉ</w:t>
             </w:r>
             <w:r>
               <w:rPr>
@@ -10285,55 +8905,14 @@
               </w:rPr>
               <w:t>ëÌiÉþÈ</w:t>
             </w:r>
-            <w:proofErr w:type="spellEnd"/>
-            <w:r>
-              <w:rPr>
-                <w:rFonts w:ascii="BRH Devanagari Extra" w:hAnsi="BRH Devanagari Extra" w:cs="BRH Devanagari Extra"/>
-                <w:color w:val="000000"/>
-                <w:sz w:val="40"/>
-                <w:szCs w:val="40"/>
-              </w:rPr>
-              <w:t xml:space="preserve"> | </w:t>
-            </w:r>
-            <w:proofErr w:type="spellStart"/>
-            <w:r>
-              <w:rPr>
-                <w:rFonts w:ascii="BRH Devanagari Extra" w:hAnsi="BRH Devanagari Extra" w:cs="BRH Devanagari Extra"/>
-                <w:color w:val="000000"/>
-                <w:sz w:val="40"/>
-                <w:szCs w:val="40"/>
-              </w:rPr>
-              <w:t>mÉëÌiÉþ</w:t>
-            </w:r>
-            <w:proofErr w:type="spellEnd"/>
-            <w:r>
-              <w:rPr>
-                <w:rFonts w:ascii="BRH Devanagari Extra" w:hAnsi="BRH Devanagari Extra" w:cs="BRH Devanagari Extra"/>
-                <w:color w:val="000000"/>
-                <w:sz w:val="40"/>
-                <w:szCs w:val="40"/>
-              </w:rPr>
-              <w:t xml:space="preserve"> </w:t>
-            </w:r>
-            <w:proofErr w:type="spellStart"/>
-            <w:r>
-              <w:rPr>
-                <w:rFonts w:ascii="BRH Devanagari Extra" w:hAnsi="BRH Devanagari Extra" w:cs="BRH Devanagari Extra"/>
-                <w:color w:val="000000"/>
-                <w:sz w:val="40"/>
-                <w:szCs w:val="40"/>
-              </w:rPr>
-              <w:t>qÉÑgcÉiÉå</w:t>
-            </w:r>
-            <w:proofErr w:type="spellEnd"/>
-            <w:r>
-              <w:rPr>
-                <w:rFonts w:ascii="BRH Devanagari Extra" w:hAnsi="BRH Devanagari Extra" w:cs="BRH Devanagari Extra"/>
-                <w:color w:val="000000"/>
-                <w:sz w:val="40"/>
-                <w:szCs w:val="40"/>
-              </w:rPr>
-              <w:t xml:space="preserve"> |</w:t>
+            <w:r>
+              <w:rPr>
+                <w:rFonts w:ascii="BRH Devanagari Extra" w:hAnsi="BRH Devanagari Extra" w:cs="BRH Devanagari Extra"/>
+                <w:color w:val="000000"/>
+                <w:sz w:val="40"/>
+                <w:szCs w:val="40"/>
+              </w:rPr>
+              <w:t xml:space="preserve"> | mÉëÌiÉþ qÉÑgcÉiÉå |</w:t>
             </w:r>
           </w:p>
         </w:tc>
@@ -10356,7 +8935,6 @@
                 <w:highlight w:val="green"/>
               </w:rPr>
             </w:pPr>
-            <w:proofErr w:type="spellStart"/>
             <w:r>
               <w:rPr>
                 <w:rFonts w:ascii="BRH Devanagari Extra" w:hAnsi="BRH Devanagari Extra" w:cs="BRH Devanagari Extra"/>
@@ -10366,34 +8944,23 @@
               </w:rPr>
               <w:t>erÉÉåÌiÉþwqÉiÉÏ</w:t>
             </w:r>
-            <w:proofErr w:type="spellEnd"/>
-            <w:r>
-              <w:rPr>
-                <w:rFonts w:ascii="BRH Malayalam Extra" w:hAnsi="BRH Malayalam Extra" w:cs="BRH Devanagari Extra"/>
-                <w:color w:val="000000"/>
-                <w:sz w:val="30"/>
-                <w:szCs w:val="40"/>
-              </w:rPr>
-              <w:t>–</w:t>
-            </w:r>
-            <w:r>
-              <w:rPr>
-                <w:rFonts w:ascii="BRH Devanagari Extra" w:hAnsi="BRH Devanagari Extra" w:cs="BRH Devanagari Extra"/>
-                <w:color w:val="000000"/>
-                <w:sz w:val="40"/>
-                <w:szCs w:val="40"/>
-              </w:rPr>
-              <w:t xml:space="preserve"> </w:t>
-            </w:r>
-            <w:proofErr w:type="spellStart"/>
-            <w:r>
-              <w:rPr>
-                <w:rFonts w:ascii="BRH Devanagari Extra" w:hAnsi="BRH Devanagari Extra" w:cs="BRH Devanagari Extra"/>
-                <w:color w:val="000000"/>
-                <w:sz w:val="40"/>
-                <w:szCs w:val="40"/>
-              </w:rPr>
-              <w:t>mÉë</w:t>
+            <w:r>
+              <w:rPr>
+                <w:rFonts w:ascii="BRH Malayalam Extra" w:hAnsi="BRH Malayalam Extra" w:cs="BRH Devanagari Extra"/>
+                <w:color w:val="000000"/>
+                <w:sz w:val="30"/>
+                <w:szCs w:val="40"/>
+              </w:rPr>
+              <w:t>–</w:t>
+            </w:r>
+            <w:r>
+              <w:rPr>
+                <w:rFonts w:ascii="BRH Devanagari Extra" w:hAnsi="BRH Devanagari Extra" w:cs="BRH Devanagari Extra"/>
+                <w:color w:val="000000"/>
+                <w:sz w:val="40"/>
+                <w:szCs w:val="40"/>
+              </w:rPr>
+              <w:t xml:space="preserve"> mÉë</w:t>
             </w:r>
             <w:r>
               <w:rPr>
@@ -10405,55 +8972,14 @@
               </w:rPr>
               <w:t>ÌiÉþ</w:t>
             </w:r>
-            <w:proofErr w:type="spellEnd"/>
-            <w:r>
-              <w:rPr>
-                <w:rFonts w:ascii="BRH Devanagari Extra" w:hAnsi="BRH Devanagari Extra" w:cs="BRH Devanagari Extra"/>
-                <w:color w:val="000000"/>
-                <w:sz w:val="40"/>
-                <w:szCs w:val="40"/>
-              </w:rPr>
-              <w:t xml:space="preserve"> | </w:t>
-            </w:r>
-            <w:proofErr w:type="spellStart"/>
-            <w:r>
-              <w:rPr>
-                <w:rFonts w:ascii="BRH Devanagari Extra" w:hAnsi="BRH Devanagari Extra" w:cs="BRH Devanagari Extra"/>
-                <w:color w:val="000000"/>
-                <w:sz w:val="40"/>
-                <w:szCs w:val="40"/>
-              </w:rPr>
-              <w:t>mÉëÌiÉþ</w:t>
-            </w:r>
-            <w:proofErr w:type="spellEnd"/>
-            <w:r>
-              <w:rPr>
-                <w:rFonts w:ascii="BRH Devanagari Extra" w:hAnsi="BRH Devanagari Extra" w:cs="BRH Devanagari Extra"/>
-                <w:color w:val="000000"/>
-                <w:sz w:val="40"/>
-                <w:szCs w:val="40"/>
-              </w:rPr>
-              <w:t xml:space="preserve"> </w:t>
-            </w:r>
-            <w:proofErr w:type="spellStart"/>
-            <w:r>
-              <w:rPr>
-                <w:rFonts w:ascii="BRH Devanagari Extra" w:hAnsi="BRH Devanagari Extra" w:cs="BRH Devanagari Extra"/>
-                <w:color w:val="000000"/>
-                <w:sz w:val="40"/>
-                <w:szCs w:val="40"/>
-              </w:rPr>
-              <w:t>qÉÑgcÉiÉå</w:t>
-            </w:r>
-            <w:proofErr w:type="spellEnd"/>
-            <w:r>
-              <w:rPr>
-                <w:rFonts w:ascii="BRH Devanagari Extra" w:hAnsi="BRH Devanagari Extra" w:cs="BRH Devanagari Extra"/>
-                <w:color w:val="000000"/>
-                <w:sz w:val="40"/>
-                <w:szCs w:val="40"/>
-              </w:rPr>
-              <w:t xml:space="preserve"> |</w:t>
+            <w:r>
+              <w:rPr>
+                <w:rFonts w:ascii="BRH Devanagari Extra" w:hAnsi="BRH Devanagari Extra" w:cs="BRH Devanagari Extra"/>
+                <w:color w:val="000000"/>
+                <w:sz w:val="40"/>
+                <w:szCs w:val="40"/>
+              </w:rPr>
+              <w:t xml:space="preserve"> | mÉëÌiÉþ qÉÑgcÉiÉå |</w:t>
             </w:r>
           </w:p>
         </w:tc>
@@ -10632,76 +9158,25 @@
                 <w:sz w:val="40"/>
                 <w:szCs w:val="40"/>
               </w:rPr>
-              <w:t xml:space="preserve"> </w:t>
-            </w:r>
-            <w:proofErr w:type="spellStart"/>
-            <w:r>
-              <w:rPr>
-                <w:rFonts w:ascii="BRH Devanagari Extra" w:hAnsi="BRH Devanagari Extra" w:cs="BRH Devanagari Extra"/>
-                <w:color w:val="000000"/>
-                <w:sz w:val="40"/>
-                <w:szCs w:val="40"/>
-              </w:rPr>
-              <w:t>zNûlSþÈ</w:t>
-            </w:r>
-            <w:proofErr w:type="spellEnd"/>
-            <w:r>
-              <w:rPr>
-                <w:rFonts w:ascii="BRH Devanagari Extra" w:hAnsi="BRH Devanagari Extra" w:cs="BRH Devanagari Extra"/>
-                <w:color w:val="000000"/>
-                <w:sz w:val="40"/>
-                <w:szCs w:val="40"/>
-              </w:rPr>
-              <w:t xml:space="preserve"> | </w:t>
-            </w:r>
-            <w:proofErr w:type="spellStart"/>
-            <w:r>
-              <w:rPr>
-                <w:rFonts w:ascii="BRH Devanagari Extra" w:hAnsi="BRH Devanagari Extra" w:cs="BRH Devanagari Extra"/>
-                <w:color w:val="000000"/>
-                <w:sz w:val="40"/>
-                <w:szCs w:val="40"/>
-              </w:rPr>
-              <w:t>NûlSÉå</w:t>
-            </w:r>
-            <w:proofErr w:type="spellEnd"/>
-            <w:r>
-              <w:rPr>
-                <w:rFonts w:ascii="BRH Malayalam Extra" w:hAnsi="BRH Malayalam Extra" w:cs="BRH Devanagari Extra"/>
-                <w:color w:val="000000"/>
-                <w:sz w:val="30"/>
-                <w:szCs w:val="40"/>
-              </w:rPr>
-              <w:t>–</w:t>
-            </w:r>
-            <w:r>
-              <w:rPr>
-                <w:rFonts w:ascii="BRH Devanagari Extra" w:hAnsi="BRH Devanagari Extra" w:cs="BRH Devanagari Extra"/>
-                <w:color w:val="000000"/>
-                <w:sz w:val="40"/>
-                <w:szCs w:val="40"/>
-              </w:rPr>
-              <w:t xml:space="preserve"> </w:t>
-            </w:r>
-            <w:proofErr w:type="spellStart"/>
-            <w:r>
-              <w:rPr>
-                <w:rFonts w:ascii="BRH Devanagari Extra" w:hAnsi="BRH Devanagari Extra" w:cs="BRH Devanagari Extra"/>
-                <w:color w:val="000000"/>
-                <w:sz w:val="40"/>
-                <w:szCs w:val="40"/>
-              </w:rPr>
-              <w:t>uÉËUþuÉÈ</w:t>
-            </w:r>
-            <w:proofErr w:type="spellEnd"/>
-            <w:r>
-              <w:rPr>
-                <w:rFonts w:ascii="BRH Devanagari Extra" w:hAnsi="BRH Devanagari Extra" w:cs="BRH Devanagari Extra"/>
-                <w:color w:val="000000"/>
-                <w:sz w:val="40"/>
-                <w:szCs w:val="40"/>
-              </w:rPr>
-              <w:t xml:space="preserve"> |</w:t>
+              <w:t xml:space="preserve"> zNûlSþÈ | NûlSÉå</w:t>
+            </w:r>
+            <w:r>
+              <w:rPr>
+                <w:rFonts w:ascii="BRH Malayalam Extra" w:hAnsi="BRH Malayalam Extra" w:cs="BRH Devanagari Extra"/>
+                <w:color w:val="000000"/>
+                <w:sz w:val="30"/>
+                <w:szCs w:val="40"/>
+              </w:rPr>
+              <w:t>–</w:t>
+            </w:r>
+            <w:r>
+              <w:rPr>
+                <w:rFonts w:ascii="BRH Devanagari Extra" w:hAnsi="BRH Devanagari Extra" w:cs="BRH Devanagari Extra"/>
+                <w:color w:val="000000"/>
+                <w:sz w:val="40"/>
+                <w:szCs w:val="40"/>
+              </w:rPr>
+              <w:t xml:space="preserve"> uÉËUþuÉÈ |</w:t>
             </w:r>
           </w:p>
         </w:tc>
@@ -10724,7 +9199,6 @@
                 <w:highlight w:val="green"/>
               </w:rPr>
             </w:pPr>
-            <w:proofErr w:type="spellStart"/>
             <w:r>
               <w:rPr>
                 <w:rFonts w:ascii="BRH Devanagari Extra" w:hAnsi="BRH Devanagari Extra" w:cs="BRH Devanagari Extra"/>
@@ -10744,93 +9218,41 @@
               </w:rPr>
               <w:t>uÉ</w:t>
             </w:r>
-            <w:proofErr w:type="spellEnd"/>
-            <w:r>
-              <w:rPr>
-                <w:rFonts w:ascii="BRH Malayalam Extra" w:hAnsi="BRH Malayalam Extra" w:cs="BRH Devanagari Extra"/>
-                <w:color w:val="000000"/>
-                <w:sz w:val="30"/>
-                <w:szCs w:val="40"/>
-              </w:rPr>
-              <w:t>–</w:t>
-            </w:r>
-            <w:r>
-              <w:rPr>
-                <w:rFonts w:ascii="BRH Devanagari Extra" w:hAnsi="BRH Devanagari Extra" w:cs="BRH Devanagari Extra"/>
-                <w:color w:val="000000"/>
-                <w:sz w:val="40"/>
-                <w:szCs w:val="40"/>
-              </w:rPr>
-              <w:t xml:space="preserve"> </w:t>
-            </w:r>
-            <w:proofErr w:type="spellStart"/>
-            <w:r>
-              <w:rPr>
-                <w:rFonts w:ascii="BRH Devanagari Extra" w:hAnsi="BRH Devanagari Extra" w:cs="BRH Devanagari Extra"/>
-                <w:color w:val="000000"/>
-                <w:sz w:val="40"/>
-                <w:szCs w:val="40"/>
-              </w:rPr>
-              <w:t>zNûlSþÈ</w:t>
-            </w:r>
-            <w:proofErr w:type="spellEnd"/>
-            <w:r>
-              <w:rPr>
-                <w:rFonts w:ascii="BRH Devanagari Extra" w:hAnsi="BRH Devanagari Extra" w:cs="BRH Devanagari Extra"/>
-                <w:color w:val="000000"/>
-                <w:sz w:val="40"/>
-                <w:szCs w:val="40"/>
-              </w:rPr>
-              <w:t xml:space="preserve"> | </w:t>
-            </w:r>
-            <w:proofErr w:type="spellStart"/>
-            <w:r>
-              <w:rPr>
-                <w:rFonts w:ascii="BRH Devanagari Extra" w:hAnsi="BRH Devanagari Extra" w:cs="BRH Devanagari Extra"/>
-                <w:color w:val="000000"/>
-                <w:sz w:val="40"/>
-                <w:szCs w:val="40"/>
-              </w:rPr>
-              <w:t>NûlSÉå</w:t>
-            </w:r>
-            <w:proofErr w:type="spellEnd"/>
-            <w:r>
-              <w:rPr>
-                <w:rFonts w:ascii="BRH Malayalam Extra" w:hAnsi="BRH Malayalam Extra" w:cs="BRH Devanagari Extra"/>
-                <w:color w:val="000000"/>
-                <w:sz w:val="30"/>
-                <w:szCs w:val="40"/>
-              </w:rPr>
-              <w:t>–</w:t>
-            </w:r>
-            <w:r>
-              <w:rPr>
-                <w:rFonts w:ascii="BRH Devanagari Extra" w:hAnsi="BRH Devanagari Extra" w:cs="BRH Devanagari Extra"/>
-                <w:color w:val="000000"/>
-                <w:sz w:val="40"/>
-                <w:szCs w:val="40"/>
-              </w:rPr>
-              <w:t xml:space="preserve"> </w:t>
-            </w:r>
-            <w:proofErr w:type="spellStart"/>
-            <w:r>
-              <w:rPr>
-                <w:rFonts w:ascii="BRH Devanagari Extra" w:hAnsi="BRH Devanagari Extra" w:cs="BRH Devanagari Extra"/>
-                <w:color w:val="000000"/>
-                <w:sz w:val="40"/>
-                <w:szCs w:val="40"/>
-              </w:rPr>
-              <w:t>uÉËUþuÉÈ</w:t>
-            </w:r>
-            <w:proofErr w:type="spellEnd"/>
-            <w:r>
-              <w:rPr>
-                <w:rFonts w:ascii="BRH Devanagari Extra" w:hAnsi="BRH Devanagari Extra" w:cs="BRH Devanagari Extra"/>
-                <w:color w:val="000000"/>
-                <w:sz w:val="40"/>
-                <w:szCs w:val="40"/>
-              </w:rPr>
-              <w:t xml:space="preserve"> |</w:t>
+            <w:r>
+              <w:rPr>
+                <w:rFonts w:ascii="BRH Malayalam Extra" w:hAnsi="BRH Malayalam Extra" w:cs="BRH Devanagari Extra"/>
+                <w:color w:val="000000"/>
+                <w:sz w:val="30"/>
+                <w:szCs w:val="40"/>
+              </w:rPr>
+              <w:t>–</w:t>
+            </w:r>
+            <w:r>
+              <w:rPr>
+                <w:rFonts w:ascii="BRH Devanagari Extra" w:hAnsi="BRH Devanagari Extra" w:cs="BRH Devanagari Extra"/>
+                <w:color w:val="000000"/>
+                <w:sz w:val="40"/>
+                <w:szCs w:val="40"/>
+              </w:rPr>
+              <w:t xml:space="preserve"> zNûlSþÈ | NûlSÉå</w:t>
+            </w:r>
+            <w:r>
+              <w:rPr>
+                <w:rFonts w:ascii="BRH Malayalam Extra" w:hAnsi="BRH Malayalam Extra" w:cs="BRH Devanagari Extra"/>
+                <w:color w:val="000000"/>
+                <w:sz w:val="30"/>
+                <w:szCs w:val="40"/>
+              </w:rPr>
+              <w:t>–</w:t>
+            </w:r>
+            <w:r>
+              <w:rPr>
+                <w:rFonts w:ascii="BRH Devanagari Extra" w:hAnsi="BRH Devanagari Extra" w:cs="BRH Devanagari Extra"/>
+                <w:color w:val="000000"/>
+                <w:sz w:val="40"/>
+                <w:szCs w:val="40"/>
+              </w:rPr>
+              <w:t xml:space="preserve"> uÉËUþuÉÈ |</w:t>
             </w:r>
           </w:p>
         </w:tc>
@@ -10964,7 +9386,6 @@
                 <w:highlight w:val="yellow"/>
               </w:rPr>
             </w:pPr>
-            <w:proofErr w:type="spellStart"/>
             <w:r>
               <w:rPr>
                 <w:rFonts w:ascii="BRH Devanagari Extra" w:hAnsi="BRH Devanagari Extra" w:cs="BRH Devanagari Extra"/>
@@ -10974,37 +9395,24 @@
               </w:rPr>
               <w:t>AlÉÏþMüqÉÑmÉÉ</w:t>
             </w:r>
-            <w:proofErr w:type="spellEnd"/>
-            <w:r>
-              <w:rPr>
-                <w:rFonts w:ascii="BRH Malayalam Extra" w:hAnsi="BRH Malayalam Extra" w:cs="BRH Devanagari Extra"/>
-                <w:color w:val="000000"/>
-                <w:sz w:val="30"/>
-                <w:szCs w:val="40"/>
-              </w:rPr>
-              <w:t>–</w:t>
-            </w:r>
-            <w:proofErr w:type="spellStart"/>
-            <w:r>
-              <w:rPr>
-                <w:rFonts w:ascii="BRH Devanagari Extra" w:hAnsi="BRH Devanagari Extra" w:cs="BRH Devanagari Extra"/>
-                <w:color w:val="000000"/>
-                <w:sz w:val="40"/>
-                <w:szCs w:val="40"/>
-              </w:rPr>
-              <w:t>Måü</w:t>
-            </w:r>
-            <w:proofErr w:type="spellEnd"/>
-            <w:r>
-              <w:rPr>
-                <w:rFonts w:ascii="BRH Devanagari Extra" w:hAnsi="BRH Devanagari Extra" w:cs="BRH Devanagari Extra"/>
-                <w:color w:val="000000"/>
-                <w:sz w:val="40"/>
-                <w:szCs w:val="40"/>
-              </w:rPr>
-              <w:t xml:space="preserve"> | </w:t>
-            </w:r>
-            <w:proofErr w:type="spellStart"/>
+            <w:r>
+              <w:rPr>
+                <w:rFonts w:ascii="BRH Malayalam Extra" w:hAnsi="BRH Malayalam Extra" w:cs="BRH Devanagari Extra"/>
+                <w:color w:val="000000"/>
+                <w:sz w:val="30"/>
+                <w:szCs w:val="40"/>
+              </w:rPr>
+              <w:t>–</w:t>
+            </w:r>
+            <w:r>
+              <w:rPr>
+                <w:rFonts w:ascii="BRH Devanagari Extra" w:hAnsi="BRH Devanagari Extra" w:cs="BRH Devanagari Extra"/>
+                <w:color w:val="000000"/>
+                <w:sz w:val="40"/>
+                <w:szCs w:val="40"/>
+              </w:rPr>
+              <w:t xml:space="preserve">Måü | </w:t>
+            </w:r>
             <w:r>
               <w:rPr>
                 <w:rFonts w:ascii="BRH Devanagari Extra" w:hAnsi="BRH Devanagari Extra" w:cs="BRH Devanagari Extra"/>
@@ -11024,7 +9432,6 @@
               </w:rPr>
               <w:t>mÉÉ</w:t>
             </w:r>
-            <w:proofErr w:type="spellEnd"/>
             <w:r>
               <w:rPr>
                 <w:rFonts w:ascii="BRH Malayalam Extra" w:hAnsi="BRH Malayalam Extra" w:cs="BRH Devanagari Extra"/>
@@ -11064,7 +9471,6 @@
                 <w:highlight w:val="green"/>
               </w:rPr>
             </w:pPr>
-            <w:proofErr w:type="spellStart"/>
             <w:r>
               <w:rPr>
                 <w:rFonts w:ascii="BRH Devanagari Extra" w:hAnsi="BRH Devanagari Extra" w:cs="BRH Devanagari Extra"/>
@@ -11074,35 +9480,23 @@
               </w:rPr>
               <w:t>AlÉÏþMüqÉÑmÉÉ</w:t>
             </w:r>
-            <w:proofErr w:type="spellEnd"/>
-            <w:r>
-              <w:rPr>
-                <w:rFonts w:ascii="BRH Malayalam Extra" w:hAnsi="BRH Malayalam Extra" w:cs="BRH Devanagari Extra"/>
-                <w:color w:val="000000"/>
-                <w:sz w:val="30"/>
-                <w:szCs w:val="40"/>
-              </w:rPr>
-              <w:t>–</w:t>
-            </w:r>
-            <w:proofErr w:type="spellStart"/>
-            <w:r>
-              <w:rPr>
-                <w:rFonts w:ascii="BRH Devanagari Extra" w:hAnsi="BRH Devanagari Extra" w:cs="BRH Devanagari Extra"/>
-                <w:color w:val="000000"/>
-                <w:sz w:val="40"/>
-                <w:szCs w:val="40"/>
-              </w:rPr>
-              <w:t>Måü</w:t>
-            </w:r>
-            <w:proofErr w:type="spellEnd"/>
-            <w:r>
-              <w:rPr>
-                <w:rFonts w:ascii="BRH Devanagari Extra" w:hAnsi="BRH Devanagari Extra" w:cs="BRH Devanagari Extra"/>
-                <w:color w:val="000000"/>
-                <w:sz w:val="40"/>
-                <w:szCs w:val="40"/>
-              </w:rPr>
-              <w:t xml:space="preserve"> | </w:t>
+            <w:r>
+              <w:rPr>
+                <w:rFonts w:ascii="BRH Malayalam Extra" w:hAnsi="BRH Malayalam Extra" w:cs="BRH Devanagari Extra"/>
+                <w:color w:val="000000"/>
+                <w:sz w:val="30"/>
+                <w:szCs w:val="40"/>
+              </w:rPr>
+              <w:t>–</w:t>
+            </w:r>
+            <w:r>
+              <w:rPr>
+                <w:rFonts w:ascii="BRH Devanagari Extra" w:hAnsi="BRH Devanagari Extra" w:cs="BRH Devanagari Extra"/>
+                <w:color w:val="000000"/>
+                <w:sz w:val="40"/>
+                <w:szCs w:val="40"/>
+              </w:rPr>
+              <w:t xml:space="preserve">Måü | </w:t>
             </w:r>
             <w:r>
               <w:rPr>
@@ -11124,7 +9518,6 @@
               </w:rPr>
               <w:t>–</w:t>
             </w:r>
-            <w:proofErr w:type="spellStart"/>
             <w:r>
               <w:rPr>
                 <w:rFonts w:ascii="BRH Devanagari Extra" w:hAnsi="BRH Devanagari Extra" w:cs="BRH Devanagari Extra"/>
@@ -11134,7 +9527,6 @@
               </w:rPr>
               <w:t>mÉÉ</w:t>
             </w:r>
-            <w:proofErr w:type="spellEnd"/>
             <w:r>
               <w:rPr>
                 <w:rFonts w:ascii="BRH Malayalam Extra" w:hAnsi="BRH Malayalam Extra" w:cs="BRH Devanagari Extra"/>
@@ -11389,20 +9781,73 @@
               </w:rPr>
               <w:t>–</w:t>
             </w:r>
-            <w:proofErr w:type="spellStart"/>
-            <w:r>
-              <w:rPr>
-                <w:rFonts w:ascii="BRH Devanagari Extra" w:hAnsi="BRH Devanagari Extra" w:cs="BRH Devanagari Extra"/>
-                <w:color w:val="000000"/>
-                <w:sz w:val="40"/>
-                <w:szCs w:val="40"/>
-              </w:rPr>
-              <w:t>mÉå</w:t>
-            </w:r>
-            <w:proofErr w:type="spellEnd"/>
-            <w:r>
-              <w:rPr>
-                <w:rFonts w:ascii="BRH Devanagari Extra" w:hAnsi="BRH Devanagari Extra" w:cs="BRH Devanagari Extra"/>
+            <w:r>
+              <w:rPr>
+                <w:rFonts w:ascii="BRH Devanagari Extra" w:hAnsi="BRH Devanagari Extra" w:cs="BRH Devanagari Extra"/>
+                <w:color w:val="000000"/>
+                <w:sz w:val="40"/>
+                <w:szCs w:val="40"/>
+              </w:rPr>
+              <w:t xml:space="preserve">mÉå </w:t>
+            </w:r>
+            <w:r>
+              <w:rPr>
+                <w:rFonts w:ascii="BRH Devanagari Extra" w:hAnsi="BRH Devanagari Extra" w:cs="BRH Devanagari Extra"/>
+                <w:color w:val="000000"/>
+                <w:sz w:val="40"/>
+                <w:szCs w:val="40"/>
+                <w:highlight w:val="green"/>
+              </w:rPr>
+              <w:t>A³É</w:t>
+            </w:r>
+            <w:r>
+              <w:rPr>
+                <w:rFonts w:ascii="BRH Devanagari Extra" w:hAnsi="BRH Devanagari Extra" w:cs="BRH Devanagari Extra"/>
+                <w:color w:val="000000"/>
+                <w:sz w:val="40"/>
+                <w:szCs w:val="40"/>
+              </w:rPr>
+              <w:t xml:space="preserve">ÿqÉç | </w:t>
+            </w:r>
+          </w:p>
+          <w:p>
+            <w:pPr>
+              <w:widowControl w:val="0"/>
+              <w:autoSpaceDE w:val="0"/>
+              <w:autoSpaceDN w:val="0"/>
+              <w:adjustRightInd w:val="0"/>
+              <w:spacing w:before="0" w:line="240" w:lineRule="auto"/>
+              <w:rPr>
+                <w:rFonts w:ascii="BRH Malayalam Extra" w:hAnsi="BRH Malayalam Extra" w:cs="BRH Malayalam Extra"/>
+                <w:color w:val="000000"/>
+                <w:sz w:val="40"/>
+                <w:szCs w:val="40"/>
+              </w:rPr>
+            </w:pPr>
+            <w:r>
+              <w:rPr>
+                <w:b/>
+                <w:bCs/>
+              </w:rPr>
+              <w:t xml:space="preserve">it </w:t>
+            </w:r>
+            <w:r>
+              <w:rPr>
+                <w:b/>
+                <w:bCs/>
+              </w:rPr>
+              <w:t>is</w:t>
+            </w:r>
+            <w:r>
+              <w:rPr>
+                <w:b/>
+                <w:bCs/>
+              </w:rPr>
+              <w:t xml:space="preserve"> “a”</w:t>
+            </w:r>
+            <w:r>
+              <w:rPr>
+                <w:rFonts w:ascii="BRH Malayalam Extra" w:hAnsi="BRH Malayalam Extra" w:cs="BRH Malayalam Extra"/>
                 <w:color w:val="000000"/>
                 <w:sz w:val="40"/>
                 <w:szCs w:val="40"/>
@@ -11411,104 +9856,24 @@
             </w:r>
             <w:r>
               <w:rPr>
-                <w:rFonts w:ascii="BRH Devanagari Extra" w:hAnsi="BRH Devanagari Extra" w:cs="BRH Devanagari Extra"/>
-                <w:color w:val="000000"/>
-                <w:sz w:val="40"/>
-                <w:szCs w:val="40"/>
-                <w:highlight w:val="green"/>
-              </w:rPr>
-              <w:t>A³É</w:t>
-            </w:r>
-            <w:r>
-              <w:rPr>
-                <w:rFonts w:ascii="BRH Devanagari Extra" w:hAnsi="BRH Devanagari Extra" w:cs="BRH Devanagari Extra"/>
-                <w:color w:val="000000"/>
-                <w:sz w:val="40"/>
-                <w:szCs w:val="40"/>
-              </w:rPr>
-              <w:t xml:space="preserve">ÿqÉç | </w:t>
-            </w:r>
-          </w:p>
-          <w:p>
-            <w:pPr>
-              <w:widowControl w:val="0"/>
-              <w:autoSpaceDE w:val="0"/>
-              <w:autoSpaceDN w:val="0"/>
-              <w:adjustRightInd w:val="0"/>
-              <w:spacing w:before="0" w:line="240" w:lineRule="auto"/>
-              <w:rPr>
-                <w:rFonts w:ascii="BRH Malayalam Extra" w:hAnsi="BRH Malayalam Extra" w:cs="BRH Malayalam Extra"/>
-                <w:color w:val="000000"/>
-                <w:sz w:val="40"/>
-                <w:szCs w:val="40"/>
-              </w:rPr>
-            </w:pPr>
-            <w:r>
-              <w:rPr>
                 <w:b/>
                 <w:bCs/>
               </w:rPr>
-              <w:t xml:space="preserve">it </w:t>
+              <w:t>in</w:t>
             </w:r>
             <w:r>
               <w:rPr>
                 <w:b/>
                 <w:bCs/>
               </w:rPr>
-              <w:t>is</w:t>
+              <w:t>s</w:t>
             </w:r>
             <w:r>
               <w:rPr>
                 <w:b/>
                 <w:bCs/>
               </w:rPr>
-              <w:t xml:space="preserve"> “a”</w:t>
-            </w:r>
-            <w:r>
-              <w:rPr>
-                <w:rFonts w:ascii="BRH Malayalam Extra" w:hAnsi="BRH Malayalam Extra" w:cs="BRH Malayalam Extra"/>
-                <w:color w:val="000000"/>
-                <w:sz w:val="40"/>
-                <w:szCs w:val="40"/>
-              </w:rPr>
-              <w:t xml:space="preserve"> </w:t>
-            </w:r>
-            <w:r>
-              <w:rPr>
-                <w:b/>
-                <w:bCs/>
-              </w:rPr>
-              <w:t>in</w:t>
-            </w:r>
-            <w:r>
-              <w:rPr>
-                <w:b/>
-                <w:bCs/>
-              </w:rPr>
-              <w:t>s</w:t>
-            </w:r>
-            <w:r>
-              <w:rPr>
-                <w:b/>
-                <w:bCs/>
-              </w:rPr>
-              <w:t xml:space="preserve">tead of </w:t>
-            </w:r>
-            <w:proofErr w:type="spellStart"/>
-            <w:r>
-              <w:rPr>
-                <w:b/>
-                <w:bCs/>
-              </w:rPr>
-              <w:t>avagraham</w:t>
-            </w:r>
-            <w:proofErr w:type="spellEnd"/>
-            <w:r>
-              <w:rPr>
-                <w:b/>
-                <w:bCs/>
-              </w:rPr>
-              <w:t>)</w:t>
+              <w:t>tead of avagraham)</w:t>
             </w:r>
           </w:p>
         </w:tc>
@@ -11642,7 +10007,6 @@
                 <w:highlight w:val="yellow"/>
               </w:rPr>
             </w:pPr>
-            <w:proofErr w:type="spellStart"/>
             <w:r>
               <w:rPr>
                 <w:rFonts w:ascii="BRH Devanagari Extra" w:hAnsi="BRH Devanagari Extra" w:cs="BRH Devanagari Extra"/>
@@ -11652,7 +10016,6 @@
               </w:rPr>
               <w:t>ÌuÉ</w:t>
             </w:r>
-            <w:proofErr w:type="spellEnd"/>
             <w:r>
               <w:rPr>
                 <w:rFonts w:ascii="BRH Malayalam Extra" w:hAnsi="BRH Malayalam Extra" w:cs="BRH Devanagari Extra"/>
@@ -11698,36 +10061,24 @@
               </w:rPr>
               <w:t>–</w:t>
             </w:r>
-            <w:proofErr w:type="spellStart"/>
-            <w:r>
-              <w:rPr>
-                <w:rFonts w:ascii="BRH Devanagari Extra" w:hAnsi="BRH Devanagari Extra" w:cs="BRH Devanagari Extra"/>
-                <w:color w:val="000000"/>
-                <w:sz w:val="40"/>
-                <w:szCs w:val="40"/>
-              </w:rPr>
-              <w:t>iÉÔlÉç</w:t>
-            </w:r>
-            <w:proofErr w:type="spellEnd"/>
-            <w:r>
-              <w:rPr>
-                <w:rFonts w:ascii="BRH Devanagari Extra" w:hAnsi="BRH Devanagari Extra" w:cs="BRH Devanagari Extra"/>
-                <w:color w:val="000000"/>
-                <w:sz w:val="40"/>
-                <w:szCs w:val="40"/>
-              </w:rPr>
-              <w:t xml:space="preserve"> | G</w:t>
-            </w:r>
-            <w:r>
-              <w:rPr>
-                <w:rFonts w:ascii="BRH Malayalam Extra" w:hAnsi="BRH Malayalam Extra" w:cs="BRH Devanagari Extra"/>
-                <w:color w:val="000000"/>
-                <w:sz w:val="30"/>
-                <w:szCs w:val="40"/>
-              </w:rPr>
-              <w:t>–</w:t>
-            </w:r>
-            <w:proofErr w:type="spellStart"/>
+            <w:r>
+              <w:rPr>
+                <w:rFonts w:ascii="BRH Devanagari Extra" w:hAnsi="BRH Devanagari Extra" w:cs="BRH Devanagari Extra"/>
+                <w:color w:val="000000"/>
+                <w:sz w:val="40"/>
+                <w:szCs w:val="40"/>
+              </w:rPr>
+              <w:t>iÉÔlÉç | G</w:t>
+            </w:r>
+            <w:r>
+              <w:rPr>
+                <w:rFonts w:ascii="BRH Malayalam Extra" w:hAnsi="BRH Malayalam Extra" w:cs="BRH Devanagari Extra"/>
+                <w:color w:val="000000"/>
+                <w:sz w:val="30"/>
+                <w:szCs w:val="40"/>
+              </w:rPr>
+              <w:t>–</w:t>
+            </w:r>
             <w:r>
               <w:rPr>
                 <w:rFonts w:ascii="BRH Devanagari Extra" w:hAnsi="BRH Devanagari Extra" w:cs="BRH Devanagari Extra"/>
@@ -11766,35 +10117,14 @@
               </w:rPr>
               <w:t>è</w:t>
             </w:r>
-            <w:proofErr w:type="spellEnd"/>
-            <w:r>
-              <w:rPr>
-                <w:rFonts w:ascii="BRH Devanagari Extra" w:hAnsi="BRH Devanagari Extra" w:cs="BRH Devanagari Extra"/>
-                <w:color w:val="000000"/>
-                <w:sz w:val="40"/>
-                <w:szCs w:val="40"/>
-              </w:rPr>
-              <w:t xml:space="preserve"> </w:t>
-            </w:r>
-            <w:proofErr w:type="spellStart"/>
-            <w:r>
-              <w:rPr>
-                <w:rFonts w:ascii="BRH Devanagari Extra" w:hAnsi="BRH Devanagari Extra" w:cs="BRH Devanagari Extra"/>
-                <w:color w:val="000000"/>
-                <w:sz w:val="40"/>
-                <w:szCs w:val="40"/>
-              </w:rPr>
-              <w:t>GþiÉÑmÉiÉå</w:t>
-            </w:r>
-            <w:proofErr w:type="spellEnd"/>
-            <w:r>
-              <w:rPr>
-                <w:rFonts w:ascii="BRH Devanagari Extra" w:hAnsi="BRH Devanagari Extra" w:cs="BRH Devanagari Extra"/>
-                <w:color w:val="000000"/>
-                <w:sz w:val="40"/>
-                <w:szCs w:val="40"/>
-              </w:rPr>
-              <w:t xml:space="preserve"> |</w:t>
+            <w:r>
+              <w:rPr>
+                <w:rFonts w:ascii="BRH Devanagari Extra" w:hAnsi="BRH Devanagari Extra" w:cs="BRH Devanagari Extra"/>
+                <w:color w:val="000000"/>
+                <w:sz w:val="40"/>
+                <w:szCs w:val="40"/>
+              </w:rPr>
+              <w:t xml:space="preserve"> GþiÉÑmÉiÉå |</w:t>
             </w:r>
           </w:p>
         </w:tc>
@@ -11817,7 +10147,6 @@
                 <w:highlight w:val="green"/>
               </w:rPr>
             </w:pPr>
-            <w:proofErr w:type="spellStart"/>
             <w:r>
               <w:rPr>
                 <w:rFonts w:ascii="BRH Devanagari Extra" w:hAnsi="BRH Devanagari Extra" w:cs="BRH Devanagari Extra"/>
@@ -11827,7 +10156,6 @@
               </w:rPr>
               <w:t>ÌuÉ</w:t>
             </w:r>
-            <w:proofErr w:type="spellEnd"/>
             <w:r>
               <w:rPr>
                 <w:rFonts w:ascii="BRH Malayalam Extra" w:hAnsi="BRH Malayalam Extra" w:cs="BRH Devanagari Extra"/>
@@ -11873,36 +10201,24 @@
               </w:rPr>
               <w:t>–</w:t>
             </w:r>
-            <w:proofErr w:type="spellStart"/>
-            <w:r>
-              <w:rPr>
-                <w:rFonts w:ascii="BRH Devanagari Extra" w:hAnsi="BRH Devanagari Extra" w:cs="BRH Devanagari Extra"/>
-                <w:color w:val="000000"/>
-                <w:sz w:val="40"/>
-                <w:szCs w:val="40"/>
-              </w:rPr>
-              <w:t>iÉÔlÉç</w:t>
-            </w:r>
-            <w:proofErr w:type="spellEnd"/>
-            <w:r>
-              <w:rPr>
-                <w:rFonts w:ascii="BRH Devanagari Extra" w:hAnsi="BRH Devanagari Extra" w:cs="BRH Devanagari Extra"/>
-                <w:color w:val="000000"/>
-                <w:sz w:val="40"/>
-                <w:szCs w:val="40"/>
-              </w:rPr>
-              <w:t xml:space="preserve"> | G</w:t>
-            </w:r>
-            <w:r>
-              <w:rPr>
-                <w:rFonts w:ascii="BRH Malayalam Extra" w:hAnsi="BRH Malayalam Extra" w:cs="BRH Devanagari Extra"/>
-                <w:color w:val="000000"/>
-                <w:sz w:val="30"/>
-                <w:szCs w:val="40"/>
-              </w:rPr>
-              <w:t>–</w:t>
-            </w:r>
-            <w:proofErr w:type="spellStart"/>
+            <w:r>
+              <w:rPr>
+                <w:rFonts w:ascii="BRH Devanagari Extra" w:hAnsi="BRH Devanagari Extra" w:cs="BRH Devanagari Extra"/>
+                <w:color w:val="000000"/>
+                <w:sz w:val="40"/>
+                <w:szCs w:val="40"/>
+              </w:rPr>
+              <w:t>iÉÔlÉç | G</w:t>
+            </w:r>
+            <w:r>
+              <w:rPr>
+                <w:rFonts w:ascii="BRH Malayalam Extra" w:hAnsi="BRH Malayalam Extra" w:cs="BRH Devanagari Extra"/>
+                <w:color w:val="000000"/>
+                <w:sz w:val="30"/>
+                <w:szCs w:val="40"/>
+              </w:rPr>
+              <w:t>–</w:t>
+            </w:r>
             <w:r>
               <w:rPr>
                 <w:rFonts w:ascii="BRH Devanagari Extra" w:hAnsi="BRH Devanagari Extra" w:cs="BRH Devanagari Extra"/>
@@ -11929,46 +10245,16 @@
                 <w:szCs w:val="40"/>
                 <w:highlight w:val="green"/>
               </w:rPr>
-              <w:t>Uç</w:t>
-            </w:r>
-            <w:proofErr w:type="spellEnd"/>
-            <w:r>
-              <w:rPr>
-                <w:rFonts w:ascii="BRH Devanagari Extra" w:hAnsi="BRH Devanagari Extra" w:cs="BRH Devanagari Extra"/>
-                <w:sz w:val="40"/>
-                <w:szCs w:val="40"/>
-                <w:highlight w:val="green"/>
-              </w:rPr>
-              <w:t>.</w:t>
-            </w:r>
-            <w:r>
-              <w:rPr>
-                <w:rFonts w:ascii="BRH Devanagari Extra" w:hAnsi="BRH Devanagari Extra" w:cs="BRH Devanagari Extra"/>
-                <w:color w:val="000000"/>
-                <w:sz w:val="40"/>
-                <w:szCs w:val="40"/>
-              </w:rPr>
-              <w:t xml:space="preserve"> </w:t>
-            </w:r>
-            <w:proofErr w:type="spellStart"/>
-            <w:r>
-              <w:rPr>
-                <w:rFonts w:ascii="BRH Devanagari Extra" w:hAnsi="BRH Devanagari Extra" w:cs="BRH Devanagari Extra"/>
-                <w:color w:val="000000"/>
-                <w:sz w:val="40"/>
-                <w:szCs w:val="40"/>
-              </w:rPr>
-              <w:t>GþiÉÑmÉiÉå</w:t>
-            </w:r>
-            <w:proofErr w:type="spellEnd"/>
-            <w:r>
-              <w:rPr>
-                <w:rFonts w:ascii="BRH Devanagari Extra" w:hAnsi="BRH Devanagari Extra" w:cs="BRH Devanagari Extra"/>
-                <w:color w:val="000000"/>
-                <w:sz w:val="40"/>
-                <w:szCs w:val="40"/>
-              </w:rPr>
-              <w:t xml:space="preserve"> |</w:t>
+              <w:t>Uç.</w:t>
+            </w:r>
+            <w:r>
+              <w:rPr>
+                <w:rFonts w:ascii="BRH Devanagari Extra" w:hAnsi="BRH Devanagari Extra" w:cs="BRH Devanagari Extra"/>
+                <w:color w:val="000000"/>
+                <w:sz w:val="40"/>
+                <w:szCs w:val="40"/>
+              </w:rPr>
+              <w:t xml:space="preserve"> GþiÉÑmÉiÉå |</w:t>
             </w:r>
           </w:p>
         </w:tc>
@@ -12119,55 +10405,14 @@
               </w:rPr>
               <w:t>–</w:t>
             </w:r>
-            <w:proofErr w:type="spellStart"/>
-            <w:r>
-              <w:rPr>
-                <w:rFonts w:ascii="BRH Devanagari Extra" w:hAnsi="BRH Devanagari Extra" w:cs="BRH Devanagari Extra"/>
-                <w:color w:val="000000"/>
-                <w:sz w:val="40"/>
-                <w:szCs w:val="40"/>
-              </w:rPr>
-              <w:t>wÉÉ</w:t>
-            </w:r>
-            <w:proofErr w:type="spellEnd"/>
-            <w:r>
-              <w:rPr>
-                <w:rFonts w:ascii="BRH Devanagari Extra" w:hAnsi="BRH Devanagari Extra" w:cs="BRH Devanagari Extra"/>
-                <w:color w:val="000000"/>
-                <w:sz w:val="40"/>
-                <w:szCs w:val="40"/>
-              </w:rPr>
-              <w:t xml:space="preserve"> </w:t>
-            </w:r>
-            <w:proofErr w:type="spellStart"/>
-            <w:r>
-              <w:rPr>
-                <w:rFonts w:ascii="BRH Devanagari Extra" w:hAnsi="BRH Devanagari Extra" w:cs="BRH Devanagari Extra"/>
-                <w:color w:val="000000"/>
-                <w:sz w:val="40"/>
-                <w:szCs w:val="40"/>
-              </w:rPr>
-              <w:t>uÉxiÉÉåÿÈ</w:t>
-            </w:r>
-            <w:proofErr w:type="spellEnd"/>
-            <w:r>
-              <w:rPr>
-                <w:rFonts w:ascii="BRH Devanagari Extra" w:hAnsi="BRH Devanagari Extra" w:cs="BRH Devanagari Extra"/>
-                <w:color w:val="000000"/>
-                <w:sz w:val="40"/>
-                <w:szCs w:val="40"/>
-              </w:rPr>
-              <w:t xml:space="preserve"> | </w:t>
-            </w:r>
-            <w:proofErr w:type="spellStart"/>
-            <w:r>
-              <w:rPr>
-                <w:rFonts w:ascii="BRH Devanagari Extra" w:hAnsi="BRH Devanagari Extra" w:cs="BRH Devanagari Extra"/>
-                <w:color w:val="000000"/>
-                <w:sz w:val="40"/>
-                <w:szCs w:val="40"/>
-              </w:rPr>
-              <w:t>uÉ</w:t>
+            <w:r>
+              <w:rPr>
+                <w:rFonts w:ascii="BRH Devanagari Extra" w:hAnsi="BRH Devanagari Extra" w:cs="BRH Devanagari Extra"/>
+                <w:color w:val="000000"/>
+                <w:sz w:val="40"/>
+                <w:szCs w:val="40"/>
+              </w:rPr>
+              <w:t>wÉÉ uÉxiÉÉåÿÈ | uÉ</w:t>
             </w:r>
             <w:r>
               <w:rPr>
@@ -12177,18 +10422,7 @@
                 <w:szCs w:val="40"/>
                 <w:highlight w:val="yellow"/>
               </w:rPr>
-              <w:t>xiÉÉåÿUç</w:t>
-            </w:r>
-            <w:proofErr w:type="spellEnd"/>
-            <w:r>
-              <w:rPr>
-                <w:rFonts w:ascii="BRH Devanagari Extra" w:hAnsi="BRH Devanagari Extra" w:cs="BRH Devanagari Extra"/>
-                <w:color w:val="000000"/>
-                <w:sz w:val="40"/>
-                <w:szCs w:val="40"/>
-                <w:highlight w:val="yellow"/>
-              </w:rPr>
-              <w:t>.</w:t>
+              <w:t>xiÉÉåÿUç.</w:t>
             </w:r>
             <w:r>
               <w:rPr>
@@ -12208,25 +10442,14 @@
               </w:rPr>
               <w:t>–</w:t>
             </w:r>
-            <w:proofErr w:type="spellStart"/>
-            <w:r>
-              <w:rPr>
-                <w:rFonts w:ascii="BRH Devanagari Extra" w:hAnsi="BRH Devanagari Extra" w:cs="BRH Devanagari Extra"/>
-                <w:color w:val="000000"/>
-                <w:sz w:val="40"/>
-                <w:szCs w:val="40"/>
-              </w:rPr>
-              <w:t>ÌuÉwqÉþiÉÏ</w:t>
-            </w:r>
-            <w:proofErr w:type="spellEnd"/>
-            <w:r>
-              <w:rPr>
-                <w:rFonts w:ascii="BRH Devanagari Extra" w:hAnsi="BRH Devanagari Extra" w:cs="BRH Devanagari Extra"/>
-                <w:color w:val="000000"/>
-                <w:sz w:val="40"/>
-                <w:szCs w:val="40"/>
-              </w:rPr>
-              <w:t xml:space="preserve"> |</w:t>
+            <w:r>
+              <w:rPr>
+                <w:rFonts w:ascii="BRH Devanagari Extra" w:hAnsi="BRH Devanagari Extra" w:cs="BRH Devanagari Extra"/>
+                <w:color w:val="000000"/>
+                <w:sz w:val="40"/>
+                <w:szCs w:val="40"/>
+              </w:rPr>
+              <w:t>ÌuÉwqÉþiÉÏ |</w:t>
             </w:r>
           </w:p>
         </w:tc>
@@ -12266,55 +10489,14 @@
               </w:rPr>
               <w:t>–</w:t>
             </w:r>
-            <w:proofErr w:type="spellStart"/>
-            <w:r>
-              <w:rPr>
-                <w:rFonts w:ascii="BRH Devanagari Extra" w:hAnsi="BRH Devanagari Extra" w:cs="BRH Devanagari Extra"/>
-                <w:color w:val="000000"/>
-                <w:sz w:val="40"/>
-                <w:szCs w:val="40"/>
-              </w:rPr>
-              <w:t>wÉÉ</w:t>
-            </w:r>
-            <w:proofErr w:type="spellEnd"/>
-            <w:r>
-              <w:rPr>
-                <w:rFonts w:ascii="BRH Devanagari Extra" w:hAnsi="BRH Devanagari Extra" w:cs="BRH Devanagari Extra"/>
-                <w:color w:val="000000"/>
-                <w:sz w:val="40"/>
-                <w:szCs w:val="40"/>
-              </w:rPr>
-              <w:t xml:space="preserve"> </w:t>
-            </w:r>
-            <w:proofErr w:type="spellStart"/>
-            <w:r>
-              <w:rPr>
-                <w:rFonts w:ascii="BRH Devanagari Extra" w:hAnsi="BRH Devanagari Extra" w:cs="BRH Devanagari Extra"/>
-                <w:color w:val="000000"/>
-                <w:sz w:val="40"/>
-                <w:szCs w:val="40"/>
-              </w:rPr>
-              <w:t>uÉxiÉÉåÿÈ</w:t>
-            </w:r>
-            <w:proofErr w:type="spellEnd"/>
-            <w:r>
-              <w:rPr>
-                <w:rFonts w:ascii="BRH Devanagari Extra" w:hAnsi="BRH Devanagari Extra" w:cs="BRH Devanagari Extra"/>
-                <w:color w:val="000000"/>
-                <w:sz w:val="40"/>
-                <w:szCs w:val="40"/>
-              </w:rPr>
-              <w:t xml:space="preserve"> | </w:t>
-            </w:r>
-            <w:proofErr w:type="spellStart"/>
-            <w:r>
-              <w:rPr>
-                <w:rFonts w:ascii="BRH Devanagari Extra" w:hAnsi="BRH Devanagari Extra" w:cs="BRH Devanagari Extra"/>
-                <w:color w:val="000000"/>
-                <w:sz w:val="40"/>
-                <w:szCs w:val="40"/>
-              </w:rPr>
-              <w:t>uÉxiÉÉå</w:t>
+            <w:r>
+              <w:rPr>
+                <w:rFonts w:ascii="BRH Devanagari Extra" w:hAnsi="BRH Devanagari Extra" w:cs="BRH Devanagari Extra"/>
+                <w:color w:val="000000"/>
+                <w:sz w:val="40"/>
+                <w:szCs w:val="40"/>
+              </w:rPr>
+              <w:t>wÉÉ uÉxiÉÉåÿÈ | uÉxiÉÉå</w:t>
             </w:r>
             <w:r>
               <w:rPr>
@@ -12324,18 +10506,7 @@
                 <w:szCs w:val="40"/>
                 <w:highlight w:val="green"/>
               </w:rPr>
-              <w:t>Uçþ</w:t>
-            </w:r>
-            <w:proofErr w:type="spellEnd"/>
-            <w:r>
-              <w:rPr>
-                <w:rFonts w:ascii="BRH Devanagari Extra" w:hAnsi="BRH Devanagari Extra" w:cs="BRH Devanagari Extra"/>
-                <w:color w:val="000000"/>
-                <w:sz w:val="40"/>
-                <w:szCs w:val="40"/>
-                <w:highlight w:val="green"/>
-              </w:rPr>
-              <w:t>.</w:t>
+              <w:t>Uçþ.</w:t>
             </w:r>
             <w:r>
               <w:rPr>
@@ -12355,25 +10526,14 @@
               </w:rPr>
               <w:t>–</w:t>
             </w:r>
-            <w:proofErr w:type="spellStart"/>
-            <w:r>
-              <w:rPr>
-                <w:rFonts w:ascii="BRH Devanagari Extra" w:hAnsi="BRH Devanagari Extra" w:cs="BRH Devanagari Extra"/>
-                <w:color w:val="000000"/>
-                <w:sz w:val="40"/>
-                <w:szCs w:val="40"/>
-              </w:rPr>
-              <w:t>ÌuÉwqÉþiÉÏ</w:t>
-            </w:r>
-            <w:proofErr w:type="spellEnd"/>
-            <w:r>
-              <w:rPr>
-                <w:rFonts w:ascii="BRH Devanagari Extra" w:hAnsi="BRH Devanagari Extra" w:cs="BRH Devanagari Extra"/>
-                <w:color w:val="000000"/>
-                <w:sz w:val="40"/>
-                <w:szCs w:val="40"/>
-              </w:rPr>
-              <w:t xml:space="preserve"> |</w:t>
+            <w:r>
+              <w:rPr>
+                <w:rFonts w:ascii="BRH Devanagari Extra" w:hAnsi="BRH Devanagari Extra" w:cs="BRH Devanagari Extra"/>
+                <w:color w:val="000000"/>
+                <w:sz w:val="40"/>
+                <w:szCs w:val="40"/>
+              </w:rPr>
+              <w:t>ÌuÉwqÉþiÉÏ |</w:t>
             </w:r>
           </w:p>
         </w:tc>
@@ -12506,7 +10666,6 @@
                 <w:szCs w:val="40"/>
               </w:rPr>
             </w:pPr>
-            <w:proofErr w:type="spellStart"/>
             <w:r>
               <w:rPr>
                 <w:rFonts w:ascii="BRH Devanagari Extra" w:hAnsi="BRH Devanagari Extra" w:cs="BRH Devanagari Extra"/>
@@ -12526,17 +10685,15 @@
               </w:rPr>
               <w:t>¤É</w:t>
             </w:r>
-            <w:proofErr w:type="spellEnd"/>
-            <w:r>
-              <w:rPr>
-                <w:rFonts w:ascii="BRH Malayalam Extra" w:hAnsi="BRH Malayalam Extra" w:cs="BRH Devanagari Extra"/>
-                <w:color w:val="000000"/>
-                <w:sz w:val="30"/>
-                <w:szCs w:val="40"/>
-              </w:rPr>
-              <w:t>–</w:t>
-            </w:r>
-            <w:proofErr w:type="spellStart"/>
+            <w:r>
+              <w:rPr>
+                <w:rFonts w:ascii="BRH Malayalam Extra" w:hAnsi="BRH Malayalam Extra" w:cs="BRH Devanagari Extra"/>
+                <w:color w:val="000000"/>
+                <w:sz w:val="30"/>
+                <w:szCs w:val="40"/>
+              </w:rPr>
+              <w:t>–</w:t>
+            </w:r>
             <w:r>
               <w:rPr>
                 <w:rFonts w:ascii="BRH Devanagari Extra" w:hAnsi="BRH Devanagari Extra" w:cs="BRH Devanagari Extra"/>
@@ -12546,7 +10703,6 @@
               </w:rPr>
               <w:t>SØzÉÉå</w:t>
             </w:r>
-            <w:proofErr w:type="spellEnd"/>
             <w:r>
               <w:rPr>
                 <w:rFonts w:ascii="BRH Malayalam Extra" w:hAnsi="BRH Malayalam Extra" w:cs="BRH Devanagari Extra"/>
@@ -12617,7 +10773,6 @@
               </w:rPr>
               <w:t>–</w:t>
             </w:r>
-            <w:proofErr w:type="spellStart"/>
             <w:r>
               <w:rPr>
                 <w:rFonts w:ascii="BRH Devanagari Extra" w:hAnsi="BRH Devanagari Extra" w:cs="BRH Devanagari Extra"/>
@@ -12627,84 +10782,23 @@
               </w:rPr>
               <w:t>SØzÉ</w:t>
             </w:r>
-            <w:proofErr w:type="spellEnd"/>
-            <w:r>
-              <w:rPr>
-                <w:rFonts w:ascii="BRH Malayalam Extra" w:hAnsi="BRH Malayalam Extra" w:cs="BRH Devanagari Extra"/>
-                <w:color w:val="000000"/>
-                <w:sz w:val="30"/>
-                <w:szCs w:val="40"/>
-              </w:rPr>
-              <w:t>–</w:t>
-            </w:r>
-            <w:r>
-              <w:rPr>
-                <w:rFonts w:ascii="BRH Devanagari Extra" w:hAnsi="BRH Devanagari Extra" w:cs="BRH Devanagari Extra"/>
-                <w:color w:val="000000"/>
-                <w:sz w:val="40"/>
-                <w:szCs w:val="40"/>
-              </w:rPr>
-              <w:t xml:space="preserve"> </w:t>
-            </w:r>
-            <w:proofErr w:type="spellStart"/>
-            <w:r>
-              <w:rPr>
-                <w:rFonts w:ascii="BRH Devanagari Extra" w:hAnsi="BRH Devanagari Extra" w:cs="BRH Devanagari Extra"/>
-                <w:color w:val="000000"/>
-                <w:sz w:val="40"/>
-                <w:szCs w:val="40"/>
-              </w:rPr>
-              <w:t>CÌiÉþ</w:t>
-            </w:r>
-            <w:proofErr w:type="spellEnd"/>
-            <w:r>
-              <w:rPr>
-                <w:rFonts w:ascii="BRH Devanagari Extra" w:hAnsi="BRH Devanagari Extra" w:cs="BRH Devanagari Extra"/>
-                <w:color w:val="000000"/>
-                <w:sz w:val="40"/>
-                <w:szCs w:val="40"/>
-              </w:rPr>
-              <w:t xml:space="preserve"> </w:t>
-            </w:r>
-            <w:proofErr w:type="spellStart"/>
-            <w:r>
-              <w:rPr>
-                <w:rFonts w:ascii="BRH Devanagari Extra" w:hAnsi="BRH Devanagari Extra" w:cs="BRH Devanagari Extra"/>
-                <w:color w:val="000000"/>
-                <w:sz w:val="40"/>
-                <w:szCs w:val="40"/>
-              </w:rPr>
-              <w:t>rÉ¤É</w:t>
-            </w:r>
-            <w:proofErr w:type="spellEnd"/>
-            <w:r>
-              <w:rPr>
-                <w:rFonts w:ascii="BRH Devanagari Extra" w:hAnsi="BRH Devanagari Extra" w:cs="BRH Devanagari Extra"/>
-                <w:color w:val="000000"/>
-                <w:sz w:val="40"/>
-                <w:szCs w:val="40"/>
-              </w:rPr>
-              <w:t xml:space="preserve"> - </w:t>
-            </w:r>
-            <w:proofErr w:type="spellStart"/>
-            <w:r>
-              <w:rPr>
-                <w:rFonts w:ascii="BRH Devanagari Extra" w:hAnsi="BRH Devanagari Extra" w:cs="BRH Devanagari Extra"/>
-                <w:color w:val="000000"/>
-                <w:sz w:val="40"/>
-                <w:szCs w:val="40"/>
-              </w:rPr>
-              <w:t>SØzÉþÈ</w:t>
-            </w:r>
-            <w:proofErr w:type="spellEnd"/>
-            <w:r>
-              <w:rPr>
-                <w:rFonts w:ascii="BRH Devanagari Extra" w:hAnsi="BRH Devanagari Extra" w:cs="BRH Devanagari Extra"/>
-                <w:color w:val="000000"/>
-                <w:sz w:val="40"/>
-                <w:szCs w:val="40"/>
-              </w:rPr>
-              <w:t xml:space="preserve"> |</w:t>
+            <w:r>
+              <w:rPr>
+                <w:rFonts w:ascii="BRH Malayalam Extra" w:hAnsi="BRH Malayalam Extra" w:cs="BRH Devanagari Extra"/>
+                <w:color w:val="000000"/>
+                <w:sz w:val="30"/>
+                <w:szCs w:val="40"/>
+              </w:rPr>
+              <w:t>–</w:t>
+            </w:r>
+            <w:r>
+              <w:rPr>
+                <w:rFonts w:ascii="BRH Devanagari Extra" w:hAnsi="BRH Devanagari Extra" w:cs="BRH Devanagari Extra"/>
+                <w:color w:val="000000"/>
+                <w:sz w:val="40"/>
+                <w:szCs w:val="40"/>
+              </w:rPr>
+              <w:t xml:space="preserve"> CÌiÉþ rÉ¤É - SØzÉþÈ |</w:t>
             </w:r>
           </w:p>
         </w:tc>
@@ -12764,7 +10858,6 @@
               </w:rPr>
               <w:t>–</w:t>
             </w:r>
-            <w:proofErr w:type="spellStart"/>
             <w:r>
               <w:rPr>
                 <w:rFonts w:ascii="BRH Devanagari Extra" w:hAnsi="BRH Devanagari Extra" w:cs="BRH Devanagari Extra"/>
@@ -12774,7 +10867,6 @@
               </w:rPr>
               <w:t>SØzÉÉå</w:t>
             </w:r>
-            <w:proofErr w:type="spellEnd"/>
             <w:r>
               <w:rPr>
                 <w:rFonts w:ascii="BRH Malayalam Extra" w:hAnsi="BRH Malayalam Extra" w:cs="BRH Devanagari Extra"/>
@@ -12841,7 +10933,6 @@
               </w:rPr>
               <w:t>–</w:t>
             </w:r>
-            <w:proofErr w:type="spellStart"/>
             <w:r>
               <w:rPr>
                 <w:rFonts w:ascii="BRH Devanagari Extra" w:hAnsi="BRH Devanagari Extra" w:cs="BRH Devanagari Extra"/>
@@ -12851,84 +10942,23 @@
               </w:rPr>
               <w:t>SØzÉ</w:t>
             </w:r>
-            <w:proofErr w:type="spellEnd"/>
-            <w:r>
-              <w:rPr>
-                <w:rFonts w:ascii="BRH Malayalam Extra" w:hAnsi="BRH Malayalam Extra" w:cs="BRH Devanagari Extra"/>
-                <w:color w:val="000000"/>
-                <w:sz w:val="30"/>
-                <w:szCs w:val="40"/>
-              </w:rPr>
-              <w:t>–</w:t>
-            </w:r>
-            <w:r>
-              <w:rPr>
-                <w:rFonts w:ascii="BRH Devanagari Extra" w:hAnsi="BRH Devanagari Extra" w:cs="BRH Devanagari Extra"/>
-                <w:color w:val="000000"/>
-                <w:sz w:val="40"/>
-                <w:szCs w:val="40"/>
-              </w:rPr>
-              <w:t xml:space="preserve"> </w:t>
-            </w:r>
-            <w:proofErr w:type="spellStart"/>
-            <w:r>
-              <w:rPr>
-                <w:rFonts w:ascii="BRH Devanagari Extra" w:hAnsi="BRH Devanagari Extra" w:cs="BRH Devanagari Extra"/>
-                <w:color w:val="000000"/>
-                <w:sz w:val="40"/>
-                <w:szCs w:val="40"/>
-              </w:rPr>
-              <w:t>CÌiÉþ</w:t>
-            </w:r>
-            <w:proofErr w:type="spellEnd"/>
-            <w:r>
-              <w:rPr>
-                <w:rFonts w:ascii="BRH Devanagari Extra" w:hAnsi="BRH Devanagari Extra" w:cs="BRH Devanagari Extra"/>
-                <w:color w:val="000000"/>
-                <w:sz w:val="40"/>
-                <w:szCs w:val="40"/>
-              </w:rPr>
-              <w:t xml:space="preserve"> </w:t>
-            </w:r>
-            <w:proofErr w:type="spellStart"/>
-            <w:r>
-              <w:rPr>
-                <w:rFonts w:ascii="BRH Devanagari Extra" w:hAnsi="BRH Devanagari Extra" w:cs="BRH Devanagari Extra"/>
-                <w:color w:val="000000"/>
-                <w:sz w:val="40"/>
-                <w:szCs w:val="40"/>
-              </w:rPr>
-              <w:t>rÉ¤É</w:t>
-            </w:r>
-            <w:proofErr w:type="spellEnd"/>
-            <w:r>
-              <w:rPr>
-                <w:rFonts w:ascii="BRH Devanagari Extra" w:hAnsi="BRH Devanagari Extra" w:cs="BRH Devanagari Extra"/>
-                <w:color w:val="000000"/>
-                <w:sz w:val="40"/>
-                <w:szCs w:val="40"/>
-              </w:rPr>
-              <w:t xml:space="preserve"> - </w:t>
-            </w:r>
-            <w:proofErr w:type="spellStart"/>
-            <w:r>
-              <w:rPr>
-                <w:rFonts w:ascii="BRH Devanagari Extra" w:hAnsi="BRH Devanagari Extra" w:cs="BRH Devanagari Extra"/>
-                <w:color w:val="000000"/>
-                <w:sz w:val="40"/>
-                <w:szCs w:val="40"/>
-              </w:rPr>
-              <w:t>SØzÉþÈ</w:t>
-            </w:r>
-            <w:proofErr w:type="spellEnd"/>
-            <w:r>
-              <w:rPr>
-                <w:rFonts w:ascii="BRH Devanagari Extra" w:hAnsi="BRH Devanagari Extra" w:cs="BRH Devanagari Extra"/>
-                <w:color w:val="000000"/>
-                <w:sz w:val="40"/>
-                <w:szCs w:val="40"/>
-              </w:rPr>
-              <w:t xml:space="preserve"> |</w:t>
+            <w:r>
+              <w:rPr>
+                <w:rFonts w:ascii="BRH Malayalam Extra" w:hAnsi="BRH Malayalam Extra" w:cs="BRH Devanagari Extra"/>
+                <w:color w:val="000000"/>
+                <w:sz w:val="30"/>
+                <w:szCs w:val="40"/>
+              </w:rPr>
+              <w:t>–</w:t>
+            </w:r>
+            <w:r>
+              <w:rPr>
+                <w:rFonts w:ascii="BRH Devanagari Extra" w:hAnsi="BRH Devanagari Extra" w:cs="BRH Devanagari Extra"/>
+                <w:color w:val="000000"/>
+                <w:sz w:val="40"/>
+                <w:szCs w:val="40"/>
+              </w:rPr>
+              <w:t xml:space="preserve"> CÌiÉþ rÉ¤É - SØzÉþÈ |</w:t>
             </w:r>
           </w:p>
         </w:tc>
@@ -13062,47 +11092,15 @@
                 <w:highlight w:val="yellow"/>
               </w:rPr>
             </w:pPr>
-            <w:proofErr w:type="spellStart"/>
-            <w:r>
-              <w:rPr>
-                <w:rFonts w:ascii="BRH Devanagari Extra" w:hAnsi="BRH Devanagari Extra" w:cs="BRH Devanagari Extra"/>
-                <w:color w:val="000000"/>
-                <w:sz w:val="40"/>
-                <w:szCs w:val="40"/>
-              </w:rPr>
-              <w:t>MåülÉþ</w:t>
-            </w:r>
-            <w:proofErr w:type="spellEnd"/>
-            <w:r>
-              <w:rPr>
-                <w:rFonts w:ascii="BRH Devanagari Extra" w:hAnsi="BRH Devanagari Extra" w:cs="BRH Devanagari Extra"/>
-                <w:color w:val="000000"/>
-                <w:sz w:val="40"/>
-                <w:szCs w:val="40"/>
-              </w:rPr>
-              <w:t xml:space="preserve"> </w:t>
-            </w:r>
-            <w:proofErr w:type="spellStart"/>
-            <w:r>
-              <w:rPr>
-                <w:rFonts w:ascii="BRH Devanagari Extra" w:hAnsi="BRH Devanagari Extra" w:cs="BRH Devanagari Extra"/>
-                <w:color w:val="000000"/>
-                <w:sz w:val="40"/>
-                <w:szCs w:val="40"/>
-              </w:rPr>
-              <w:t>ÍcÉiÉç</w:t>
-            </w:r>
-            <w:proofErr w:type="spellEnd"/>
-            <w:r>
-              <w:rPr>
-                <w:rFonts w:ascii="BRH Devanagari Extra" w:hAnsi="BRH Devanagari Extra" w:cs="BRH Devanagari Extra"/>
-                <w:color w:val="000000"/>
-                <w:sz w:val="40"/>
-                <w:szCs w:val="40"/>
-              </w:rPr>
-              <w:t xml:space="preserve"> | </w:t>
-            </w:r>
-            <w:proofErr w:type="spellStart"/>
+            <w:r>
+              <w:rPr>
+                <w:rFonts w:ascii="BRH Devanagari Extra" w:hAnsi="BRH Devanagari Extra" w:cs="BRH Devanagari Extra"/>
+                <w:color w:val="000000"/>
+                <w:sz w:val="40"/>
+                <w:szCs w:val="40"/>
+              </w:rPr>
+              <w:t xml:space="preserve">MåülÉþ ÍcÉiÉç | </w:t>
+            </w:r>
             <w:r>
               <w:rPr>
                 <w:rFonts w:ascii="BRH Devanagari Extra" w:hAnsi="BRH Devanagari Extra" w:cs="BRH Devanagari Extra"/>
@@ -13120,46 +11118,25 @@
                 <w:sz w:val="40"/>
                 <w:szCs w:val="40"/>
               </w:rPr>
-              <w:t>iÉç</w:t>
-            </w:r>
-            <w:proofErr w:type="spellEnd"/>
-            <w:r>
-              <w:rPr>
-                <w:rFonts w:ascii="BRH Devanagari Extra" w:hAnsi="BRH Devanagari Extra" w:cs="BRH Devanagari Extra"/>
-                <w:color w:val="000000"/>
-                <w:sz w:val="40"/>
-                <w:szCs w:val="40"/>
-              </w:rPr>
-              <w:t xml:space="preserve"> mÉ</w:t>
-            </w:r>
-            <w:r>
-              <w:rPr>
-                <w:rFonts w:ascii="BRH Malayalam Extra" w:hAnsi="BRH Malayalam Extra" w:cs="BRH Devanagari Extra"/>
-                <w:color w:val="000000"/>
-                <w:sz w:val="30"/>
-                <w:szCs w:val="40"/>
-              </w:rPr>
-              <w:t>–</w:t>
-            </w:r>
-            <w:proofErr w:type="spellStart"/>
-            <w:r>
-              <w:rPr>
-                <w:rFonts w:ascii="BRH Devanagari Extra" w:hAnsi="BRH Devanagari Extra" w:cs="BRH Devanagari Extra"/>
-                <w:color w:val="000000"/>
-                <w:sz w:val="40"/>
-                <w:szCs w:val="40"/>
-              </w:rPr>
-              <w:t>jÉÉ</w:t>
-            </w:r>
-            <w:proofErr w:type="spellEnd"/>
-            <w:r>
-              <w:rPr>
-                <w:rFonts w:ascii="BRH Devanagari Extra" w:hAnsi="BRH Devanagari Extra" w:cs="BRH Devanagari Extra"/>
-                <w:color w:val="000000"/>
-                <w:sz w:val="40"/>
-                <w:szCs w:val="40"/>
-              </w:rPr>
-              <w:t xml:space="preserve"> |</w:t>
+              <w:t>iÉç mÉ</w:t>
+            </w:r>
+            <w:r>
+              <w:rPr>
+                <w:rFonts w:ascii="BRH Malayalam Extra" w:hAnsi="BRH Malayalam Extra" w:cs="BRH Devanagari Extra"/>
+                <w:color w:val="000000"/>
+                <w:sz w:val="30"/>
+                <w:szCs w:val="40"/>
+              </w:rPr>
+              <w:t>–</w:t>
+            </w:r>
+            <w:r>
+              <w:rPr>
+                <w:rFonts w:ascii="BRH Devanagari Extra" w:hAnsi="BRH Devanagari Extra" w:cs="BRH Devanagari Extra"/>
+                <w:color w:val="000000"/>
+                <w:sz w:val="40"/>
+                <w:szCs w:val="40"/>
+              </w:rPr>
+              <w:t>jÉÉ |</w:t>
             </w:r>
           </w:p>
         </w:tc>
@@ -13182,45 +11159,14 @@
                 <w:highlight w:val="green"/>
               </w:rPr>
             </w:pPr>
-            <w:proofErr w:type="spellStart"/>
-            <w:r>
-              <w:rPr>
-                <w:rFonts w:ascii="BRH Devanagari Extra" w:hAnsi="BRH Devanagari Extra" w:cs="BRH Devanagari Extra"/>
-                <w:color w:val="000000"/>
-                <w:sz w:val="40"/>
-                <w:szCs w:val="40"/>
-              </w:rPr>
-              <w:t>MåülÉþ</w:t>
-            </w:r>
-            <w:proofErr w:type="spellEnd"/>
-            <w:r>
-              <w:rPr>
-                <w:rFonts w:ascii="BRH Devanagari Extra" w:hAnsi="BRH Devanagari Extra" w:cs="BRH Devanagari Extra"/>
-                <w:color w:val="000000"/>
-                <w:sz w:val="40"/>
-                <w:szCs w:val="40"/>
-              </w:rPr>
-              <w:t xml:space="preserve"> </w:t>
-            </w:r>
-            <w:proofErr w:type="spellStart"/>
-            <w:r>
-              <w:rPr>
-                <w:rFonts w:ascii="BRH Devanagari Extra" w:hAnsi="BRH Devanagari Extra" w:cs="BRH Devanagari Extra"/>
-                <w:color w:val="000000"/>
-                <w:sz w:val="40"/>
-                <w:szCs w:val="40"/>
-              </w:rPr>
-              <w:t>ÍcÉiÉç</w:t>
-            </w:r>
-            <w:proofErr w:type="spellEnd"/>
-            <w:r>
-              <w:rPr>
-                <w:rFonts w:ascii="BRH Devanagari Extra" w:hAnsi="BRH Devanagari Extra" w:cs="BRH Devanagari Extra"/>
-                <w:color w:val="000000"/>
-                <w:sz w:val="40"/>
-                <w:szCs w:val="40"/>
-              </w:rPr>
-              <w:t xml:space="preserve"> | </w:t>
+            <w:r>
+              <w:rPr>
+                <w:rFonts w:ascii="BRH Devanagari Extra" w:hAnsi="BRH Devanagari Extra" w:cs="BRH Devanagari Extra"/>
+                <w:color w:val="000000"/>
+                <w:sz w:val="40"/>
+                <w:szCs w:val="40"/>
+              </w:rPr>
+              <w:t xml:space="preserve">MåülÉþ ÍcÉiÉç | </w:t>
             </w:r>
             <w:r>
               <w:rPr>
@@ -13259,25 +11205,14 @@
               </w:rPr>
               <w:t>–</w:t>
             </w:r>
-            <w:proofErr w:type="spellStart"/>
-            <w:r>
-              <w:rPr>
-                <w:rFonts w:ascii="BRH Devanagari Extra" w:hAnsi="BRH Devanagari Extra" w:cs="BRH Devanagari Extra"/>
-                <w:color w:val="000000"/>
-                <w:sz w:val="40"/>
-                <w:szCs w:val="40"/>
-              </w:rPr>
-              <w:t>jÉÉ</w:t>
-            </w:r>
-            <w:proofErr w:type="spellEnd"/>
-            <w:r>
-              <w:rPr>
-                <w:rFonts w:ascii="BRH Devanagari Extra" w:hAnsi="BRH Devanagari Extra" w:cs="BRH Devanagari Extra"/>
-                <w:color w:val="000000"/>
-                <w:sz w:val="40"/>
-                <w:szCs w:val="40"/>
-              </w:rPr>
-              <w:t xml:space="preserve"> |</w:t>
+            <w:r>
+              <w:rPr>
+                <w:rFonts w:ascii="BRH Devanagari Extra" w:hAnsi="BRH Devanagari Extra" w:cs="BRH Devanagari Extra"/>
+                <w:color w:val="000000"/>
+                <w:sz w:val="40"/>
+                <w:szCs w:val="40"/>
+              </w:rPr>
+              <w:t>jÉÉ |</w:t>
             </w:r>
           </w:p>
         </w:tc>
@@ -13410,35 +11345,14 @@
                 <w:szCs w:val="40"/>
               </w:rPr>
             </w:pPr>
-            <w:proofErr w:type="spellStart"/>
-            <w:r>
-              <w:rPr>
-                <w:rFonts w:ascii="BRH Devanagari Extra" w:hAnsi="BRH Devanagari Extra" w:cs="BRH Devanagari Extra"/>
-                <w:color w:val="000000"/>
-                <w:sz w:val="40"/>
-                <w:szCs w:val="40"/>
-              </w:rPr>
-              <w:t>mÉUÏlSìÿqÉç</w:t>
-            </w:r>
-            <w:proofErr w:type="spellEnd"/>
-            <w:r>
-              <w:rPr>
-                <w:rFonts w:ascii="BRH Devanagari Extra" w:hAnsi="BRH Devanagari Extra" w:cs="BRH Devanagari Extra"/>
-                <w:color w:val="000000"/>
-                <w:sz w:val="40"/>
-                <w:szCs w:val="40"/>
-              </w:rPr>
-              <w:t xml:space="preserve"> | </w:t>
-            </w:r>
-            <w:proofErr w:type="spellStart"/>
-            <w:r>
-              <w:rPr>
-                <w:rFonts w:ascii="BRH Devanagari Extra" w:hAnsi="BRH Devanagari Extra" w:cs="BRH Devanagari Extra"/>
-                <w:color w:val="000000"/>
-                <w:sz w:val="40"/>
-                <w:szCs w:val="40"/>
-              </w:rPr>
-              <w:t>C</w:t>
+            <w:r>
+              <w:rPr>
+                <w:rFonts w:ascii="BRH Devanagari Extra" w:hAnsi="BRH Devanagari Extra" w:cs="BRH Devanagari Extra"/>
+                <w:color w:val="000000"/>
+                <w:sz w:val="40"/>
+                <w:szCs w:val="40"/>
+              </w:rPr>
+              <w:t>mÉUÏlSìÿqÉç | C</w:t>
             </w:r>
             <w:r>
               <w:rPr>
@@ -13459,44 +11373,23 @@
               </w:rPr>
               <w:t>ì</w:t>
             </w:r>
-            <w:proofErr w:type="spellEnd"/>
-            <w:r>
-              <w:rPr>
-                <w:rFonts w:ascii="BRH Malayalam Extra" w:hAnsi="BRH Malayalam Extra" w:cs="BRH Devanagari Extra"/>
-                <w:color w:val="000000"/>
-                <w:sz w:val="30"/>
-                <w:szCs w:val="40"/>
-              </w:rPr>
-              <w:t>–</w:t>
-            </w:r>
-            <w:r>
-              <w:rPr>
-                <w:rFonts w:ascii="BRH Devanagari Extra" w:hAnsi="BRH Devanagari Extra" w:cs="BRH Devanagari Extra"/>
-                <w:color w:val="000000"/>
-                <w:sz w:val="40"/>
-                <w:szCs w:val="40"/>
-              </w:rPr>
-              <w:t xml:space="preserve"> </w:t>
-            </w:r>
-            <w:proofErr w:type="spellStart"/>
-            <w:r>
-              <w:rPr>
-                <w:rFonts w:ascii="BRH Devanagari Extra" w:hAnsi="BRH Devanagari Extra" w:cs="BRH Devanagari Extra"/>
-                <w:color w:val="000000"/>
-                <w:sz w:val="40"/>
-                <w:szCs w:val="40"/>
-              </w:rPr>
-              <w:t>lÉUþÈ</w:t>
-            </w:r>
-            <w:proofErr w:type="spellEnd"/>
-            <w:r>
-              <w:rPr>
-                <w:rFonts w:ascii="BRH Devanagari Extra" w:hAnsi="BRH Devanagari Extra" w:cs="BRH Devanagari Extra"/>
-                <w:color w:val="000000"/>
-                <w:sz w:val="40"/>
-                <w:szCs w:val="40"/>
-              </w:rPr>
-              <w:t xml:space="preserve"> |</w:t>
+            <w:r>
+              <w:rPr>
+                <w:rFonts w:ascii="BRH Malayalam Extra" w:hAnsi="BRH Malayalam Extra" w:cs="BRH Devanagari Extra"/>
+                <w:color w:val="000000"/>
+                <w:sz w:val="30"/>
+                <w:szCs w:val="40"/>
+              </w:rPr>
+              <w:t>–</w:t>
+            </w:r>
+            <w:r>
+              <w:rPr>
+                <w:rFonts w:ascii="BRH Devanagari Extra" w:hAnsi="BRH Devanagari Extra" w:cs="BRH Devanagari Extra"/>
+                <w:color w:val="000000"/>
+                <w:sz w:val="40"/>
+                <w:szCs w:val="40"/>
+              </w:rPr>
+              <w:t xml:space="preserve"> lÉUþÈ |</w:t>
             </w:r>
           </w:p>
         </w:tc>
@@ -13518,35 +11411,14 @@
                 <w:szCs w:val="40"/>
               </w:rPr>
             </w:pPr>
-            <w:proofErr w:type="spellStart"/>
-            <w:r>
-              <w:rPr>
-                <w:rFonts w:ascii="BRH Devanagari Extra" w:hAnsi="BRH Devanagari Extra" w:cs="BRH Devanagari Extra"/>
-                <w:color w:val="000000"/>
-                <w:sz w:val="40"/>
-                <w:szCs w:val="40"/>
-              </w:rPr>
-              <w:t>mÉUÏlSìÿqÉç</w:t>
-            </w:r>
-            <w:proofErr w:type="spellEnd"/>
-            <w:r>
-              <w:rPr>
-                <w:rFonts w:ascii="BRH Devanagari Extra" w:hAnsi="BRH Devanagari Extra" w:cs="BRH Devanagari Extra"/>
-                <w:color w:val="000000"/>
-                <w:sz w:val="40"/>
-                <w:szCs w:val="40"/>
-              </w:rPr>
-              <w:t xml:space="preserve"> | </w:t>
-            </w:r>
-            <w:proofErr w:type="spellStart"/>
-            <w:r>
-              <w:rPr>
-                <w:rFonts w:ascii="BRH Devanagari Extra" w:hAnsi="BRH Devanagari Extra" w:cs="BRH Devanagari Extra"/>
-                <w:color w:val="000000"/>
-                <w:sz w:val="40"/>
-                <w:szCs w:val="40"/>
-              </w:rPr>
-              <w:t>C</w:t>
+            <w:r>
+              <w:rPr>
+                <w:rFonts w:ascii="BRH Devanagari Extra" w:hAnsi="BRH Devanagari Extra" w:cs="BRH Devanagari Extra"/>
+                <w:color w:val="000000"/>
+                <w:sz w:val="40"/>
+                <w:szCs w:val="40"/>
+              </w:rPr>
+              <w:t>mÉUÏlSìÿqÉç | C</w:t>
             </w:r>
             <w:r>
               <w:rPr>
@@ -13558,7 +11430,6 @@
               </w:rPr>
               <w:t>lSì</w:t>
             </w:r>
-            <w:proofErr w:type="spellEnd"/>
             <w:r>
               <w:rPr>
                 <w:rFonts w:ascii="BRH Malayalam Extra" w:hAnsi="BRH Malayalam Extra" w:cs="BRH Devanagari Extra"/>
@@ -13586,27 +11457,7 @@
                 <w:sz w:val="40"/>
                 <w:szCs w:val="40"/>
               </w:rPr>
-              <w:t xml:space="preserve"> </w:t>
-            </w:r>
-            <w:proofErr w:type="spellStart"/>
-            <w:r>
-              <w:rPr>
-                <w:rFonts w:ascii="BRH Devanagari Extra" w:hAnsi="BRH Devanagari Extra" w:cs="BRH Devanagari Extra"/>
-                <w:color w:val="000000"/>
-                <w:sz w:val="40"/>
-                <w:szCs w:val="40"/>
-              </w:rPr>
-              <w:t>lÉUþÈ</w:t>
-            </w:r>
-            <w:proofErr w:type="spellEnd"/>
-            <w:r>
-              <w:rPr>
-                <w:rFonts w:ascii="BRH Devanagari Extra" w:hAnsi="BRH Devanagari Extra" w:cs="BRH Devanagari Extra"/>
-                <w:color w:val="000000"/>
-                <w:sz w:val="40"/>
-                <w:szCs w:val="40"/>
-              </w:rPr>
-              <w:t xml:space="preserve"> |</w:t>
+              <w:t xml:space="preserve"> lÉUþÈ |</w:t>
             </w:r>
           </w:p>
         </w:tc>
@@ -13641,29 +11492,7 @@
           <w:lang w:val="en-IN" w:eastAsia="en-IN"/>
         </w:rPr>
         <w:lastRenderedPageBreak/>
-        <w:t>"</w:t>
-      </w:r>
-      <w:proofErr w:type="spellStart"/>
-      <w:r>
-        <w:rPr>
-          <w:rFonts w:ascii="BRH Devanagari" w:hAnsi="BRH Devanagari" w:cs="BRH Devanagari"/>
-          <w:color w:val="000000"/>
-          <w:sz w:val="40"/>
-          <w:szCs w:val="40"/>
-          <w:lang w:val="en-IN" w:eastAsia="en-IN"/>
-        </w:rPr>
-        <w:t>zlÉ</w:t>
-      </w:r>
-      <w:proofErr w:type="spellEnd"/>
-      <w:r>
-        <w:rPr>
-          <w:rFonts w:ascii="BRH Devanagari" w:hAnsi="BRH Devanagari" w:cs="BRH Devanagari"/>
-          <w:color w:val="000000"/>
-          <w:sz w:val="40"/>
-          <w:szCs w:val="40"/>
-          <w:lang w:val="en-IN" w:eastAsia="en-IN"/>
-        </w:rPr>
-        <w:t xml:space="preserve">" </w:t>
+        <w:t xml:space="preserve">"zlÉ" </w:t>
       </w:r>
       <w:r>
         <w:rPr>
@@ -13671,16 +11500,7 @@
           <w:bCs/>
           <w:sz w:val="32"/>
         </w:rPr>
-        <w:t xml:space="preserve">replaced </w:t>
-      </w:r>
-      <w:proofErr w:type="gramStart"/>
-      <w:r>
-        <w:rPr>
-          <w:b/>
-          <w:bCs/>
-          <w:sz w:val="32"/>
-        </w:rPr>
-        <w:t>with</w:t>
+        <w:t>replaced with</w:t>
       </w:r>
       <w:r>
         <w:rPr>
@@ -13702,8 +11522,6 @@
         </w:rPr>
         <w:t>"</w:t>
       </w:r>
-      <w:proofErr w:type="spellStart"/>
-      <w:proofErr w:type="gramEnd"/>
       <w:r>
         <w:rPr>
           <w:rFonts w:ascii="BRH Devanagari" w:hAnsi="BRH Devanagari" w:cs="BRH Devanagari"/>
@@ -13715,7 +11533,6 @@
         </w:rPr>
         <w:t>zgÉ</w:t>
       </w:r>
-      <w:proofErr w:type="spellEnd"/>
       <w:r>
         <w:rPr>
           <w:rFonts w:ascii="BRH Devanagari" w:hAnsi="BRH Devanagari" w:cs="BRH Devanagari"/>
@@ -14139,7 +11956,7 @@
 </file>
 
 <file path=word/endnotes.xml><?xml version="1.0" encoding="utf-8"?>
-<w:endnotes xmlns:wpc="http://schemas.microsoft.com/office/word/2010/wordprocessingCanvas" xmlns:cx="http://schemas.microsoft.com/office/drawing/2014/chartex" xmlns:cx1="http://schemas.microsoft.com/office/drawing/2015/9/8/chartex" xmlns:cx2="http://schemas.microsoft.com/office/drawing/2015/10/21/chartex" xmlns:cx3="http://schemas.microsoft.com/office/drawing/2016/5/9/chartex" xmlns:cx4="http://schemas.microsoft.com/office/drawing/2016/5/10/chartex" xmlns:cx5="http://schemas.microsoft.com/office/drawing/2016/5/11/chartex" xmlns:cx6="http://schemas.microsoft.com/office/drawing/2016/5/12/chartex" xmlns:cx7="http://schemas.microsoft.com/office/drawing/2016/5/13/chartex" xmlns:cx8="http://schemas.microsoft.com/office/drawing/2016/5/14/chartex" xmlns:mc="http://schemas.openxmlformats.org/markup-compatibility/2006" xmlns:aink="http://schemas.microsoft.com/office/drawing/2016/ink" xmlns:am3d="http://schemas.microsoft.com/office/drawing/2017/model3d" xmlns:o="urn:schemas-microsoft-com:office:office" xmlns:oel="http://schemas.microsoft.com/office/2019/extlst" xmlns:r="http://schemas.openxmlformats.org/officeDocument/2006/relationships" xmlns:m="http://schemas.openxmlformats.org/officeDocument/2006/math" xmlns:v="urn:schemas-microsoft-com:vml" xmlns:wp14="http://schemas.microsoft.com/office/word/2010/wordprocessingDrawing" xmlns:wp="http://schemas.openxmlformats.org/drawingml/2006/wordprocessingDrawing" xmlns:w10="urn:schemas-microsoft-com:office:word" xmlns:w="http://schemas.openxmlformats.org/wordprocessingml/2006/main" xmlns:w14="http://schemas.microsoft.com/office/word/2010/wordml" xmlns:w15="http://schemas.microsoft.com/office/word/2012/wordml" xmlns:w16cei="http://schemas.microsoft.com/office/word/2026/wordml/cei" xmlns:w16cex="http://schemas.microsoft.com/office/word/2018/wordml/cex" xmlns:w16cid="http://schemas.microsoft.com/office/word/2016/wordml/cid" xmlns:w16="http://schemas.microsoft.com/office/word/2018/wordml" xmlns:w16du="http://schemas.microsoft.com/office/word/2023/wordml/word16du" xmlns:w16sdtdh="http://schemas.microsoft.com/office/word/2020/wordml/sdtdatahash" xmlns:w16sdtfl="http://schemas.microsoft.com/office/word/2024/wordml/sdtformatlock" xmlns:w16se="http://schemas.microsoft.com/office/word/2015/wordml/symex" xmlns:wpg="http://schemas.microsoft.com/office/word/2010/wordprocessingGroup" xmlns:wpi="http://schemas.microsoft.com/office/word/2010/wordprocessingInk" xmlns:wne="http://schemas.microsoft.com/office/word/2006/wordml" xmlns:wps="http://schemas.microsoft.com/office/word/2010/wordprocessingShape" mc:Ignorable="w14 w15 w16se w16cid w16 w16cex w16sdtdh w16sdtfl w16du wp14">
+<w:endnotes xmlns:wpc="http://schemas.microsoft.com/office/word/2010/wordprocessingCanvas" xmlns:cx="http://schemas.microsoft.com/office/drawing/2014/chartex" xmlns:cx1="http://schemas.microsoft.com/office/drawing/2015/9/8/chartex" xmlns:cx2="http://schemas.microsoft.com/office/drawing/2015/10/21/chartex" xmlns:cx3="http://schemas.microsoft.com/office/drawing/2016/5/9/chartex" xmlns:cx4="http://schemas.microsoft.com/office/drawing/2016/5/10/chartex" xmlns:cx5="http://schemas.microsoft.com/office/drawing/2016/5/11/chartex" xmlns:cx6="http://schemas.microsoft.com/office/drawing/2016/5/12/chartex" xmlns:cx7="http://schemas.microsoft.com/office/drawing/2016/5/13/chartex" xmlns:cx8="http://schemas.microsoft.com/office/drawing/2016/5/14/chartex" xmlns:mc="http://schemas.openxmlformats.org/markup-compatibility/2006" xmlns:aink="http://schemas.microsoft.com/office/drawing/2016/ink" xmlns:am3d="http://schemas.microsoft.com/office/drawing/2017/model3d" xmlns:o="urn:schemas-microsoft-com:office:office" xmlns:oel="http://schemas.microsoft.com/office/2019/extlst" xmlns:r="http://schemas.openxmlformats.org/officeDocument/2006/relationships" xmlns:m="http://schemas.openxmlformats.org/officeDocument/2006/math" xmlns:v="urn:schemas-microsoft-com:vml" xmlns:wp14="http://schemas.microsoft.com/office/word/2010/wordprocessingDrawing" xmlns:wp="http://schemas.openxmlformats.org/drawingml/2006/wordprocessingDrawing" xmlns:w10="urn:schemas-microsoft-com:office:word" xmlns:w="http://schemas.openxmlformats.org/wordprocessingml/2006/main" xmlns:w14="http://schemas.microsoft.com/office/word/2010/wordml" xmlns:w15="http://schemas.microsoft.com/office/word/2012/wordml" xmlns:w16cex="http://schemas.microsoft.com/office/word/2018/wordml/cex" xmlns:w16cid="http://schemas.microsoft.com/office/word/2016/wordml/cid" xmlns:w16="http://schemas.microsoft.com/office/word/2018/wordml" xmlns:w16du="http://schemas.microsoft.com/office/word/2023/wordml/word16du" xmlns:w16sdtdh="http://schemas.microsoft.com/office/word/2020/wordml/sdtdatahash" xmlns:w16sdtfl="http://schemas.microsoft.com/office/word/2024/wordml/sdtformatlock" xmlns:w16se="http://schemas.microsoft.com/office/word/2015/wordml/symex" xmlns:wpg="http://schemas.microsoft.com/office/word/2010/wordprocessingGroup" xmlns:wpi="http://schemas.microsoft.com/office/word/2010/wordprocessingInk" xmlns:wne="http://schemas.microsoft.com/office/word/2006/wordml" xmlns:wps="http://schemas.microsoft.com/office/word/2010/wordprocessingShape" mc:Ignorable="w14 w15 w16se w16cid w16 w16cex w16sdtdh w16sdtfl w16du wp14">
   <w:endnote w:type="separator" w:id="-1">
     <w:p>
       <w:pPr>
@@ -14164,7 +11981,7 @@
 </file>
 
 <file path=word/footer1.xml><?xml version="1.0" encoding="utf-8"?>
-<w:ftr xmlns:wpc="http://schemas.microsoft.com/office/word/2010/wordprocessingCanvas" xmlns:cx="http://schemas.microsoft.com/office/drawing/2014/chartex" xmlns:cx1="http://schemas.microsoft.com/office/drawing/2015/9/8/chartex" xmlns:cx2="http://schemas.microsoft.com/office/drawing/2015/10/21/chartex" xmlns:cx3="http://schemas.microsoft.com/office/drawing/2016/5/9/chartex" xmlns:cx4="http://schemas.microsoft.com/office/drawing/2016/5/10/chartex" xmlns:cx5="http://schemas.microsoft.com/office/drawing/2016/5/11/chartex" xmlns:cx6="http://schemas.microsoft.com/office/drawing/2016/5/12/chartex" xmlns:cx7="http://schemas.microsoft.com/office/drawing/2016/5/13/chartex" xmlns:cx8="http://schemas.microsoft.com/office/drawing/2016/5/14/chartex" xmlns:mc="http://schemas.openxmlformats.org/markup-compatibility/2006" xmlns:aink="http://schemas.microsoft.com/office/drawing/2016/ink" xmlns:am3d="http://schemas.microsoft.com/office/drawing/2017/model3d" xmlns:o="urn:schemas-microsoft-com:office:office" xmlns:oel="http://schemas.microsoft.com/office/2019/extlst" xmlns:r="http://schemas.openxmlformats.org/officeDocument/2006/relationships" xmlns:m="http://schemas.openxmlformats.org/officeDocument/2006/math" xmlns:v="urn:schemas-microsoft-com:vml" xmlns:wp14="http://schemas.microsoft.com/office/word/2010/wordprocessingDrawing" xmlns:wp="http://schemas.openxmlformats.org/drawingml/2006/wordprocessingDrawing" xmlns:w10="urn:schemas-microsoft-com:office:word" xmlns:w="http://schemas.openxmlformats.org/wordprocessingml/2006/main" xmlns:w14="http://schemas.microsoft.com/office/word/2010/wordml" xmlns:w15="http://schemas.microsoft.com/office/word/2012/wordml" xmlns:w16cei="http://schemas.microsoft.com/office/word/2026/wordml/cei" xmlns:w16cex="http://schemas.microsoft.com/office/word/2018/wordml/cex" xmlns:w16cid="http://schemas.microsoft.com/office/word/2016/wordml/cid" xmlns:w16="http://schemas.microsoft.com/office/word/2018/wordml" xmlns:w16du="http://schemas.microsoft.com/office/word/2023/wordml/word16du" xmlns:w16sdtdh="http://schemas.microsoft.com/office/word/2020/wordml/sdtdatahash" xmlns:w16sdtfl="http://schemas.microsoft.com/office/word/2024/wordml/sdtformatlock" xmlns:w16se="http://schemas.microsoft.com/office/word/2015/wordml/symex" xmlns:wpg="http://schemas.microsoft.com/office/word/2010/wordprocessingGroup" xmlns:wpi="http://schemas.microsoft.com/office/word/2010/wordprocessingInk" xmlns:wne="http://schemas.microsoft.com/office/word/2006/wordml" xmlns:wps="http://schemas.microsoft.com/office/word/2010/wordprocessingShape" mc:Ignorable="w14 w15 w16se w16cid w16 w16cex w16sdtdh w16sdtfl w16du wp14">
+<w:ftr xmlns:wpc="http://schemas.microsoft.com/office/word/2010/wordprocessingCanvas" xmlns:cx="http://schemas.microsoft.com/office/drawing/2014/chartex" xmlns:cx1="http://schemas.microsoft.com/office/drawing/2015/9/8/chartex" xmlns:cx2="http://schemas.microsoft.com/office/drawing/2015/10/21/chartex" xmlns:cx3="http://schemas.microsoft.com/office/drawing/2016/5/9/chartex" xmlns:cx4="http://schemas.microsoft.com/office/drawing/2016/5/10/chartex" xmlns:cx5="http://schemas.microsoft.com/office/drawing/2016/5/11/chartex" xmlns:cx6="http://schemas.microsoft.com/office/drawing/2016/5/12/chartex" xmlns:cx7="http://schemas.microsoft.com/office/drawing/2016/5/13/chartex" xmlns:cx8="http://schemas.microsoft.com/office/drawing/2016/5/14/chartex" xmlns:mc="http://schemas.openxmlformats.org/markup-compatibility/2006" xmlns:aink="http://schemas.microsoft.com/office/drawing/2016/ink" xmlns:am3d="http://schemas.microsoft.com/office/drawing/2017/model3d" xmlns:o="urn:schemas-microsoft-com:office:office" xmlns:oel="http://schemas.microsoft.com/office/2019/extlst" xmlns:r="http://schemas.openxmlformats.org/officeDocument/2006/relationships" xmlns:m="http://schemas.openxmlformats.org/officeDocument/2006/math" xmlns:v="urn:schemas-microsoft-com:vml" xmlns:wp14="http://schemas.microsoft.com/office/word/2010/wordprocessingDrawing" xmlns:wp="http://schemas.openxmlformats.org/drawingml/2006/wordprocessingDrawing" xmlns:w10="urn:schemas-microsoft-com:office:word" xmlns:w="http://schemas.openxmlformats.org/wordprocessingml/2006/main" xmlns:w14="http://schemas.microsoft.com/office/word/2010/wordml" xmlns:w15="http://schemas.microsoft.com/office/word/2012/wordml" xmlns:w16cex="http://schemas.microsoft.com/office/word/2018/wordml/cex" xmlns:w16cid="http://schemas.microsoft.com/office/word/2016/wordml/cid" xmlns:w16="http://schemas.microsoft.com/office/word/2018/wordml" xmlns:w16du="http://schemas.microsoft.com/office/word/2023/wordml/word16du" xmlns:w16sdtdh="http://schemas.microsoft.com/office/word/2020/wordml/sdtdatahash" xmlns:w16sdtfl="http://schemas.microsoft.com/office/word/2024/wordml/sdtformatlock" xmlns:w16se="http://schemas.microsoft.com/office/word/2015/wordml/symex" xmlns:wpg="http://schemas.microsoft.com/office/word/2010/wordprocessingGroup" xmlns:wpi="http://schemas.microsoft.com/office/word/2010/wordprocessingInk" xmlns:wne="http://schemas.microsoft.com/office/word/2006/wordml" xmlns:wps="http://schemas.microsoft.com/office/word/2010/wordprocessingShape" mc:Ignorable="w14 w15 w16se w16cid w16 w16cex w16sdtdh w16sdtfl w16du wp14">
   <w:p>
     <w:pPr>
       <w:pBdr>
@@ -14370,7 +12187,7 @@
 </file>
 
 <file path=word/footer2.xml><?xml version="1.0" encoding="utf-8"?>
-<w:ftr xmlns:wpc="http://schemas.microsoft.com/office/word/2010/wordprocessingCanvas" xmlns:cx="http://schemas.microsoft.com/office/drawing/2014/chartex" xmlns:cx1="http://schemas.microsoft.com/office/drawing/2015/9/8/chartex" xmlns:cx2="http://schemas.microsoft.com/office/drawing/2015/10/21/chartex" xmlns:cx3="http://schemas.microsoft.com/office/drawing/2016/5/9/chartex" xmlns:cx4="http://schemas.microsoft.com/office/drawing/2016/5/10/chartex" xmlns:cx5="http://schemas.microsoft.com/office/drawing/2016/5/11/chartex" xmlns:cx6="http://schemas.microsoft.com/office/drawing/2016/5/12/chartex" xmlns:cx7="http://schemas.microsoft.com/office/drawing/2016/5/13/chartex" xmlns:cx8="http://schemas.microsoft.com/office/drawing/2016/5/14/chartex" xmlns:mc="http://schemas.openxmlformats.org/markup-compatibility/2006" xmlns:aink="http://schemas.microsoft.com/office/drawing/2016/ink" xmlns:am3d="http://schemas.microsoft.com/office/drawing/2017/model3d" xmlns:o="urn:schemas-microsoft-com:office:office" xmlns:oel="http://schemas.microsoft.com/office/2019/extlst" xmlns:r="http://schemas.openxmlformats.org/officeDocument/2006/relationships" xmlns:m="http://schemas.openxmlformats.org/officeDocument/2006/math" xmlns:v="urn:schemas-microsoft-com:vml" xmlns:wp14="http://schemas.microsoft.com/office/word/2010/wordprocessingDrawing" xmlns:wp="http://schemas.openxmlformats.org/drawingml/2006/wordprocessingDrawing" xmlns:w10="urn:schemas-microsoft-com:office:word" xmlns:w="http://schemas.openxmlformats.org/wordprocessingml/2006/main" xmlns:w14="http://schemas.microsoft.com/office/word/2010/wordml" xmlns:w15="http://schemas.microsoft.com/office/word/2012/wordml" xmlns:w16cei="http://schemas.microsoft.com/office/word/2026/wordml/cei" xmlns:w16cex="http://schemas.microsoft.com/office/word/2018/wordml/cex" xmlns:w16cid="http://schemas.microsoft.com/office/word/2016/wordml/cid" xmlns:w16="http://schemas.microsoft.com/office/word/2018/wordml" xmlns:w16du="http://schemas.microsoft.com/office/word/2023/wordml/word16du" xmlns:w16sdtdh="http://schemas.microsoft.com/office/word/2020/wordml/sdtdatahash" xmlns:w16sdtfl="http://schemas.microsoft.com/office/word/2024/wordml/sdtformatlock" xmlns:w16se="http://schemas.microsoft.com/office/word/2015/wordml/symex" xmlns:wpg="http://schemas.microsoft.com/office/word/2010/wordprocessingGroup" xmlns:wpi="http://schemas.microsoft.com/office/word/2010/wordprocessingInk" xmlns:wne="http://schemas.microsoft.com/office/word/2006/wordml" xmlns:wps="http://schemas.microsoft.com/office/word/2010/wordprocessingShape" mc:Ignorable="w14 w15 w16se w16cid w16 w16cex w16sdtdh w16sdtfl w16du wp14">
+<w:ftr xmlns:wpc="http://schemas.microsoft.com/office/word/2010/wordprocessingCanvas" xmlns:cx="http://schemas.microsoft.com/office/drawing/2014/chartex" xmlns:cx1="http://schemas.microsoft.com/office/drawing/2015/9/8/chartex" xmlns:cx2="http://schemas.microsoft.com/office/drawing/2015/10/21/chartex" xmlns:cx3="http://schemas.microsoft.com/office/drawing/2016/5/9/chartex" xmlns:cx4="http://schemas.microsoft.com/office/drawing/2016/5/10/chartex" xmlns:cx5="http://schemas.microsoft.com/office/drawing/2016/5/11/chartex" xmlns:cx6="http://schemas.microsoft.com/office/drawing/2016/5/12/chartex" xmlns:cx7="http://schemas.microsoft.com/office/drawing/2016/5/13/chartex" xmlns:cx8="http://schemas.microsoft.com/office/drawing/2016/5/14/chartex" xmlns:mc="http://schemas.openxmlformats.org/markup-compatibility/2006" xmlns:aink="http://schemas.microsoft.com/office/drawing/2016/ink" xmlns:am3d="http://schemas.microsoft.com/office/drawing/2017/model3d" xmlns:o="urn:schemas-microsoft-com:office:office" xmlns:oel="http://schemas.microsoft.com/office/2019/extlst" xmlns:r="http://schemas.openxmlformats.org/officeDocument/2006/relationships" xmlns:m="http://schemas.openxmlformats.org/officeDocument/2006/math" xmlns:v="urn:schemas-microsoft-com:vml" xmlns:wp14="http://schemas.microsoft.com/office/word/2010/wordprocessingDrawing" xmlns:wp="http://schemas.openxmlformats.org/drawingml/2006/wordprocessingDrawing" xmlns:w10="urn:schemas-microsoft-com:office:word" xmlns:w="http://schemas.openxmlformats.org/wordprocessingml/2006/main" xmlns:w14="http://schemas.microsoft.com/office/word/2010/wordml" xmlns:w15="http://schemas.microsoft.com/office/word/2012/wordml" xmlns:w16cex="http://schemas.microsoft.com/office/word/2018/wordml/cex" xmlns:w16cid="http://schemas.microsoft.com/office/word/2016/wordml/cid" xmlns:w16="http://schemas.microsoft.com/office/word/2018/wordml" xmlns:w16du="http://schemas.microsoft.com/office/word/2023/wordml/word16du" xmlns:w16sdtdh="http://schemas.microsoft.com/office/word/2020/wordml/sdtdatahash" xmlns:w16sdtfl="http://schemas.microsoft.com/office/word/2024/wordml/sdtformatlock" xmlns:w16se="http://schemas.microsoft.com/office/word/2015/wordml/symex" xmlns:wpg="http://schemas.microsoft.com/office/word/2010/wordprocessingGroup" xmlns:wpi="http://schemas.microsoft.com/office/word/2010/wordprocessingInk" xmlns:wne="http://schemas.microsoft.com/office/word/2006/wordml" xmlns:wps="http://schemas.microsoft.com/office/word/2010/wordprocessingShape" mc:Ignorable="w14 w15 w16se w16cid w16 w16cex w16sdtdh w16sdtfl w16du wp14">
   <w:p>
     <w:pPr>
       <w:pBdr>
@@ -14573,7 +12390,7 @@
 </file>
 
 <file path=word/footer3.xml><?xml version="1.0" encoding="utf-8"?>
-<w:ftr xmlns:wpc="http://schemas.microsoft.com/office/word/2010/wordprocessingCanvas" xmlns:cx="http://schemas.microsoft.com/office/drawing/2014/chartex" xmlns:cx1="http://schemas.microsoft.com/office/drawing/2015/9/8/chartex" xmlns:cx2="http://schemas.microsoft.com/office/drawing/2015/10/21/chartex" xmlns:cx3="http://schemas.microsoft.com/office/drawing/2016/5/9/chartex" xmlns:cx4="http://schemas.microsoft.com/office/drawing/2016/5/10/chartex" xmlns:cx5="http://schemas.microsoft.com/office/drawing/2016/5/11/chartex" xmlns:cx6="http://schemas.microsoft.com/office/drawing/2016/5/12/chartex" xmlns:cx7="http://schemas.microsoft.com/office/drawing/2016/5/13/chartex" xmlns:cx8="http://schemas.microsoft.com/office/drawing/2016/5/14/chartex" xmlns:mc="http://schemas.openxmlformats.org/markup-compatibility/2006" xmlns:aink="http://schemas.microsoft.com/office/drawing/2016/ink" xmlns:am3d="http://schemas.microsoft.com/office/drawing/2017/model3d" xmlns:o="urn:schemas-microsoft-com:office:office" xmlns:oel="http://schemas.microsoft.com/office/2019/extlst" xmlns:r="http://schemas.openxmlformats.org/officeDocument/2006/relationships" xmlns:m="http://schemas.openxmlformats.org/officeDocument/2006/math" xmlns:v="urn:schemas-microsoft-com:vml" xmlns:wp14="http://schemas.microsoft.com/office/word/2010/wordprocessingDrawing" xmlns:wp="http://schemas.openxmlformats.org/drawingml/2006/wordprocessingDrawing" xmlns:w10="urn:schemas-microsoft-com:office:word" xmlns:w="http://schemas.openxmlformats.org/wordprocessingml/2006/main" xmlns:w14="http://schemas.microsoft.com/office/word/2010/wordml" xmlns:w15="http://schemas.microsoft.com/office/word/2012/wordml" xmlns:w16cei="http://schemas.microsoft.com/office/word/2026/wordml/cei" xmlns:w16cex="http://schemas.microsoft.com/office/word/2018/wordml/cex" xmlns:w16cid="http://schemas.microsoft.com/office/word/2016/wordml/cid" xmlns:w16="http://schemas.microsoft.com/office/word/2018/wordml" xmlns:w16du="http://schemas.microsoft.com/office/word/2023/wordml/word16du" xmlns:w16sdtdh="http://schemas.microsoft.com/office/word/2020/wordml/sdtdatahash" xmlns:w16sdtfl="http://schemas.microsoft.com/office/word/2024/wordml/sdtformatlock" xmlns:w16se="http://schemas.microsoft.com/office/word/2015/wordml/symex" xmlns:wpg="http://schemas.microsoft.com/office/word/2010/wordprocessingGroup" xmlns:wpi="http://schemas.microsoft.com/office/word/2010/wordprocessingInk" xmlns:wne="http://schemas.microsoft.com/office/word/2006/wordml" xmlns:wps="http://schemas.microsoft.com/office/word/2010/wordprocessingShape" mc:Ignorable="w14 w15 w16se w16cid w16 w16cex w16sdtdh w16sdtfl w16du wp14">
+<w:ftr xmlns:wpc="http://schemas.microsoft.com/office/word/2010/wordprocessingCanvas" xmlns:cx="http://schemas.microsoft.com/office/drawing/2014/chartex" xmlns:cx1="http://schemas.microsoft.com/office/drawing/2015/9/8/chartex" xmlns:cx2="http://schemas.microsoft.com/office/drawing/2015/10/21/chartex" xmlns:cx3="http://schemas.microsoft.com/office/drawing/2016/5/9/chartex" xmlns:cx4="http://schemas.microsoft.com/office/drawing/2016/5/10/chartex" xmlns:cx5="http://schemas.microsoft.com/office/drawing/2016/5/11/chartex" xmlns:cx6="http://schemas.microsoft.com/office/drawing/2016/5/12/chartex" xmlns:cx7="http://schemas.microsoft.com/office/drawing/2016/5/13/chartex" xmlns:cx8="http://schemas.microsoft.com/office/drawing/2016/5/14/chartex" xmlns:mc="http://schemas.openxmlformats.org/markup-compatibility/2006" xmlns:aink="http://schemas.microsoft.com/office/drawing/2016/ink" xmlns:am3d="http://schemas.microsoft.com/office/drawing/2017/model3d" xmlns:o="urn:schemas-microsoft-com:office:office" xmlns:oel="http://schemas.microsoft.com/office/2019/extlst" xmlns:r="http://schemas.openxmlformats.org/officeDocument/2006/relationships" xmlns:m="http://schemas.openxmlformats.org/officeDocument/2006/math" xmlns:v="urn:schemas-microsoft-com:vml" xmlns:wp14="http://schemas.microsoft.com/office/word/2010/wordprocessingDrawing" xmlns:wp="http://schemas.openxmlformats.org/drawingml/2006/wordprocessingDrawing" xmlns:w10="urn:schemas-microsoft-com:office:word" xmlns:w="http://schemas.openxmlformats.org/wordprocessingml/2006/main" xmlns:w14="http://schemas.microsoft.com/office/word/2010/wordml" xmlns:w15="http://schemas.microsoft.com/office/word/2012/wordml" xmlns:w16cex="http://schemas.microsoft.com/office/word/2018/wordml/cex" xmlns:w16cid="http://schemas.microsoft.com/office/word/2016/wordml/cid" xmlns:w16="http://schemas.microsoft.com/office/word/2018/wordml" xmlns:w16du="http://schemas.microsoft.com/office/word/2023/wordml/word16du" xmlns:w16sdtdh="http://schemas.microsoft.com/office/word/2020/wordml/sdtdatahash" xmlns:w16sdtfl="http://schemas.microsoft.com/office/word/2024/wordml/sdtformatlock" xmlns:w16se="http://schemas.microsoft.com/office/word/2015/wordml/symex" xmlns:wpg="http://schemas.microsoft.com/office/word/2010/wordprocessingGroup" xmlns:wpi="http://schemas.microsoft.com/office/word/2010/wordprocessingInk" xmlns:wne="http://schemas.microsoft.com/office/word/2006/wordml" xmlns:wps="http://schemas.microsoft.com/office/word/2010/wordprocessingShape" mc:Ignorable="w14 w15 w16se w16cid w16 w16cex w16sdtdh w16sdtfl w16du wp14">
   <w:p>
     <w:pPr>
       <w:pStyle w:val="Footer"/>
@@ -14583,7 +12400,7 @@
 </file>
 
 <file path=word/footnotes.xml><?xml version="1.0" encoding="utf-8"?>
-<w:footnotes xmlns:wpc="http://schemas.microsoft.com/office/word/2010/wordprocessingCanvas" xmlns:cx="http://schemas.microsoft.com/office/drawing/2014/chartex" xmlns:cx1="http://schemas.microsoft.com/office/drawing/2015/9/8/chartex" xmlns:cx2="http://schemas.microsoft.com/office/drawing/2015/10/21/chartex" xmlns:cx3="http://schemas.microsoft.com/office/drawing/2016/5/9/chartex" xmlns:cx4="http://schemas.microsoft.com/office/drawing/2016/5/10/chartex" xmlns:cx5="http://schemas.microsoft.com/office/drawing/2016/5/11/chartex" xmlns:cx6="http://schemas.microsoft.com/office/drawing/2016/5/12/chartex" xmlns:cx7="http://schemas.microsoft.com/office/drawing/2016/5/13/chartex" xmlns:cx8="http://schemas.microsoft.com/office/drawing/2016/5/14/chartex" xmlns:mc="http://schemas.openxmlformats.org/markup-compatibility/2006" xmlns:aink="http://schemas.microsoft.com/office/drawing/2016/ink" xmlns:am3d="http://schemas.microsoft.com/office/drawing/2017/model3d" xmlns:o="urn:schemas-microsoft-com:office:office" xmlns:oel="http://schemas.microsoft.com/office/2019/extlst" xmlns:r="http://schemas.openxmlformats.org/officeDocument/2006/relationships" xmlns:m="http://schemas.openxmlformats.org/officeDocument/2006/math" xmlns:v="urn:schemas-microsoft-com:vml" xmlns:wp14="http://schemas.microsoft.com/office/word/2010/wordprocessingDrawing" xmlns:wp="http://schemas.openxmlformats.org/drawingml/2006/wordprocessingDrawing" xmlns:w10="urn:schemas-microsoft-com:office:word" xmlns:w="http://schemas.openxmlformats.org/wordprocessingml/2006/main" xmlns:w14="http://schemas.microsoft.com/office/word/2010/wordml" xmlns:w15="http://schemas.microsoft.com/office/word/2012/wordml" xmlns:w16cei="http://schemas.microsoft.com/office/word/2026/wordml/cei" xmlns:w16cex="http://schemas.microsoft.com/office/word/2018/wordml/cex" xmlns:w16cid="http://schemas.microsoft.com/office/word/2016/wordml/cid" xmlns:w16="http://schemas.microsoft.com/office/word/2018/wordml" xmlns:w16du="http://schemas.microsoft.com/office/word/2023/wordml/word16du" xmlns:w16sdtdh="http://schemas.microsoft.com/office/word/2020/wordml/sdtdatahash" xmlns:w16sdtfl="http://schemas.microsoft.com/office/word/2024/wordml/sdtformatlock" xmlns:w16se="http://schemas.microsoft.com/office/word/2015/wordml/symex" xmlns:wpg="http://schemas.microsoft.com/office/word/2010/wordprocessingGroup" xmlns:wpi="http://schemas.microsoft.com/office/word/2010/wordprocessingInk" xmlns:wne="http://schemas.microsoft.com/office/word/2006/wordml" xmlns:wps="http://schemas.microsoft.com/office/word/2010/wordprocessingShape" mc:Ignorable="w14 w15 w16se w16cid w16 w16cex w16sdtdh w16sdtfl w16du wp14">
+<w:footnotes xmlns:wpc="http://schemas.microsoft.com/office/word/2010/wordprocessingCanvas" xmlns:cx="http://schemas.microsoft.com/office/drawing/2014/chartex" xmlns:cx1="http://schemas.microsoft.com/office/drawing/2015/9/8/chartex" xmlns:cx2="http://schemas.microsoft.com/office/drawing/2015/10/21/chartex" xmlns:cx3="http://schemas.microsoft.com/office/drawing/2016/5/9/chartex" xmlns:cx4="http://schemas.microsoft.com/office/drawing/2016/5/10/chartex" xmlns:cx5="http://schemas.microsoft.com/office/drawing/2016/5/11/chartex" xmlns:cx6="http://schemas.microsoft.com/office/drawing/2016/5/12/chartex" xmlns:cx7="http://schemas.microsoft.com/office/drawing/2016/5/13/chartex" xmlns:cx8="http://schemas.microsoft.com/office/drawing/2016/5/14/chartex" xmlns:mc="http://schemas.openxmlformats.org/markup-compatibility/2006" xmlns:aink="http://schemas.microsoft.com/office/drawing/2016/ink" xmlns:am3d="http://schemas.microsoft.com/office/drawing/2017/model3d" xmlns:o="urn:schemas-microsoft-com:office:office" xmlns:oel="http://schemas.microsoft.com/office/2019/extlst" xmlns:r="http://schemas.openxmlformats.org/officeDocument/2006/relationships" xmlns:m="http://schemas.openxmlformats.org/officeDocument/2006/math" xmlns:v="urn:schemas-microsoft-com:vml" xmlns:wp14="http://schemas.microsoft.com/office/word/2010/wordprocessingDrawing" xmlns:wp="http://schemas.openxmlformats.org/drawingml/2006/wordprocessingDrawing" xmlns:w10="urn:schemas-microsoft-com:office:word" xmlns:w="http://schemas.openxmlformats.org/wordprocessingml/2006/main" xmlns:w14="http://schemas.microsoft.com/office/word/2010/wordml" xmlns:w15="http://schemas.microsoft.com/office/word/2012/wordml" xmlns:w16cex="http://schemas.microsoft.com/office/word/2018/wordml/cex" xmlns:w16cid="http://schemas.microsoft.com/office/word/2016/wordml/cid" xmlns:w16="http://schemas.microsoft.com/office/word/2018/wordml" xmlns:w16du="http://schemas.microsoft.com/office/word/2023/wordml/word16du" xmlns:w16sdtdh="http://schemas.microsoft.com/office/word/2020/wordml/sdtdatahash" xmlns:w16sdtfl="http://schemas.microsoft.com/office/word/2024/wordml/sdtformatlock" xmlns:w16se="http://schemas.microsoft.com/office/word/2015/wordml/symex" xmlns:wpg="http://schemas.microsoft.com/office/word/2010/wordprocessingGroup" xmlns:wpi="http://schemas.microsoft.com/office/word/2010/wordprocessingInk" xmlns:wne="http://schemas.microsoft.com/office/word/2006/wordml" xmlns:wps="http://schemas.microsoft.com/office/word/2010/wordprocessingShape" mc:Ignorable="w14 w15 w16se w16cid w16 w16cex w16sdtdh w16sdtfl w16du wp14">
   <w:footnote w:type="separator" w:id="-1">
     <w:p>
       <w:pPr>
@@ -14608,7 +12425,7 @@
 </file>
 
 <file path=word/header1.xml><?xml version="1.0" encoding="utf-8"?>
-<w:hdr xmlns:wpc="http://schemas.microsoft.com/office/word/2010/wordprocessingCanvas" xmlns:cx="http://schemas.microsoft.com/office/drawing/2014/chartex" xmlns:cx1="http://schemas.microsoft.com/office/drawing/2015/9/8/chartex" xmlns:cx2="http://schemas.microsoft.com/office/drawing/2015/10/21/chartex" xmlns:cx3="http://schemas.microsoft.com/office/drawing/2016/5/9/chartex" xmlns:cx4="http://schemas.microsoft.com/office/drawing/2016/5/10/chartex" xmlns:cx5="http://schemas.microsoft.com/office/drawing/2016/5/11/chartex" xmlns:cx6="http://schemas.microsoft.com/office/drawing/2016/5/12/chartex" xmlns:cx7="http://schemas.microsoft.com/office/drawing/2016/5/13/chartex" xmlns:cx8="http://schemas.microsoft.com/office/drawing/2016/5/14/chartex" xmlns:mc="http://schemas.openxmlformats.org/markup-compatibility/2006" xmlns:aink="http://schemas.microsoft.com/office/drawing/2016/ink" xmlns:am3d="http://schemas.microsoft.com/office/drawing/2017/model3d" xmlns:o="urn:schemas-microsoft-com:office:office" xmlns:oel="http://schemas.microsoft.com/office/2019/extlst" xmlns:r="http://schemas.openxmlformats.org/officeDocument/2006/relationships" xmlns:m="http://schemas.openxmlformats.org/officeDocument/2006/math" xmlns:v="urn:schemas-microsoft-com:vml" xmlns:wp14="http://schemas.microsoft.com/office/word/2010/wordprocessingDrawing" xmlns:wp="http://schemas.openxmlformats.org/drawingml/2006/wordprocessingDrawing" xmlns:w10="urn:schemas-microsoft-com:office:word" xmlns:w="http://schemas.openxmlformats.org/wordprocessingml/2006/main" xmlns:w14="http://schemas.microsoft.com/office/word/2010/wordml" xmlns:w15="http://schemas.microsoft.com/office/word/2012/wordml" xmlns:w16cei="http://schemas.microsoft.com/office/word/2026/wordml/cei" xmlns:w16cex="http://schemas.microsoft.com/office/word/2018/wordml/cex" xmlns:w16cid="http://schemas.microsoft.com/office/word/2016/wordml/cid" xmlns:w16="http://schemas.microsoft.com/office/word/2018/wordml" xmlns:w16du="http://schemas.microsoft.com/office/word/2023/wordml/word16du" xmlns:w16sdtdh="http://schemas.microsoft.com/office/word/2020/wordml/sdtdatahash" xmlns:w16sdtfl="http://schemas.microsoft.com/office/word/2024/wordml/sdtformatlock" xmlns:w16se="http://schemas.microsoft.com/office/word/2015/wordml/symex" xmlns:wpg="http://schemas.microsoft.com/office/word/2010/wordprocessingGroup" xmlns:wpi="http://schemas.microsoft.com/office/word/2010/wordprocessingInk" xmlns:wne="http://schemas.microsoft.com/office/word/2006/wordml" xmlns:wps="http://schemas.microsoft.com/office/word/2010/wordprocessingShape" mc:Ignorable="w14 w15 w16se w16cid w16 w16cex w16sdtdh w16sdtfl w16du wp14">
+<w:hdr xmlns:wpc="http://schemas.microsoft.com/office/word/2010/wordprocessingCanvas" xmlns:cx="http://schemas.microsoft.com/office/drawing/2014/chartex" xmlns:cx1="http://schemas.microsoft.com/office/drawing/2015/9/8/chartex" xmlns:cx2="http://schemas.microsoft.com/office/drawing/2015/10/21/chartex" xmlns:cx3="http://schemas.microsoft.com/office/drawing/2016/5/9/chartex" xmlns:cx4="http://schemas.microsoft.com/office/drawing/2016/5/10/chartex" xmlns:cx5="http://schemas.microsoft.com/office/drawing/2016/5/11/chartex" xmlns:cx6="http://schemas.microsoft.com/office/drawing/2016/5/12/chartex" xmlns:cx7="http://schemas.microsoft.com/office/drawing/2016/5/13/chartex" xmlns:cx8="http://schemas.microsoft.com/office/drawing/2016/5/14/chartex" xmlns:mc="http://schemas.openxmlformats.org/markup-compatibility/2006" xmlns:aink="http://schemas.microsoft.com/office/drawing/2016/ink" xmlns:am3d="http://schemas.microsoft.com/office/drawing/2017/model3d" xmlns:o="urn:schemas-microsoft-com:office:office" xmlns:oel="http://schemas.microsoft.com/office/2019/extlst" xmlns:r="http://schemas.openxmlformats.org/officeDocument/2006/relationships" xmlns:m="http://schemas.openxmlformats.org/officeDocument/2006/math" xmlns:v="urn:schemas-microsoft-com:vml" xmlns:wp14="http://schemas.microsoft.com/office/word/2010/wordprocessingDrawing" xmlns:wp="http://schemas.openxmlformats.org/drawingml/2006/wordprocessingDrawing" xmlns:w10="urn:schemas-microsoft-com:office:word" xmlns:w="http://schemas.openxmlformats.org/wordprocessingml/2006/main" xmlns:w14="http://schemas.microsoft.com/office/word/2010/wordml" xmlns:w15="http://schemas.microsoft.com/office/word/2012/wordml" xmlns:w16cex="http://schemas.microsoft.com/office/word/2018/wordml/cex" xmlns:w16cid="http://schemas.microsoft.com/office/word/2016/wordml/cid" xmlns:w16="http://schemas.microsoft.com/office/word/2018/wordml" xmlns:w16du="http://schemas.microsoft.com/office/word/2023/wordml/word16du" xmlns:w16sdtdh="http://schemas.microsoft.com/office/word/2020/wordml/sdtdatahash" xmlns:w16sdtfl="http://schemas.microsoft.com/office/word/2024/wordml/sdtformatlock" xmlns:w16se="http://schemas.microsoft.com/office/word/2015/wordml/symex" xmlns:wpg="http://schemas.microsoft.com/office/word/2010/wordprocessingGroup" xmlns:wpi="http://schemas.microsoft.com/office/word/2010/wordprocessingInk" xmlns:wne="http://schemas.microsoft.com/office/word/2006/wordml" xmlns:wps="http://schemas.microsoft.com/office/word/2010/wordprocessingShape" mc:Ignorable="w14 w15 w16se w16cid w16 w16cex w16sdtdh w16sdtfl w16du wp14">
   <w:p>
     <w:pPr>
       <w:pStyle w:val="Header"/>
@@ -14621,7 +12438,7 @@
 </file>
 
 <file path=word/header2.xml><?xml version="1.0" encoding="utf-8"?>
-<w:hdr xmlns:wpc="http://schemas.microsoft.com/office/word/2010/wordprocessingCanvas" xmlns:cx="http://schemas.microsoft.com/office/drawing/2014/chartex" xmlns:cx1="http://schemas.microsoft.com/office/drawing/2015/9/8/chartex" xmlns:cx2="http://schemas.microsoft.com/office/drawing/2015/10/21/chartex" xmlns:cx3="http://schemas.microsoft.com/office/drawing/2016/5/9/chartex" xmlns:cx4="http://schemas.microsoft.com/office/drawing/2016/5/10/chartex" xmlns:cx5="http://schemas.microsoft.com/office/drawing/2016/5/11/chartex" xmlns:cx6="http://schemas.microsoft.com/office/drawing/2016/5/12/chartex" xmlns:cx7="http://schemas.microsoft.com/office/drawing/2016/5/13/chartex" xmlns:cx8="http://schemas.microsoft.com/office/drawing/2016/5/14/chartex" xmlns:mc="http://schemas.openxmlformats.org/markup-compatibility/2006" xmlns:aink="http://schemas.microsoft.com/office/drawing/2016/ink" xmlns:am3d="http://schemas.microsoft.com/office/drawing/2017/model3d" xmlns:o="urn:schemas-microsoft-com:office:office" xmlns:oel="http://schemas.microsoft.com/office/2019/extlst" xmlns:r="http://schemas.openxmlformats.org/officeDocument/2006/relationships" xmlns:m="http://schemas.openxmlformats.org/officeDocument/2006/math" xmlns:v="urn:schemas-microsoft-com:vml" xmlns:wp14="http://schemas.microsoft.com/office/word/2010/wordprocessingDrawing" xmlns:wp="http://schemas.openxmlformats.org/drawingml/2006/wordprocessingDrawing" xmlns:w10="urn:schemas-microsoft-com:office:word" xmlns:w="http://schemas.openxmlformats.org/wordprocessingml/2006/main" xmlns:w14="http://schemas.microsoft.com/office/word/2010/wordml" xmlns:w15="http://schemas.microsoft.com/office/word/2012/wordml" xmlns:w16cei="http://schemas.microsoft.com/office/word/2026/wordml/cei" xmlns:w16cex="http://schemas.microsoft.com/office/word/2018/wordml/cex" xmlns:w16cid="http://schemas.microsoft.com/office/word/2016/wordml/cid" xmlns:w16="http://schemas.microsoft.com/office/word/2018/wordml" xmlns:w16du="http://schemas.microsoft.com/office/word/2023/wordml/word16du" xmlns:w16sdtdh="http://schemas.microsoft.com/office/word/2020/wordml/sdtdatahash" xmlns:w16sdtfl="http://schemas.microsoft.com/office/word/2024/wordml/sdtformatlock" xmlns:w16se="http://schemas.microsoft.com/office/word/2015/wordml/symex" xmlns:wpg="http://schemas.microsoft.com/office/word/2010/wordprocessingGroup" xmlns:wpi="http://schemas.microsoft.com/office/word/2010/wordprocessingInk" xmlns:wne="http://schemas.microsoft.com/office/word/2006/wordml" xmlns:wps="http://schemas.microsoft.com/office/word/2010/wordprocessingShape" mc:Ignorable="w14 w15 w16se w16cid w16 w16cex w16sdtdh w16sdtfl w16du wp14">
+<w:hdr xmlns:wpc="http://schemas.microsoft.com/office/word/2010/wordprocessingCanvas" xmlns:cx="http://schemas.microsoft.com/office/drawing/2014/chartex" xmlns:cx1="http://schemas.microsoft.com/office/drawing/2015/9/8/chartex" xmlns:cx2="http://schemas.microsoft.com/office/drawing/2015/10/21/chartex" xmlns:cx3="http://schemas.microsoft.com/office/drawing/2016/5/9/chartex" xmlns:cx4="http://schemas.microsoft.com/office/drawing/2016/5/10/chartex" xmlns:cx5="http://schemas.microsoft.com/office/drawing/2016/5/11/chartex" xmlns:cx6="http://schemas.microsoft.com/office/drawing/2016/5/12/chartex" xmlns:cx7="http://schemas.microsoft.com/office/drawing/2016/5/13/chartex" xmlns:cx8="http://schemas.microsoft.com/office/drawing/2016/5/14/chartex" xmlns:mc="http://schemas.openxmlformats.org/markup-compatibility/2006" xmlns:aink="http://schemas.microsoft.com/office/drawing/2016/ink" xmlns:am3d="http://schemas.microsoft.com/office/drawing/2017/model3d" xmlns:o="urn:schemas-microsoft-com:office:office" xmlns:oel="http://schemas.microsoft.com/office/2019/extlst" xmlns:r="http://schemas.openxmlformats.org/officeDocument/2006/relationships" xmlns:m="http://schemas.openxmlformats.org/officeDocument/2006/math" xmlns:v="urn:schemas-microsoft-com:vml" xmlns:wp14="http://schemas.microsoft.com/office/word/2010/wordprocessingDrawing" xmlns:wp="http://schemas.openxmlformats.org/drawingml/2006/wordprocessingDrawing" xmlns:w10="urn:schemas-microsoft-com:office:word" xmlns:w="http://schemas.openxmlformats.org/wordprocessingml/2006/main" xmlns:w14="http://schemas.microsoft.com/office/word/2010/wordml" xmlns:w15="http://schemas.microsoft.com/office/word/2012/wordml" xmlns:w16cex="http://schemas.microsoft.com/office/word/2018/wordml/cex" xmlns:w16cid="http://schemas.microsoft.com/office/word/2016/wordml/cid" xmlns:w16="http://schemas.microsoft.com/office/word/2018/wordml" xmlns:w16du="http://schemas.microsoft.com/office/word/2023/wordml/word16du" xmlns:w16sdtdh="http://schemas.microsoft.com/office/word/2020/wordml/sdtdatahash" xmlns:w16sdtfl="http://schemas.microsoft.com/office/word/2024/wordml/sdtformatlock" xmlns:w16se="http://schemas.microsoft.com/office/word/2015/wordml/symex" xmlns:wpg="http://schemas.microsoft.com/office/word/2010/wordprocessingGroup" xmlns:wpi="http://schemas.microsoft.com/office/word/2010/wordprocessingInk" xmlns:wne="http://schemas.microsoft.com/office/word/2006/wordml" xmlns:wps="http://schemas.microsoft.com/office/word/2010/wordprocessingShape" mc:Ignorable="w14 w15 w16se w16cid w16 w16cex w16sdtdh w16sdtfl w16du wp14">
   <w:p>
     <w:pPr>
       <w:pStyle w:val="Header"/>
@@ -14634,7 +12451,7 @@
 </file>
 
 <file path=word/header3.xml><?xml version="1.0" encoding="utf-8"?>
-<w:hdr xmlns:wpc="http://schemas.microsoft.com/office/word/2010/wordprocessingCanvas" xmlns:cx="http://schemas.microsoft.com/office/drawing/2014/chartex" xmlns:cx1="http://schemas.microsoft.com/office/drawing/2015/9/8/chartex" xmlns:cx2="http://schemas.microsoft.com/office/drawing/2015/10/21/chartex" xmlns:cx3="http://schemas.microsoft.com/office/drawing/2016/5/9/chartex" xmlns:cx4="http://schemas.microsoft.com/office/drawing/2016/5/10/chartex" xmlns:cx5="http://schemas.microsoft.com/office/drawing/2016/5/11/chartex" xmlns:cx6="http://schemas.microsoft.com/office/drawing/2016/5/12/chartex" xmlns:cx7="http://schemas.microsoft.com/office/drawing/2016/5/13/chartex" xmlns:cx8="http://schemas.microsoft.com/office/drawing/2016/5/14/chartex" xmlns:mc="http://schemas.openxmlformats.org/markup-compatibility/2006" xmlns:aink="http://schemas.microsoft.com/office/drawing/2016/ink" xmlns:am3d="http://schemas.microsoft.com/office/drawing/2017/model3d" xmlns:o="urn:schemas-microsoft-com:office:office" xmlns:oel="http://schemas.microsoft.com/office/2019/extlst" xmlns:r="http://schemas.openxmlformats.org/officeDocument/2006/relationships" xmlns:m="http://schemas.openxmlformats.org/officeDocument/2006/math" xmlns:v="urn:schemas-microsoft-com:vml" xmlns:wp14="http://schemas.microsoft.com/office/word/2010/wordprocessingDrawing" xmlns:wp="http://schemas.openxmlformats.org/drawingml/2006/wordprocessingDrawing" xmlns:w10="urn:schemas-microsoft-com:office:word" xmlns:w="http://schemas.openxmlformats.org/wordprocessingml/2006/main" xmlns:w14="http://schemas.microsoft.com/office/word/2010/wordml" xmlns:w15="http://schemas.microsoft.com/office/word/2012/wordml" xmlns:w16cei="http://schemas.microsoft.com/office/word/2026/wordml/cei" xmlns:w16cex="http://schemas.microsoft.com/office/word/2018/wordml/cex" xmlns:w16cid="http://schemas.microsoft.com/office/word/2016/wordml/cid" xmlns:w16="http://schemas.microsoft.com/office/word/2018/wordml" xmlns:w16du="http://schemas.microsoft.com/office/word/2023/wordml/word16du" xmlns:w16sdtdh="http://schemas.microsoft.com/office/word/2020/wordml/sdtdatahash" xmlns:w16sdtfl="http://schemas.microsoft.com/office/word/2024/wordml/sdtformatlock" xmlns:w16se="http://schemas.microsoft.com/office/word/2015/wordml/symex" xmlns:wpg="http://schemas.microsoft.com/office/word/2010/wordprocessingGroup" xmlns:wpi="http://schemas.microsoft.com/office/word/2010/wordprocessingInk" xmlns:wne="http://schemas.microsoft.com/office/word/2006/wordml" xmlns:wps="http://schemas.microsoft.com/office/word/2010/wordprocessingShape" mc:Ignorable="w14 w15 w16se w16cid w16 w16cex w16sdtdh w16sdtfl w16du wp14">
+<w:hdr xmlns:wpc="http://schemas.microsoft.com/office/word/2010/wordprocessingCanvas" xmlns:cx="http://schemas.microsoft.com/office/drawing/2014/chartex" xmlns:cx1="http://schemas.microsoft.com/office/drawing/2015/9/8/chartex" xmlns:cx2="http://schemas.microsoft.com/office/drawing/2015/10/21/chartex" xmlns:cx3="http://schemas.microsoft.com/office/drawing/2016/5/9/chartex" xmlns:cx4="http://schemas.microsoft.com/office/drawing/2016/5/10/chartex" xmlns:cx5="http://schemas.microsoft.com/office/drawing/2016/5/11/chartex" xmlns:cx6="http://schemas.microsoft.com/office/drawing/2016/5/12/chartex" xmlns:cx7="http://schemas.microsoft.com/office/drawing/2016/5/13/chartex" xmlns:cx8="http://schemas.microsoft.com/office/drawing/2016/5/14/chartex" xmlns:mc="http://schemas.openxmlformats.org/markup-compatibility/2006" xmlns:aink="http://schemas.microsoft.com/office/drawing/2016/ink" xmlns:am3d="http://schemas.microsoft.com/office/drawing/2017/model3d" xmlns:o="urn:schemas-microsoft-com:office:office" xmlns:oel="http://schemas.microsoft.com/office/2019/extlst" xmlns:r="http://schemas.openxmlformats.org/officeDocument/2006/relationships" xmlns:m="http://schemas.openxmlformats.org/officeDocument/2006/math" xmlns:v="urn:schemas-microsoft-com:vml" xmlns:wp14="http://schemas.microsoft.com/office/word/2010/wordprocessingDrawing" xmlns:wp="http://schemas.openxmlformats.org/drawingml/2006/wordprocessingDrawing" xmlns:w10="urn:schemas-microsoft-com:office:word" xmlns:w="http://schemas.openxmlformats.org/wordprocessingml/2006/main" xmlns:w14="http://schemas.microsoft.com/office/word/2010/wordml" xmlns:w15="http://schemas.microsoft.com/office/word/2012/wordml" xmlns:w16cex="http://schemas.microsoft.com/office/word/2018/wordml/cex" xmlns:w16cid="http://schemas.microsoft.com/office/word/2016/wordml/cid" xmlns:w16="http://schemas.microsoft.com/office/word/2018/wordml" xmlns:w16du="http://schemas.microsoft.com/office/word/2023/wordml/word16du" xmlns:w16sdtdh="http://schemas.microsoft.com/office/word/2020/wordml/sdtdatahash" xmlns:w16sdtfl="http://schemas.microsoft.com/office/word/2024/wordml/sdtformatlock" xmlns:w16se="http://schemas.microsoft.com/office/word/2015/wordml/symex" xmlns:wpg="http://schemas.microsoft.com/office/word/2010/wordprocessingGroup" xmlns:wpi="http://schemas.microsoft.com/office/word/2010/wordprocessingInk" xmlns:wne="http://schemas.microsoft.com/office/word/2006/wordml" xmlns:wps="http://schemas.microsoft.com/office/word/2010/wordprocessingShape" mc:Ignorable="w14 w15 w16se w16cid w16 w16cex w16sdtdh w16sdtfl w16du wp14">
   <w:p>
     <w:pPr>
       <w:pStyle w:val="Header"/>

--- a/TS-Kramam/TS-4.3/TS 4.3 Sanskrit Krama Paatam Corrections.docx
+++ b/TS-Kramam/TS-4.3/TS 4.3 Sanskrit Krama Paatam Corrections.docx
@@ -89,10 +89,9 @@
           <w:bCs/>
           <w:sz w:val="32"/>
           <w:szCs w:val="32"/>
-          <w:highlight w:val="red"/>
           <w:u w:val="single"/>
         </w:rPr>
-        <w:t>????</w:t>
+        <w:t>30th Sep 2026</w:t>
       </w:r>
     </w:p>
     <w:p>
@@ -1951,10 +1950,7 @@
           <w:lang w:val="it-IT"/>
         </w:rPr>
       </w:pPr>
-    </w:p>
-    <w:p>
-      <w:pPr>
-        <w:jc w:val="center"/>
+      <w:r>
         <w:rPr>
           <w:b/>
           <w:bCs/>
@@ -1963,7 +1959,8 @@
           <w:u w:val="single"/>
           <w:lang w:val="it-IT"/>
         </w:rPr>
-      </w:pPr>
+        <w:t>============</w:t>
+      </w:r>
     </w:p>
     <w:p>
       <w:pPr>
@@ -2023,6 +2020,7 @@
           <w:szCs w:val="32"/>
           <w:u w:val="single"/>
         </w:rPr>
+        <w:lastRenderedPageBreak/>
         <w:t xml:space="preserve">TS </w:t>
       </w:r>
       <w:r>
@@ -3680,6 +3678,7 @@
           <w:szCs w:val="32"/>
           <w:u w:val="single"/>
         </w:rPr>
+        <w:lastRenderedPageBreak/>
         <w:t xml:space="preserve">TS </w:t>
       </w:r>
       <w:r>
